--- a/Batch-1 Menu Driven Calculator.docx
+++ b/Batch-1 Menu Driven Calculator.docx
@@ -7578,8 +7578,71 @@
     </w:p>
     <w:p>
       <w:pPr>
-        <w:jc w:val="left"/>
-      </w:pPr>
+        <w:jc w:val="center"/>
+      </w:pPr>
+      <w:r>
+        <w:rPr>
+          <w:noProof/>
+        </w:rPr>
+        <w:lastRenderedPageBreak/>
+        <w:drawing>
+          <wp:inline distT="0" distB="0" distL="0" distR="0" wp14:anchorId="217622D1" wp14:editId="56A0BC99">
+            <wp:extent cx="5907778" cy="6388100"/>
+            <wp:effectExtent l="0" t="0" r="0" b="0"/>
+            <wp:docPr id="680553348" name="Graphic 3"/>
+            <wp:cNvGraphicFramePr>
+              <a:graphicFrameLocks xmlns:a="http://schemas.openxmlformats.org/drawingml/2006/main" noChangeAspect="1"/>
+            </wp:cNvGraphicFramePr>
+            <a:graphic xmlns:a="http://schemas.openxmlformats.org/drawingml/2006/main">
+              <a:graphicData uri="http://schemas.openxmlformats.org/drawingml/2006/picture">
+                <pic:pic xmlns:pic="http://schemas.openxmlformats.org/drawingml/2006/picture">
+                  <pic:nvPicPr>
+                    <pic:cNvPr id="680553348" name=""/>
+                    <pic:cNvPicPr/>
+                  </pic:nvPicPr>
+                  <pic:blipFill>
+                    <a:blip r:embed="rId10">
+                      <a:extLst>
+                        <a:ext uri="{96DAC541-7B7A-43D3-8B79-37D633B846F1}">
+                          <asvg:svgBlip xmlns:asvg="http://schemas.microsoft.com/office/drawing/2016/SVG/main" r:embed="rId11"/>
+                        </a:ext>
+                      </a:extLst>
+                    </a:blip>
+                    <a:stretch>
+                      <a:fillRect/>
+                    </a:stretch>
+                  </pic:blipFill>
+                  <pic:spPr>
+                    <a:xfrm>
+                      <a:off x="0" y="0"/>
+                      <a:ext cx="5907778" cy="6388100"/>
+                    </a:xfrm>
+                    <a:prstGeom prst="rect">
+                      <a:avLst/>
+                    </a:prstGeom>
+                  </pic:spPr>
+                </pic:pic>
+              </a:graphicData>
+            </a:graphic>
+          </wp:inline>
+        </w:drawing>
+      </w:r>
+    </w:p>
+    <w:p>
+      <w:pPr>
+        <w:spacing w:before="100" w:after="80"/>
+        <w:rPr>
+          <w:b/>
+          <w:sz w:val="22"/>
+        </w:rPr>
+      </w:pPr>
+      <w:r>
+        <w:rPr>
+          <w:b/>
+          <w:sz w:val="22"/>
+        </w:rPr>
+        <w:t>Fig. 1.4.1: Flowchart of the CAL-GEN menu-driven calculator</w:t>
+      </w:r>
     </w:p>
     <w:p>
       <w:pPr>
@@ -7777,12 +7840,29 @@
     <w:p>
       <w:pPr>
         <w:pStyle w:val="Code0"/>
-        <w:ind w:firstLine="0"/>
-      </w:pPr>
-      <w:r>
+        <w:shd w:val="clear" w:color="auto" w:fill="F2F2F2"/>
+        <w:spacing w:after="0" w:line="240" w:lineRule="auto"/>
+        <w:ind w:left="0" w:firstLine="0"/>
+        <w:rPr>
+          <w:rFonts w:ascii="Consolas" w:hAnsi="Consolas"/>
+          <w:color w:val="000000"/>
+          <w:sz w:val="19"/>
+        </w:rPr>
+      </w:pPr>
+      <w:r>
+        <w:rPr>
+          <w:rFonts w:ascii="Consolas" w:hAnsi="Consolas"/>
+          <w:color w:val="000000"/>
+          <w:sz w:val="19"/>
+        </w:rPr>
         <w:t xml:space="preserve">            </w:t>
       </w:r>
       <w:r>
+        <w:rPr>
+          <w:rFonts w:ascii="Consolas" w:hAnsi="Consolas"/>
+          <w:color w:val="000000"/>
+          <w:sz w:val="19"/>
+        </w:rPr>
         <w:t>virtual void calculate() = 0;</w:t>
       </w:r>
     </w:p>
@@ -7823,14 +7903,37 @@
     <w:p>
       <w:pPr>
         <w:pStyle w:val="Code0"/>
-      </w:pPr>
-      <w:r>
+        <w:shd w:val="clear" w:color="auto" w:fill="F2F2F2"/>
+        <w:spacing w:after="0" w:line="240" w:lineRule="auto"/>
+        <w:ind w:left="0" w:firstLine="0"/>
+        <w:rPr>
+          <w:rFonts w:ascii="Consolas" w:hAnsi="Consolas"/>
+          <w:color w:val="000000"/>
+          <w:sz w:val="19"/>
+        </w:rPr>
+      </w:pPr>
+      <w:r>
+        <w:rPr>
+          <w:rFonts w:ascii="Consolas" w:hAnsi="Consolas"/>
+          <w:color w:val="000000"/>
+          <w:sz w:val="19"/>
+        </w:rPr>
         <w:t xml:space="preserve">            </w:t>
       </w:r>
       <w:r>
+        <w:rPr>
+          <w:rFonts w:ascii="Consolas" w:hAnsi="Consolas"/>
+          <w:color w:val="000000"/>
+          <w:sz w:val="19"/>
+        </w:rPr>
         <w:t>void calculate() override</w:t>
       </w:r>
       <w:r>
+        <w:rPr>
+          <w:rFonts w:ascii="Consolas" w:hAnsi="Consolas"/>
+          <w:color w:val="000000"/>
+          <w:sz w:val="19"/>
+        </w:rPr>
         <w:t>;</w:t>
       </w:r>
     </w:p>
@@ -7936,18 +8039,36 @@
         <w:jc w:val="left"/>
       </w:pPr>
       <w:r>
+        <w:t>Encapsulation is implemented using the private data member:</w:t>
+      </w:r>
+    </w:p>
+    <w:p>
+      <w:pPr>
+        <w:pStyle w:val="Code0"/>
+        <w:shd w:val="clear" w:color="auto" w:fill="F2F2F2"/>
+        <w:spacing w:after="0" w:line="240" w:lineRule="auto"/>
+        <w:ind w:left="0" w:firstLine="0"/>
+        <w:rPr>
+          <w:rFonts w:ascii="Consolas" w:hAnsi="Consolas"/>
+          <w:color w:val="000000"/>
+          <w:sz w:val="19"/>
+        </w:rPr>
+      </w:pPr>
+      <w:r>
+        <w:rPr>
+          <w:rFonts w:ascii="Consolas" w:hAnsi="Consolas"/>
+          <w:color w:val="000000"/>
+          <w:sz w:val="19"/>
+        </w:rPr>
         <w:lastRenderedPageBreak/>
-        <w:t>Encapsulation is implemented using the private data member:</w:t>
-      </w:r>
-    </w:p>
-    <w:p>
-      <w:pPr>
-        <w:pStyle w:val="Code0"/>
-      </w:pPr>
-      <w:r>
         <w:t xml:space="preserve">            </w:t>
       </w:r>
       <w:r>
+        <w:rPr>
+          <w:rFonts w:ascii="Consolas" w:hAnsi="Consolas"/>
+          <w:color w:val="000000"/>
+          <w:sz w:val="19"/>
+        </w:rPr>
         <w:t>string name;</w:t>
       </w:r>
     </w:p>
@@ -7970,36 +8091,95 @@
     <w:p>
       <w:pPr>
         <w:pStyle w:val="Code0"/>
-      </w:pPr>
-      <w:r>
+        <w:shd w:val="clear" w:color="auto" w:fill="F2F2F2"/>
+        <w:spacing w:after="0" w:line="240" w:lineRule="auto"/>
+        <w:ind w:left="0" w:firstLine="0"/>
+        <w:rPr>
+          <w:rFonts w:ascii="Consolas" w:hAnsi="Consolas"/>
+          <w:color w:val="000000"/>
+          <w:sz w:val="19"/>
+        </w:rPr>
+      </w:pPr>
+      <w:r>
+        <w:rPr>
+          <w:rFonts w:ascii="Consolas" w:hAnsi="Consolas"/>
+          <w:color w:val="000000"/>
+          <w:sz w:val="19"/>
+        </w:rPr>
         <w:t xml:space="preserve">            </w:t>
       </w:r>
       <w:r>
+        <w:rPr>
+          <w:rFonts w:ascii="Consolas" w:hAnsi="Consolas"/>
+          <w:color w:val="000000"/>
+          <w:sz w:val="19"/>
+        </w:rPr>
         <w:t>string getName() const {</w:t>
       </w:r>
     </w:p>
     <w:p>
       <w:pPr>
         <w:pStyle w:val="Code0"/>
-      </w:pPr>
-      <w:r>
+        <w:shd w:val="clear" w:color="auto" w:fill="F2F2F2"/>
+        <w:spacing w:after="0" w:line="240" w:lineRule="auto"/>
+        <w:ind w:left="0" w:firstLine="0"/>
+        <w:rPr>
+          <w:rFonts w:ascii="Consolas" w:hAnsi="Consolas"/>
+          <w:color w:val="000000"/>
+          <w:sz w:val="19"/>
+        </w:rPr>
+      </w:pPr>
+      <w:r>
+        <w:rPr>
+          <w:rFonts w:ascii="Consolas" w:hAnsi="Consolas"/>
+          <w:color w:val="000000"/>
+          <w:sz w:val="19"/>
+        </w:rPr>
         <w:t xml:space="preserve">    </w:t>
       </w:r>
       <w:r>
+        <w:rPr>
+          <w:rFonts w:ascii="Consolas" w:hAnsi="Consolas"/>
+          <w:color w:val="000000"/>
+          <w:sz w:val="19"/>
+        </w:rPr>
         <w:t xml:space="preserve">            </w:t>
       </w:r>
       <w:r>
+        <w:rPr>
+          <w:rFonts w:ascii="Consolas" w:hAnsi="Consolas"/>
+          <w:color w:val="000000"/>
+          <w:sz w:val="19"/>
+        </w:rPr>
         <w:t>return name;</w:t>
       </w:r>
     </w:p>
     <w:p>
       <w:pPr>
         <w:pStyle w:val="Code0"/>
-      </w:pPr>
-      <w:r>
+        <w:shd w:val="clear" w:color="auto" w:fill="F2F2F2"/>
+        <w:spacing w:after="0" w:line="240" w:lineRule="auto"/>
+        <w:ind w:left="0" w:firstLine="0"/>
+        <w:rPr>
+          <w:rFonts w:ascii="Consolas" w:hAnsi="Consolas"/>
+          <w:color w:val="000000"/>
+          <w:sz w:val="19"/>
+        </w:rPr>
+      </w:pPr>
+      <w:r>
+        <w:rPr>
+          <w:rFonts w:ascii="Consolas" w:hAnsi="Consolas"/>
+          <w:color w:val="000000"/>
+          <w:sz w:val="19"/>
+        </w:rPr>
         <w:t xml:space="preserve">            </w:t>
       </w:r>
       <w:r>
+        <w:rPr>
+          <w:rFonts w:ascii="Consolas" w:hAnsi="Consolas"/>
+          <w:color w:val="000000"/>
+          <w:sz w:val="19"/>
+        </w:rPr>
         <w:t>}</w:t>
       </w:r>
     </w:p>
@@ -8062,6 +8242,7 @@
       <w:r>
         <w:rPr>
           <w:rStyle w:val="CodeChar"/>
+          <w:color w:val="000000"/>
         </w:rPr>
         <w:t>class ArithmeticCalculator : public Calculator</w:t>
       </w:r>
@@ -8079,6 +8260,7 @@
       <w:r>
         <w:rPr>
           <w:rStyle w:val="CodeChar"/>
+          <w:color w:val="000000"/>
         </w:rPr>
         <w:t>class BMICalculator : public Calculator</w:t>
       </w:r>
@@ -8086,28 +8268,74 @@
     <w:p>
       <w:pPr>
         <w:pStyle w:val="Code0"/>
-      </w:pPr>
-      <w:r>
+        <w:shd w:val="clear" w:color="auto" w:fill="F2F2F2"/>
+        <w:spacing w:after="0" w:line="240" w:lineRule="auto"/>
+        <w:ind w:left="0" w:firstLine="0"/>
+        <w:rPr>
+          <w:rFonts w:ascii="Consolas" w:hAnsi="Consolas"/>
+          <w:color w:val="000000"/>
+          <w:sz w:val="19"/>
+        </w:rPr>
+      </w:pPr>
+      <w:r>
+        <w:rPr>
+          <w:rFonts w:ascii="Consolas" w:hAnsi="Consolas"/>
+          <w:color w:val="000000"/>
+          <w:sz w:val="19"/>
+        </w:rPr>
         <w:t xml:space="preserve">           </w:t>
       </w:r>
       <w:r>
+        <w:rPr>
+          <w:rFonts w:ascii="Consolas" w:hAnsi="Consolas"/>
+          <w:color w:val="000000"/>
+          <w:sz w:val="19"/>
+        </w:rPr>
         <w:t xml:space="preserve">                     </w:t>
       </w:r>
       <w:r>
+        <w:rPr>
+          <w:rFonts w:ascii="Consolas" w:hAnsi="Consolas"/>
+          <w:color w:val="000000"/>
+          <w:sz w:val="19"/>
+        </w:rPr>
         <w:t>class LoanCalculator : public Calculator</w:t>
       </w:r>
     </w:p>
     <w:p>
       <w:pPr>
         <w:pStyle w:val="Code0"/>
-      </w:pPr>
-      <w:r>
+        <w:shd w:val="clear" w:color="auto" w:fill="F2F2F2"/>
+        <w:spacing w:after="0" w:line="240" w:lineRule="auto"/>
+        <w:ind w:left="0" w:firstLine="0"/>
+        <w:rPr>
+          <w:rFonts w:ascii="Consolas" w:hAnsi="Consolas"/>
+          <w:color w:val="000000"/>
+          <w:sz w:val="19"/>
+        </w:rPr>
+      </w:pPr>
+      <w:r>
+        <w:rPr>
+          <w:rFonts w:ascii="Consolas" w:hAnsi="Consolas"/>
+          <w:color w:val="000000"/>
+          <w:sz w:val="19"/>
+        </w:rPr>
         <w:t xml:space="preserve">           </w:t>
       </w:r>
       <w:r>
+        <w:rPr>
+          <w:rFonts w:ascii="Consolas" w:hAnsi="Consolas"/>
+          <w:color w:val="000000"/>
+          <w:sz w:val="19"/>
+        </w:rPr>
         <w:t xml:space="preserve">                     </w:t>
       </w:r>
       <w:r>
+        <w:rPr>
+          <w:rFonts w:ascii="Consolas" w:hAnsi="Consolas"/>
+          <w:color w:val="000000"/>
+          <w:sz w:val="19"/>
+        </w:rPr>
         <w:t>class AcademicCalculator : public Calculator</w:t>
       </w:r>
     </w:p>
@@ -8198,25 +8426,66 @@
     <w:p>
       <w:pPr>
         <w:pStyle w:val="Code0"/>
-      </w:pPr>
-      <w:r>
+        <w:shd w:val="clear" w:color="auto" w:fill="F2F2F2"/>
+        <w:spacing w:after="0" w:line="240" w:lineRule="auto"/>
+        <w:ind w:left="0" w:firstLine="0"/>
+        <w:rPr>
+          <w:rFonts w:ascii="Consolas" w:hAnsi="Consolas"/>
+          <w:color w:val="000000"/>
+          <w:sz w:val="19"/>
+        </w:rPr>
+      </w:pPr>
+      <w:r>
+        <w:rPr>
+          <w:rFonts w:ascii="Consolas" w:hAnsi="Consolas"/>
+          <w:color w:val="000000"/>
+          <w:sz w:val="19"/>
+        </w:rPr>
         <w:t xml:space="preserve">           </w:t>
       </w:r>
       <w:r>
+        <w:rPr>
+          <w:rFonts w:ascii="Consolas" w:hAnsi="Consolas"/>
+          <w:color w:val="000000"/>
+          <w:sz w:val="19"/>
+        </w:rPr>
         <w:t>void showResult(const string&amp; label, double value)</w:t>
       </w:r>
       <w:r>
+        <w:rPr>
+          <w:rFonts w:ascii="Consolas" w:hAnsi="Consolas"/>
+          <w:color w:val="000000"/>
+          <w:sz w:val="19"/>
+        </w:rPr>
         <w:t xml:space="preserve"> </w:t>
       </w:r>
     </w:p>
     <w:p>
       <w:pPr>
         <w:pStyle w:val="Code0"/>
-      </w:pPr>
-      <w:r>
+        <w:shd w:val="clear" w:color="auto" w:fill="F2F2F2"/>
+        <w:spacing w:after="0" w:line="240" w:lineRule="auto"/>
+        <w:ind w:left="0" w:firstLine="0"/>
+        <w:rPr>
+          <w:rFonts w:ascii="Consolas" w:hAnsi="Consolas"/>
+          <w:color w:val="000000"/>
+          <w:sz w:val="19"/>
+        </w:rPr>
+      </w:pPr>
+      <w:r>
+        <w:rPr>
+          <w:rFonts w:ascii="Consolas" w:hAnsi="Consolas"/>
+          <w:color w:val="000000"/>
+          <w:sz w:val="19"/>
+        </w:rPr>
         <w:t xml:space="preserve">           </w:t>
       </w:r>
       <w:r>
+        <w:rPr>
+          <w:rFonts w:ascii="Consolas" w:hAnsi="Consolas"/>
+          <w:color w:val="000000"/>
+          <w:sz w:val="19"/>
+        </w:rPr>
         <w:t>void showResult(double value)</w:t>
       </w:r>
     </w:p>
@@ -8277,106 +8546,229 @@
     <w:p>
       <w:pPr>
         <w:pStyle w:val="Code0"/>
+        <w:shd w:val="clear" w:color="auto" w:fill="F2F2F2"/>
+        <w:spacing w:after="0" w:line="240" w:lineRule="auto"/>
+        <w:ind w:left="0" w:firstLine="0"/>
+        <w:rPr>
+          <w:rFonts w:ascii="Consolas" w:hAnsi="Consolas"/>
+          <w:color w:val="000000"/>
+          <w:sz w:val="19"/>
+        </w:rPr>
+      </w:pPr>
+      <w:r>
+        <w:rPr>
+          <w:rFonts w:ascii="Consolas" w:hAnsi="Consolas"/>
+          <w:color w:val="000000"/>
+          <w:sz w:val="19"/>
+        </w:rPr>
+        <w:t xml:space="preserve">           </w:t>
+      </w:r>
+      <w:r>
+        <w:rPr>
+          <w:rFonts w:ascii="Consolas" w:hAnsi="Consolas"/>
+          <w:color w:val="000000"/>
+          <w:sz w:val="19"/>
+        </w:rPr>
+        <w:t>virtual void calculate() = 0;</w:t>
+      </w:r>
+    </w:p>
+    <w:p>
+      <w:pPr>
+        <w:jc w:val="left"/>
+      </w:pPr>
+      <w:r>
+        <w:t>and overridden functions in the derived classes.</w:t>
+      </w:r>
+      <w:r>
+        <w:t xml:space="preserve"> </w:t>
+      </w:r>
+      <w:r>
+        <w:t>In main():</w:t>
+      </w:r>
+    </w:p>
+    <w:p>
+      <w:pPr>
+        <w:pStyle w:val="Code0"/>
+        <w:shd w:val="clear" w:color="auto" w:fill="F2F2F2"/>
+        <w:spacing w:after="0" w:line="240" w:lineRule="auto"/>
+        <w:ind w:left="0" w:firstLine="0"/>
+        <w:rPr>
+          <w:rFonts w:ascii="Consolas" w:hAnsi="Consolas"/>
+          <w:color w:val="000000"/>
+          <w:sz w:val="19"/>
+        </w:rPr>
+      </w:pPr>
+      <w:r>
+        <w:rPr>
+          <w:rFonts w:ascii="Consolas" w:hAnsi="Consolas"/>
+          <w:color w:val="000000"/>
+          <w:sz w:val="19"/>
+        </w:rPr>
+        <w:t xml:space="preserve">           </w:t>
+      </w:r>
+      <w:r>
+        <w:rPr>
+          <w:rFonts w:ascii="Consolas" w:hAnsi="Consolas"/>
+          <w:color w:val="000000"/>
+          <w:sz w:val="19"/>
+        </w:rPr>
+        <w:t>Calculator* selectedCalculator = nullptr;</w:t>
+      </w:r>
+    </w:p>
+    <w:p>
+      <w:pPr>
+        <w:pStyle w:val="CODE"/>
+      </w:pPr>
+      <w:r>
+        <w:t>The pointer can refer to different derived calculator objects.</w:t>
+      </w:r>
+    </w:p>
+    <w:p>
+      <w:pPr>
+        <w:pStyle w:val="Code0"/>
+        <w:shd w:val="clear" w:color="auto" w:fill="F2F2F2"/>
+        <w:spacing w:after="0" w:line="240" w:lineRule="auto"/>
+        <w:ind w:left="0" w:firstLine="0"/>
+        <w:rPr>
+          <w:rFonts w:ascii="Consolas" w:hAnsi="Consolas"/>
+          <w:color w:val="000000"/>
+          <w:sz w:val="19"/>
+        </w:rPr>
+      </w:pPr>
+      <w:r>
+        <w:rPr>
+          <w:rFonts w:ascii="Consolas" w:hAnsi="Consolas"/>
+          <w:color w:val="000000"/>
+          <w:sz w:val="19"/>
+        </w:rPr>
+        <w:t>For example:</w:t>
+      </w:r>
+      <w:r>
+        <w:rPr>
+          <w:rFonts w:ascii="Consolas" w:hAnsi="Consolas"/>
+          <w:color w:val="000000"/>
+          <w:sz w:val="19"/>
+        </w:rPr>
+        <w:t xml:space="preserve"> </w:t>
+      </w:r>
+      <w:r>
+        <w:rPr>
+          <w:rFonts w:ascii="Consolas" w:hAnsi="Consolas"/>
+          <w:color w:val="000000"/>
+          <w:sz w:val="19"/>
+        </w:rPr>
+        <w:t>case 1: selectedCalculator = &amp;arithmetic; break;</w:t>
+      </w:r>
+    </w:p>
+    <w:p>
+      <w:pPr>
+        <w:pStyle w:val="Code0"/>
+        <w:shd w:val="clear" w:color="auto" w:fill="F2F2F2"/>
+        <w:spacing w:after="0" w:line="240" w:lineRule="auto"/>
+        <w:ind w:left="0" w:firstLine="0"/>
+        <w:rPr>
+          <w:rFonts w:ascii="Consolas" w:hAnsi="Consolas"/>
+          <w:color w:val="000000"/>
+          <w:sz w:val="19"/>
+        </w:rPr>
+      </w:pPr>
+      <w:r>
+        <w:rPr>
+          <w:rFonts w:ascii="Consolas" w:hAnsi="Consolas"/>
+          <w:color w:val="000000"/>
+          <w:sz w:val="19"/>
+        </w:rPr>
+        <w:t xml:space="preserve">                            </w:t>
+      </w:r>
+      <w:r>
+        <w:rPr>
+          <w:rFonts w:ascii="Consolas" w:hAnsi="Consolas"/>
+          <w:color w:val="000000"/>
+          <w:sz w:val="19"/>
+        </w:rPr>
+        <w:t>case 2: selectedCalculator = &amp;bmi; break;</w:t>
+      </w:r>
+    </w:p>
+    <w:p>
+      <w:pPr>
+        <w:pStyle w:val="Code0"/>
+        <w:shd w:val="clear" w:color="auto" w:fill="F2F2F2"/>
+        <w:spacing w:after="0" w:line="240" w:lineRule="auto"/>
+        <w:ind w:left="0" w:firstLine="0"/>
+        <w:rPr>
+          <w:rFonts w:ascii="Consolas" w:hAnsi="Consolas"/>
+          <w:color w:val="000000"/>
+          <w:sz w:val="19"/>
+        </w:rPr>
+      </w:pPr>
+      <w:r>
+        <w:rPr>
+          <w:rFonts w:ascii="Consolas" w:hAnsi="Consolas"/>
+          <w:color w:val="000000"/>
+          <w:sz w:val="19"/>
+        </w:rPr>
+        <w:t xml:space="preserve">                            </w:t>
+      </w:r>
+      <w:r>
+        <w:rPr>
+          <w:rFonts w:ascii="Consolas" w:hAnsi="Consolas"/>
+          <w:color w:val="000000"/>
+          <w:sz w:val="19"/>
+        </w:rPr>
+        <w:t>case 3: selectedCalculator = &amp;loan; break;</w:t>
+      </w:r>
+    </w:p>
+    <w:p>
+      <w:pPr>
+        <w:pStyle w:val="Code0"/>
+        <w:shd w:val="clear" w:color="auto" w:fill="F2F2F2"/>
+        <w:spacing w:after="0" w:line="240" w:lineRule="auto"/>
+        <w:ind w:left="0" w:firstLine="0"/>
+        <w:rPr>
+          <w:rFonts w:ascii="Consolas" w:hAnsi="Consolas"/>
+          <w:color w:val="000000"/>
+          <w:sz w:val="19"/>
+        </w:rPr>
+      </w:pPr>
+      <w:r>
+        <w:rPr>
+          <w:rFonts w:ascii="Consolas" w:hAnsi="Consolas"/>
+          <w:color w:val="000000"/>
+          <w:sz w:val="19"/>
+        </w:rPr>
+        <w:t xml:space="preserve">                            </w:t>
+      </w:r>
+      <w:r>
+        <w:rPr>
+          <w:rFonts w:ascii="Consolas" w:hAnsi="Consolas"/>
+          <w:color w:val="000000"/>
+          <w:sz w:val="19"/>
+        </w:rPr>
+        <w:t>case 4: s</w:t>
+      </w:r>
+      <w:r>
+        <w:rPr>
+          <w:rFonts w:ascii="Consolas" w:hAnsi="Consolas"/>
+          <w:color w:val="000000"/>
+          <w:sz w:val="19"/>
+        </w:rPr>
+        <w:t>elec</w:t>
+      </w:r>
+      <w:r>
+        <w:rPr>
+          <w:rFonts w:ascii="Consolas" w:hAnsi="Consolas"/>
+          <w:color w:val="000000"/>
+          <w:sz w:val="19"/>
+        </w:rPr>
+        <w:t>tedCalculator = &amp;academic; break;</w:t>
+      </w:r>
+    </w:p>
+    <w:p>
+      <w:pPr>
+        <w:jc w:val="left"/>
       </w:pPr>
       <w:r>
         <w:lastRenderedPageBreak/>
-        <w:t xml:space="preserve">           </w:t>
-      </w:r>
-      <w:r>
-        <w:t>virtual void calculate() = 0;</w:t>
-      </w:r>
-    </w:p>
-    <w:p>
-      <w:pPr>
-        <w:jc w:val="left"/>
-      </w:pPr>
-      <w:r>
-        <w:t>and overridden functions in the derived classes.</w:t>
-      </w:r>
-      <w:r>
-        <w:t xml:space="preserve"> </w:t>
-      </w:r>
-      <w:r>
-        <w:t>In main():</w:t>
-      </w:r>
-    </w:p>
-    <w:p>
-      <w:pPr>
-        <w:pStyle w:val="Code0"/>
-      </w:pPr>
-      <w:r>
-        <w:t xml:space="preserve">           </w:t>
-      </w:r>
-      <w:r>
-        <w:t>Calculator* selectedCalculator = nullptr;</w:t>
-      </w:r>
-    </w:p>
-    <w:p>
-      <w:pPr>
-        <w:pStyle w:val="CODE"/>
-      </w:pPr>
-      <w:r>
-        <w:t>The pointer can refer to different derived calculator objects.</w:t>
-      </w:r>
-    </w:p>
-    <w:p>
-      <w:pPr>
-        <w:pStyle w:val="Code0"/>
-      </w:pPr>
-      <w:r>
-        <w:t>For example:</w:t>
-      </w:r>
-      <w:r>
-        <w:t xml:space="preserve"> </w:t>
-      </w:r>
-      <w:r>
-        <w:t>case 1: selectedCalculator = &amp;arithmetic; break;</w:t>
-      </w:r>
-    </w:p>
-    <w:p>
-      <w:pPr>
-        <w:pStyle w:val="Code0"/>
-      </w:pPr>
-      <w:r>
-        <w:t xml:space="preserve">                            </w:t>
-      </w:r>
-      <w:r>
-        <w:t>case 2: selectedCalculator = &amp;bmi; break;</w:t>
-      </w:r>
-    </w:p>
-    <w:p>
-      <w:pPr>
-        <w:pStyle w:val="Code0"/>
-      </w:pPr>
-      <w:r>
-        <w:t xml:space="preserve">                            </w:t>
-      </w:r>
-      <w:r>
-        <w:t>case 3: selectedCalculator = &amp;loan; break;</w:t>
-      </w:r>
-    </w:p>
-    <w:p>
-      <w:pPr>
-        <w:pStyle w:val="Code0"/>
-      </w:pPr>
-      <w:r>
-        <w:t xml:space="preserve">                            </w:t>
-      </w:r>
-      <w:r>
-        <w:t>case 4: s</w:t>
-      </w:r>
-      <w:r>
-        <w:t>elec</w:t>
-      </w:r>
-      <w:r>
-        <w:t>tedCalculator = &amp;academic; break;</w:t>
-      </w:r>
-    </w:p>
-    <w:p>
-      <w:pPr>
-        <w:jc w:val="left"/>
-      </w:pPr>
-      <w:r>
         <w:t>The call:</w:t>
       </w:r>
       <w:r>
@@ -8385,6 +8777,7 @@
       <w:r>
         <w:rPr>
           <w:rStyle w:val="CodeChar"/>
+          <w:color w:val="000000"/>
         </w:rPr>
         <w:t>selectedCalculator-&gt;calculate();</w:t>
       </w:r>
@@ -9043,8 +9436,904 @@
           <w:sz w:val="32"/>
           <w:szCs w:val="32"/>
         </w:rPr>
+        <w:t>2.2 CODE</w:t>
+      </w:r>
+    </w:p>
+    <w:p>
+      <w:pPr>
+        <w:spacing w:after="160" w:line="278" w:lineRule="auto"/>
+        <w:ind w:left="0" w:firstLine="0"/>
+        <w:jc w:val="left"/>
+        <w:rPr>
+          <w:b/>
+          <w:bCs/>
+        </w:rPr>
+      </w:pPr>
+      <w:r>
+        <w:rPr>
+          <w:b/>
+          <w:bCs/>
+        </w:rPr>
+        <w:t>2.2.1 Header Files</w:t>
+      </w:r>
+    </w:p>
+    <w:p>
+      <w:pPr>
+        <w:pStyle w:val="Code0"/>
+        <w:shd w:val="clear" w:color="auto" w:fill="F2F2F2"/>
+        <w:spacing w:after="0" w:line="240" w:lineRule="auto"/>
+        <w:ind w:left="0" w:firstLine="0"/>
+        <w:rPr>
+          <w:rFonts w:ascii="Consolas" w:hAnsi="Consolas"/>
+          <w:color w:val="000000"/>
+          <w:sz w:val="19"/>
+          <w:szCs w:val="20"/>
+        </w:rPr>
+      </w:pPr>
+      <w:r>
+        <w:rPr>
+          <w:rFonts w:ascii="Consolas" w:hAnsi="Consolas"/>
+          <w:color w:val="000000"/>
+          <w:sz w:val="19"/>
+          <w:szCs w:val="20"/>
+        </w:rPr>
+        <w:t>#include &lt;iostream&gt;</w:t>
+      </w:r>
+      <w:r>
+        <w:rPr>
+          <w:rFonts w:ascii="Consolas" w:hAnsi="Consolas"/>
+          <w:color w:val="000000"/>
+          <w:sz w:val="19"/>
+          <w:szCs w:val="20"/>
+        </w:rPr>
+        <w:t xml:space="preserve">    </w:t>
+      </w:r>
+      <w:r>
+        <w:rPr>
+          <w:rFonts w:ascii="Consolas" w:hAnsi="Consolas"/>
+          <w:color w:val="000000"/>
+          <w:sz w:val="19"/>
+          <w:szCs w:val="20"/>
+        </w:rPr>
+        <w:t>//</w:t>
+      </w:r>
+      <w:r>
+        <w:rPr>
+          <w:rFonts w:ascii="Consolas" w:hAnsi="Consolas"/>
+          <w:color w:val="000000"/>
+          <w:sz w:val="19"/>
+        </w:rPr>
+        <w:t xml:space="preserve"> </w:t>
+      </w:r>
+      <w:r>
+        <w:rPr>
+          <w:rFonts w:ascii="Consolas" w:hAnsi="Consolas"/>
+          <w:color w:val="000000"/>
+          <w:sz w:val="19"/>
+          <w:szCs w:val="20"/>
+        </w:rPr>
+        <w:t>used for input and output</w:t>
+      </w:r>
+    </w:p>
+    <w:p>
+      <w:pPr>
+        <w:pStyle w:val="Code0"/>
+        <w:shd w:val="clear" w:color="auto" w:fill="F2F2F2"/>
+        <w:spacing w:after="0" w:line="240" w:lineRule="auto"/>
+        <w:ind w:left="0" w:firstLine="0"/>
+        <w:rPr>
+          <w:rFonts w:ascii="Consolas" w:hAnsi="Consolas"/>
+          <w:color w:val="000000"/>
+          <w:sz w:val="19"/>
+          <w:szCs w:val="20"/>
+        </w:rPr>
+      </w:pPr>
+      <w:r>
+        <w:rPr>
+          <w:rFonts w:ascii="Consolas" w:hAnsi="Consolas"/>
+          <w:color w:val="000000"/>
+          <w:sz w:val="19"/>
+          <w:szCs w:val="20"/>
+        </w:rPr>
+        <w:t>#include &lt;string&gt;</w:t>
+      </w:r>
+      <w:r>
+        <w:rPr>
+          <w:rFonts w:ascii="Consolas" w:hAnsi="Consolas"/>
+          <w:color w:val="000000"/>
+          <w:sz w:val="19"/>
+          <w:szCs w:val="20"/>
+        </w:rPr>
+        <w:t xml:space="preserve">    </w:t>
+      </w:r>
+      <w:r>
+        <w:rPr>
+          <w:rFonts w:ascii="Consolas" w:hAnsi="Consolas"/>
+          <w:color w:val="000000"/>
+          <w:sz w:val="19"/>
+          <w:szCs w:val="20"/>
+        </w:rPr>
+        <w:t>//</w:t>
+      </w:r>
+      <w:r>
+        <w:rPr>
+          <w:rFonts w:ascii="Consolas" w:hAnsi="Consolas"/>
+          <w:color w:val="000000"/>
+          <w:sz w:val="19"/>
+        </w:rPr>
+        <w:t xml:space="preserve"> </w:t>
+      </w:r>
+      <w:r>
+        <w:rPr>
+          <w:rFonts w:ascii="Consolas" w:hAnsi="Consolas"/>
+          <w:color w:val="000000"/>
+          <w:sz w:val="19"/>
+          <w:szCs w:val="20"/>
+        </w:rPr>
+        <w:t>provides the string data type</w:t>
+      </w:r>
+    </w:p>
+    <w:p>
+      <w:pPr>
+        <w:pStyle w:val="Code0"/>
+        <w:shd w:val="clear" w:color="auto" w:fill="F2F2F2"/>
+        <w:spacing w:after="0" w:line="240" w:lineRule="auto"/>
+        <w:ind w:left="0" w:firstLine="0"/>
+        <w:rPr>
+          <w:rFonts w:ascii="Consolas" w:hAnsi="Consolas"/>
+          <w:color w:val="000000"/>
+          <w:sz w:val="19"/>
+          <w:szCs w:val="20"/>
+        </w:rPr>
+      </w:pPr>
+      <w:r>
+        <w:rPr>
+          <w:rFonts w:ascii="Consolas" w:hAnsi="Consolas"/>
+          <w:color w:val="000000"/>
+          <w:sz w:val="19"/>
+          <w:szCs w:val="20"/>
+        </w:rPr>
+        <w:t>#include &lt;</w:t>
+      </w:r>
+      <w:proofErr w:type="spellStart"/>
+      <w:r>
+        <w:rPr>
+          <w:rFonts w:ascii="Consolas" w:hAnsi="Consolas"/>
+          <w:color w:val="000000"/>
+          <w:sz w:val="19"/>
+          <w:szCs w:val="20"/>
+        </w:rPr>
+        <w:t>iomanip</w:t>
+      </w:r>
+      <w:proofErr w:type="spellEnd"/>
+      <w:r>
+        <w:rPr>
+          <w:rFonts w:ascii="Consolas" w:hAnsi="Consolas"/>
+          <w:color w:val="000000"/>
+          <w:sz w:val="19"/>
+          <w:szCs w:val="20"/>
+        </w:rPr>
+        <w:t>&gt;</w:t>
+      </w:r>
+      <w:r>
+        <w:rPr>
+          <w:rFonts w:ascii="Consolas" w:hAnsi="Consolas"/>
+          <w:color w:val="000000"/>
+          <w:sz w:val="19"/>
+          <w:szCs w:val="20"/>
+        </w:rPr>
+        <w:t xml:space="preserve">    </w:t>
+      </w:r>
+      <w:r>
+        <w:rPr>
+          <w:rFonts w:ascii="Consolas" w:hAnsi="Consolas"/>
+          <w:color w:val="000000"/>
+          <w:sz w:val="19"/>
+          <w:szCs w:val="20"/>
+        </w:rPr>
+        <w:t>//</w:t>
+      </w:r>
+      <w:r>
+        <w:rPr>
+          <w:rFonts w:ascii="Consolas" w:hAnsi="Consolas"/>
+          <w:color w:val="000000"/>
+          <w:sz w:val="19"/>
+        </w:rPr>
+        <w:t xml:space="preserve"> </w:t>
+      </w:r>
+      <w:r>
+        <w:rPr>
+          <w:rFonts w:ascii="Consolas" w:hAnsi="Consolas"/>
+          <w:color w:val="000000"/>
+          <w:sz w:val="19"/>
+          <w:szCs w:val="20"/>
+        </w:rPr>
+        <w:t>used for output formatting</w:t>
+      </w:r>
+    </w:p>
+    <w:p>
+      <w:pPr>
+        <w:pStyle w:val="Code0"/>
+        <w:shd w:val="clear" w:color="auto" w:fill="F2F2F2"/>
+        <w:spacing w:after="0" w:line="240" w:lineRule="auto"/>
+        <w:ind w:left="0" w:firstLine="0"/>
+        <w:rPr>
+          <w:rFonts w:ascii="Consolas" w:hAnsi="Consolas"/>
+          <w:color w:val="000000"/>
+          <w:sz w:val="19"/>
+        </w:rPr>
+      </w:pPr>
+      <w:r>
+        <w:rPr>
+          <w:rFonts w:ascii="Consolas" w:hAnsi="Consolas"/>
+          <w:color w:val="000000"/>
+          <w:sz w:val="19"/>
+          <w:szCs w:val="20"/>
+        </w:rPr>
+        <w:t>#include &lt;</w:t>
+      </w:r>
+      <w:proofErr w:type="spellStart"/>
+      <w:r>
+        <w:rPr>
+          <w:rFonts w:ascii="Consolas" w:hAnsi="Consolas"/>
+          <w:color w:val="000000"/>
+          <w:sz w:val="19"/>
+          <w:szCs w:val="20"/>
+        </w:rPr>
+        <w:t>cmath</w:t>
+      </w:r>
+      <w:proofErr w:type="spellEnd"/>
+      <w:r>
+        <w:rPr>
+          <w:rFonts w:ascii="Consolas" w:hAnsi="Consolas"/>
+          <w:color w:val="000000"/>
+          <w:sz w:val="19"/>
+          <w:szCs w:val="20"/>
+        </w:rPr>
+        <w:t>&gt;</w:t>
+      </w:r>
+      <w:r>
+        <w:rPr>
+          <w:rFonts w:ascii="Consolas" w:hAnsi="Consolas"/>
+          <w:color w:val="000000"/>
+          <w:sz w:val="19"/>
+        </w:rPr>
+        <w:t xml:space="preserve">    </w:t>
+      </w:r>
+      <w:r>
+        <w:rPr>
+          <w:rFonts w:ascii="Consolas" w:hAnsi="Consolas"/>
+          <w:color w:val="000000"/>
+          <w:sz w:val="19"/>
+        </w:rPr>
+        <w:t xml:space="preserve">// </w:t>
+      </w:r>
+      <w:r>
+        <w:rPr>
+          <w:rFonts w:ascii="Consolas" w:hAnsi="Consolas"/>
+          <w:color w:val="000000"/>
+          <w:sz w:val="19"/>
+          <w:szCs w:val="20"/>
+        </w:rPr>
+        <w:t>provides mathematical functions</w:t>
+      </w:r>
+    </w:p>
+    <w:p>
+      <w:pPr>
+        <w:pStyle w:val="Code0"/>
+        <w:shd w:val="clear" w:color="auto" w:fill="F2F2F2"/>
+        <w:spacing w:after="0" w:line="240" w:lineRule="auto"/>
+        <w:ind w:left="0" w:firstLine="0"/>
+        <w:rPr>
+          <w:rFonts w:ascii="Consolas" w:hAnsi="Consolas"/>
+          <w:color w:val="000000"/>
+          <w:sz w:val="19"/>
+          <w:szCs w:val="20"/>
+        </w:rPr>
+      </w:pPr>
+      <w:r>
+        <w:rPr>
+          <w:rFonts w:ascii="Consolas" w:hAnsi="Consolas"/>
+          <w:color w:val="000000"/>
+          <w:sz w:val="19"/>
+          <w:szCs w:val="20"/>
+        </w:rPr>
+        <w:t>using namespace std;</w:t>
+      </w:r>
+    </w:p>
+    <w:p>
+      <w:pPr>
+        <w:spacing w:after="160" w:line="278" w:lineRule="auto"/>
+        <w:ind w:left="0" w:firstLine="0"/>
+        <w:jc w:val="left"/>
+      </w:pPr>
+      <w:r>
+        <w:pict w14:anchorId="357AFBCC">
+          <v:rect id="_x0000_i1033" style="width:0;height:1.5pt" o:hralign="center" o:hrstd="t" o:hr="t" fillcolor="#a0a0a0" stroked="f"/>
+        </w:pict>
+      </w:r>
+    </w:p>
+    <w:p>
+      <w:pPr>
+        <w:spacing w:after="160" w:line="278" w:lineRule="auto"/>
+        <w:ind w:left="0" w:firstLine="0"/>
+        <w:jc w:val="left"/>
+        <w:rPr>
+          <w:b/>
+          <w:bCs/>
+        </w:rPr>
+      </w:pPr>
+      <w:r>
+        <w:rPr>
+          <w:b/>
+          <w:bCs/>
+        </w:rPr>
+        <w:br w:type="page"/>
+      </w:r>
+    </w:p>
+    <w:p>
+      <w:pPr>
+        <w:spacing w:after="160" w:line="278" w:lineRule="auto"/>
+        <w:ind w:left="0" w:firstLine="0"/>
+        <w:jc w:val="left"/>
+        <w:rPr>
+          <w:b/>
+          <w:bCs/>
+        </w:rPr>
+      </w:pPr>
+      <w:r>
+        <w:rPr>
+          <w:b/>
+          <w:bCs/>
+        </w:rPr>
         <w:lastRenderedPageBreak/>
-        <w:t>2.2 CODE</w:t>
+        <w:t>2.2.2 BASE CLASS — CALCULATOR</w:t>
+      </w:r>
+    </w:p>
+    <w:p>
+      <w:pPr>
+        <w:pStyle w:val="Code0"/>
+        <w:shd w:val="clear" w:color="auto" w:fill="F2F2F2"/>
+        <w:spacing w:after="0" w:line="240" w:lineRule="auto"/>
+        <w:ind w:left="0" w:firstLine="0"/>
+        <w:rPr>
+          <w:rFonts w:ascii="Consolas" w:hAnsi="Consolas"/>
+          <w:color w:val="000000"/>
+          <w:sz w:val="19"/>
+          <w:szCs w:val="20"/>
+        </w:rPr>
+      </w:pPr>
+      <w:r>
+        <w:rPr>
+          <w:rFonts w:ascii="Consolas" w:hAnsi="Consolas"/>
+          <w:color w:val="000000"/>
+          <w:sz w:val="19"/>
+          <w:szCs w:val="20"/>
+        </w:rPr>
+        <w:t>class Calculator {</w:t>
+      </w:r>
+    </w:p>
+    <w:p>
+      <w:pPr>
+        <w:pStyle w:val="Code0"/>
+        <w:shd w:val="clear" w:color="auto" w:fill="F2F2F2"/>
+        <w:spacing w:after="0" w:line="240" w:lineRule="auto"/>
+        <w:ind w:left="0" w:firstLine="0"/>
+        <w:rPr>
+          <w:rFonts w:ascii="Consolas" w:hAnsi="Consolas"/>
+          <w:color w:val="000000"/>
+          <w:sz w:val="19"/>
+          <w:szCs w:val="20"/>
+        </w:rPr>
+      </w:pPr>
+      <w:r>
+        <w:rPr>
+          <w:rFonts w:ascii="Consolas" w:hAnsi="Consolas"/>
+          <w:color w:val="000000"/>
+          <w:sz w:val="19"/>
+          <w:szCs w:val="20"/>
+        </w:rPr>
+        <w:t>private:</w:t>
+      </w:r>
+    </w:p>
+    <w:p>
+      <w:pPr>
+        <w:pStyle w:val="Code0"/>
+        <w:shd w:val="clear" w:color="auto" w:fill="F2F2F2"/>
+        <w:spacing w:after="0" w:line="240" w:lineRule="auto"/>
+        <w:ind w:left="0" w:firstLine="0"/>
+        <w:rPr>
+          <w:rFonts w:ascii="Consolas" w:hAnsi="Consolas"/>
+          <w:color w:val="000000"/>
+          <w:sz w:val="19"/>
+          <w:szCs w:val="20"/>
+        </w:rPr>
+      </w:pPr>
+      <w:r>
+        <w:rPr>
+          <w:rFonts w:ascii="Consolas" w:hAnsi="Consolas"/>
+          <w:color w:val="000000"/>
+          <w:sz w:val="19"/>
+          <w:szCs w:val="20"/>
+        </w:rPr>
+        <w:t xml:space="preserve">    string name;</w:t>
+      </w:r>
+    </w:p>
+    <w:p>
+      <w:pPr>
+        <w:pStyle w:val="Code0"/>
+        <w:shd w:val="clear" w:color="auto" w:fill="F2F2F2"/>
+        <w:spacing w:after="0" w:line="240" w:lineRule="auto"/>
+        <w:ind w:left="0" w:firstLine="0"/>
+        <w:rPr>
+          <w:rFonts w:ascii="Consolas" w:hAnsi="Consolas"/>
+          <w:color w:val="000000"/>
+          <w:sz w:val="19"/>
+          <w:szCs w:val="20"/>
+        </w:rPr>
+      </w:pPr>
+      <w:r>
+        <w:rPr>
+          <w:rFonts w:ascii="Consolas" w:hAnsi="Consolas"/>
+          <w:color w:val="000000"/>
+          <w:sz w:val="19"/>
+          <w:szCs w:val="20"/>
+        </w:rPr>
+        <w:t>public:</w:t>
+      </w:r>
+    </w:p>
+    <w:p>
+      <w:pPr>
+        <w:pStyle w:val="Code0"/>
+        <w:shd w:val="clear" w:color="auto" w:fill="F2F2F2"/>
+        <w:spacing w:after="0" w:line="240" w:lineRule="auto"/>
+        <w:ind w:left="0" w:firstLine="0"/>
+        <w:rPr>
+          <w:rFonts w:ascii="Consolas" w:hAnsi="Consolas"/>
+          <w:color w:val="000000"/>
+          <w:sz w:val="19"/>
+          <w:szCs w:val="20"/>
+        </w:rPr>
+      </w:pPr>
+      <w:r>
+        <w:rPr>
+          <w:rFonts w:ascii="Consolas" w:hAnsi="Consolas"/>
+          <w:color w:val="000000"/>
+          <w:sz w:val="19"/>
+          <w:szCs w:val="20"/>
+        </w:rPr>
+        <w:t xml:space="preserve">    Calculator(const string&amp; calcName) : name(calcName) {}</w:t>
+      </w:r>
+    </w:p>
+    <w:p>
+      <w:pPr>
+        <w:pStyle w:val="Code0"/>
+        <w:shd w:val="clear" w:color="auto" w:fill="F2F2F2"/>
+        <w:spacing w:after="0" w:line="240" w:lineRule="auto"/>
+        <w:ind w:left="0" w:firstLine="0"/>
+        <w:rPr>
+          <w:rFonts w:ascii="Consolas" w:hAnsi="Consolas"/>
+          <w:color w:val="000000"/>
+          <w:sz w:val="19"/>
+          <w:szCs w:val="20"/>
+        </w:rPr>
+      </w:pPr>
+      <w:r>
+        <w:rPr>
+          <w:rFonts w:ascii="Consolas" w:hAnsi="Consolas"/>
+          <w:color w:val="000000"/>
+          <w:sz w:val="19"/>
+          <w:szCs w:val="20"/>
+        </w:rPr>
+        <w:t xml:space="preserve">    </w:t>
+      </w:r>
+      <w:r>
+        <w:rPr>
+          <w:rFonts w:ascii="Consolas" w:hAnsi="Consolas"/>
+          <w:color w:val="000000"/>
+          <w:sz w:val="19"/>
+          <w:szCs w:val="20"/>
+        </w:rPr>
+        <w:t>virtual ~Calculator() = default;</w:t>
+      </w:r>
+    </w:p>
+    <w:p>
+      <w:pPr>
+        <w:pStyle w:val="Code0"/>
+        <w:shd w:val="clear" w:color="auto" w:fill="F2F2F2"/>
+        <w:spacing w:after="0" w:line="240" w:lineRule="auto"/>
+        <w:ind w:left="0" w:firstLine="0"/>
+        <w:rPr>
+          <w:rFonts w:ascii="Consolas" w:hAnsi="Consolas"/>
+          <w:color w:val="000000"/>
+          <w:sz w:val="19"/>
+          <w:szCs w:val="20"/>
+        </w:rPr>
+      </w:pPr>
+      <w:r>
+        <w:rPr>
+          <w:rFonts w:ascii="Consolas" w:hAnsi="Consolas"/>
+          <w:color w:val="000000"/>
+          <w:sz w:val="19"/>
+          <w:szCs w:val="20"/>
+        </w:rPr>
+        <w:t xml:space="preserve">   </w:t>
+      </w:r>
+      <w:r>
+        <w:rPr>
+          <w:rFonts w:ascii="Consolas" w:hAnsi="Consolas"/>
+          <w:color w:val="000000"/>
+          <w:sz w:val="19"/>
+          <w:szCs w:val="20"/>
+        </w:rPr>
+        <w:t xml:space="preserve"> string getName() const {</w:t>
+      </w:r>
+    </w:p>
+    <w:p>
+      <w:pPr>
+        <w:pStyle w:val="Code0"/>
+        <w:shd w:val="clear" w:color="auto" w:fill="F2F2F2"/>
+        <w:spacing w:after="0" w:line="240" w:lineRule="auto"/>
+        <w:ind w:left="0" w:firstLine="0"/>
+        <w:rPr>
+          <w:rFonts w:ascii="Consolas" w:hAnsi="Consolas"/>
+          <w:color w:val="000000"/>
+          <w:sz w:val="19"/>
+          <w:szCs w:val="20"/>
+        </w:rPr>
+      </w:pPr>
+      <w:r>
+        <w:rPr>
+          <w:rFonts w:ascii="Consolas" w:hAnsi="Consolas"/>
+          <w:color w:val="000000"/>
+          <w:sz w:val="19"/>
+          <w:szCs w:val="20"/>
+        </w:rPr>
+        <w:t xml:space="preserve">        return name;</w:t>
+      </w:r>
+    </w:p>
+    <w:p>
+      <w:pPr>
+        <w:pStyle w:val="Code0"/>
+        <w:shd w:val="clear" w:color="auto" w:fill="F2F2F2"/>
+        <w:spacing w:after="0" w:line="240" w:lineRule="auto"/>
+        <w:ind w:left="0" w:firstLine="0"/>
+        <w:rPr>
+          <w:rFonts w:ascii="Consolas" w:hAnsi="Consolas"/>
+          <w:color w:val="000000"/>
+          <w:sz w:val="19"/>
+          <w:szCs w:val="20"/>
+        </w:rPr>
+      </w:pPr>
+      <w:r>
+        <w:rPr>
+          <w:rFonts w:ascii="Consolas" w:hAnsi="Consolas"/>
+          <w:color w:val="000000"/>
+          <w:sz w:val="19"/>
+          <w:szCs w:val="20"/>
+        </w:rPr>
+        <w:t xml:space="preserve">    }</w:t>
+      </w:r>
+    </w:p>
+    <w:p>
+      <w:pPr>
+        <w:pStyle w:val="Code0"/>
+        <w:shd w:val="clear" w:color="auto" w:fill="F2F2F2"/>
+        <w:spacing w:after="0" w:line="240" w:lineRule="auto"/>
+        <w:ind w:left="0" w:firstLine="0"/>
+        <w:rPr>
+          <w:rFonts w:ascii="Consolas" w:hAnsi="Consolas"/>
+          <w:color w:val="000000"/>
+          <w:sz w:val="19"/>
+          <w:szCs w:val="20"/>
+        </w:rPr>
+      </w:pPr>
+      <w:r>
+        <w:rPr>
+          <w:rFonts w:ascii="Consolas" w:hAnsi="Consolas"/>
+          <w:color w:val="000000"/>
+          <w:sz w:val="19"/>
+          <w:szCs w:val="20"/>
+        </w:rPr>
+        <w:t xml:space="preserve">    </w:t>
+      </w:r>
+      <w:r>
+        <w:rPr>
+          <w:rFonts w:ascii="Consolas" w:hAnsi="Consolas"/>
+          <w:color w:val="000000"/>
+          <w:sz w:val="19"/>
+          <w:szCs w:val="20"/>
+        </w:rPr>
+        <w:t>virtual void calculate() = 0;</w:t>
+      </w:r>
+    </w:p>
+    <w:p>
+      <w:pPr>
+        <w:pStyle w:val="Code0"/>
+        <w:shd w:val="clear" w:color="auto" w:fill="F2F2F2"/>
+        <w:spacing w:after="0" w:line="240" w:lineRule="auto"/>
+        <w:ind w:left="0" w:firstLine="0"/>
+        <w:rPr>
+          <w:rFonts w:ascii="Consolas" w:hAnsi="Consolas"/>
+          <w:color w:val="000000"/>
+          <w:sz w:val="19"/>
+          <w:szCs w:val="20"/>
+        </w:rPr>
+      </w:pPr>
+      <w:r>
+        <w:rPr>
+          <w:rFonts w:ascii="Consolas" w:hAnsi="Consolas"/>
+          <w:color w:val="000000"/>
+          <w:sz w:val="19"/>
+          <w:szCs w:val="20"/>
+        </w:rPr>
+        <w:t xml:space="preserve">    </w:t>
+      </w:r>
+      <w:r>
+        <w:rPr>
+          <w:rFonts w:ascii="Consolas" w:hAnsi="Consolas"/>
+          <w:color w:val="000000"/>
+          <w:sz w:val="19"/>
+          <w:szCs w:val="20"/>
+        </w:rPr>
+        <w:t>void showResult(const string&amp; label, double value) {</w:t>
+      </w:r>
+    </w:p>
+    <w:p>
+      <w:pPr>
+        <w:pStyle w:val="Code0"/>
+        <w:shd w:val="clear" w:color="auto" w:fill="F2F2F2"/>
+        <w:spacing w:after="0" w:line="240" w:lineRule="auto"/>
+        <w:ind w:left="0" w:firstLine="0"/>
+        <w:rPr>
+          <w:rFonts w:ascii="Consolas" w:hAnsi="Consolas"/>
+          <w:color w:val="000000"/>
+          <w:sz w:val="19"/>
+          <w:szCs w:val="20"/>
+        </w:rPr>
+      </w:pPr>
+      <w:r>
+        <w:rPr>
+          <w:rFonts w:ascii="Consolas" w:hAnsi="Consolas"/>
+          <w:color w:val="000000"/>
+          <w:sz w:val="19"/>
+          <w:szCs w:val="20"/>
+        </w:rPr>
+        <w:t xml:space="preserve">        cout &lt;&lt; "[Result] " &lt;&lt; label &lt;&lt; ": "</w:t>
+      </w:r>
+    </w:p>
+    <w:p>
+      <w:pPr>
+        <w:pStyle w:val="Code0"/>
+        <w:shd w:val="clear" w:color="auto" w:fill="F2F2F2"/>
+        <w:spacing w:after="0" w:line="240" w:lineRule="auto"/>
+        <w:ind w:left="0" w:firstLine="0"/>
+        <w:rPr>
+          <w:rFonts w:ascii="Consolas" w:hAnsi="Consolas"/>
+          <w:color w:val="000000"/>
+          <w:sz w:val="19"/>
+          <w:szCs w:val="20"/>
+        </w:rPr>
+      </w:pPr>
+      <w:r>
+        <w:rPr>
+          <w:rFonts w:ascii="Consolas" w:hAnsi="Consolas"/>
+          <w:color w:val="000000"/>
+          <w:sz w:val="19"/>
+          <w:szCs w:val="20"/>
+        </w:rPr>
+        <w:t xml:space="preserve">             &lt;&lt; fixed &lt;&lt; setprecision(2)</w:t>
+      </w:r>
+    </w:p>
+    <w:p>
+      <w:pPr>
+        <w:pStyle w:val="Code0"/>
+        <w:shd w:val="clear" w:color="auto" w:fill="F2F2F2"/>
+        <w:spacing w:after="0" w:line="240" w:lineRule="auto"/>
+        <w:ind w:left="0" w:firstLine="0"/>
+        <w:rPr>
+          <w:rFonts w:ascii="Consolas" w:hAnsi="Consolas"/>
+          <w:color w:val="000000"/>
+          <w:sz w:val="19"/>
+          <w:szCs w:val="20"/>
+        </w:rPr>
+      </w:pPr>
+      <w:r>
+        <w:rPr>
+          <w:rFonts w:ascii="Consolas" w:hAnsi="Consolas"/>
+          <w:color w:val="000000"/>
+          <w:sz w:val="19"/>
+          <w:szCs w:val="20"/>
+        </w:rPr>
+        <w:t xml:space="preserve">             &lt;&lt; value &lt;&lt; "\n";</w:t>
+      </w:r>
+    </w:p>
+    <w:p>
+      <w:pPr>
+        <w:pStyle w:val="Code0"/>
+        <w:shd w:val="clear" w:color="auto" w:fill="F2F2F2"/>
+        <w:spacing w:after="0" w:line="240" w:lineRule="auto"/>
+        <w:ind w:left="0" w:firstLine="0"/>
+        <w:rPr>
+          <w:rFonts w:ascii="Consolas" w:hAnsi="Consolas"/>
+          <w:color w:val="000000"/>
+          <w:sz w:val="19"/>
+          <w:szCs w:val="20"/>
+        </w:rPr>
+      </w:pPr>
+      <w:r>
+        <w:rPr>
+          <w:rFonts w:ascii="Consolas" w:hAnsi="Consolas"/>
+          <w:color w:val="000000"/>
+          <w:sz w:val="19"/>
+          <w:szCs w:val="20"/>
+        </w:rPr>
+        <w:t xml:space="preserve">    }</w:t>
+      </w:r>
+    </w:p>
+    <w:p>
+      <w:pPr>
+        <w:pStyle w:val="Code0"/>
+        <w:shd w:val="clear" w:color="auto" w:fill="F2F2F2"/>
+        <w:spacing w:after="0" w:line="240" w:lineRule="auto"/>
+        <w:ind w:left="0" w:firstLine="0"/>
+        <w:rPr>
+          <w:rFonts w:ascii="Consolas" w:hAnsi="Consolas"/>
+          <w:color w:val="000000"/>
+          <w:sz w:val="19"/>
+          <w:szCs w:val="20"/>
+        </w:rPr>
+      </w:pPr>
+      <w:r>
+        <w:rPr>
+          <w:rFonts w:ascii="Consolas" w:hAnsi="Consolas"/>
+          <w:color w:val="000000"/>
+          <w:sz w:val="19"/>
+          <w:szCs w:val="20"/>
+        </w:rPr>
+        <w:t xml:space="preserve">    </w:t>
+      </w:r>
+      <w:r>
+        <w:rPr>
+          <w:rFonts w:ascii="Consolas" w:hAnsi="Consolas"/>
+          <w:color w:val="000000"/>
+          <w:sz w:val="19"/>
+          <w:szCs w:val="20"/>
+        </w:rPr>
+        <w:t>void showResult(double value) {</w:t>
+      </w:r>
+    </w:p>
+    <w:p>
+      <w:pPr>
+        <w:pStyle w:val="Code0"/>
+        <w:shd w:val="clear" w:color="auto" w:fill="F2F2F2"/>
+        <w:spacing w:after="0" w:line="240" w:lineRule="auto"/>
+        <w:ind w:left="0" w:firstLine="0"/>
+        <w:rPr>
+          <w:rFonts w:ascii="Consolas" w:hAnsi="Consolas"/>
+          <w:color w:val="000000"/>
+          <w:sz w:val="19"/>
+          <w:szCs w:val="20"/>
+        </w:rPr>
+      </w:pPr>
+      <w:r>
+        <w:rPr>
+          <w:rFonts w:ascii="Consolas" w:hAnsi="Consolas"/>
+          <w:color w:val="000000"/>
+          <w:sz w:val="19"/>
+          <w:szCs w:val="20"/>
+        </w:rPr>
+        <w:t xml:space="preserve">        cout &lt;&lt; "[Result]: "</w:t>
+      </w:r>
+    </w:p>
+    <w:p>
+      <w:pPr>
+        <w:pStyle w:val="Code0"/>
+        <w:shd w:val="clear" w:color="auto" w:fill="F2F2F2"/>
+        <w:spacing w:after="0" w:line="240" w:lineRule="auto"/>
+        <w:ind w:left="0" w:firstLine="0"/>
+        <w:rPr>
+          <w:rFonts w:ascii="Consolas" w:hAnsi="Consolas"/>
+          <w:color w:val="000000"/>
+          <w:sz w:val="19"/>
+          <w:szCs w:val="20"/>
+        </w:rPr>
+      </w:pPr>
+      <w:r>
+        <w:rPr>
+          <w:rFonts w:ascii="Consolas" w:hAnsi="Consolas"/>
+          <w:color w:val="000000"/>
+          <w:sz w:val="19"/>
+          <w:szCs w:val="20"/>
+        </w:rPr>
+        <w:t xml:space="preserve">             &lt;&lt; fixed &lt;&lt; setprecision(2)</w:t>
+      </w:r>
+    </w:p>
+    <w:p>
+      <w:pPr>
+        <w:pStyle w:val="Code0"/>
+        <w:shd w:val="clear" w:color="auto" w:fill="F2F2F2"/>
+        <w:spacing w:after="0" w:line="240" w:lineRule="auto"/>
+        <w:ind w:left="0" w:firstLine="0"/>
+        <w:rPr>
+          <w:rFonts w:ascii="Consolas" w:hAnsi="Consolas"/>
+          <w:color w:val="000000"/>
+          <w:sz w:val="19"/>
+          <w:szCs w:val="20"/>
+        </w:rPr>
+      </w:pPr>
+      <w:r>
+        <w:rPr>
+          <w:rFonts w:ascii="Consolas" w:hAnsi="Consolas"/>
+          <w:color w:val="000000"/>
+          <w:sz w:val="19"/>
+          <w:szCs w:val="20"/>
+        </w:rPr>
+        <w:t xml:space="preserve">             &lt;&lt; value &lt;&lt; "\n";</w:t>
+      </w:r>
+    </w:p>
+    <w:p>
+      <w:pPr>
+        <w:pStyle w:val="Code0"/>
+        <w:shd w:val="clear" w:color="auto" w:fill="F2F2F2"/>
+        <w:spacing w:after="0" w:line="240" w:lineRule="auto"/>
+        <w:ind w:left="0" w:firstLine="0"/>
+        <w:rPr>
+          <w:rFonts w:ascii="Consolas" w:hAnsi="Consolas"/>
+          <w:color w:val="000000"/>
+          <w:sz w:val="19"/>
+          <w:szCs w:val="20"/>
+        </w:rPr>
+      </w:pPr>
+      <w:r>
+        <w:rPr>
+          <w:rFonts w:ascii="Consolas" w:hAnsi="Consolas"/>
+          <w:color w:val="000000"/>
+          <w:sz w:val="19"/>
+          <w:szCs w:val="20"/>
+        </w:rPr>
+        <w:t xml:space="preserve">    }</w:t>
+      </w:r>
+      <w:r>
+        <w:rPr>
+          <w:rFonts w:ascii="Consolas" w:hAnsi="Consolas"/>
+          <w:color w:val="000000"/>
+          <w:sz w:val="19"/>
+          <w:szCs w:val="20"/>
+        </w:rPr>
+        <w:t xml:space="preserve">  </w:t>
+      </w:r>
+    </w:p>
+    <w:p>
+      <w:pPr>
+        <w:pStyle w:val="Code0"/>
+        <w:shd w:val="clear" w:color="auto" w:fill="F2F2F2"/>
+        <w:spacing w:after="0" w:line="240" w:lineRule="auto"/>
+        <w:ind w:left="0" w:firstLine="0"/>
+        <w:rPr>
+          <w:rFonts w:ascii="Consolas" w:hAnsi="Consolas"/>
+          <w:color w:val="000000"/>
+          <w:sz w:val="19"/>
+          <w:szCs w:val="20"/>
+        </w:rPr>
+      </w:pPr>
+      <w:r>
+        <w:rPr>
+          <w:rFonts w:ascii="Consolas" w:hAnsi="Consolas"/>
+          <w:color w:val="000000"/>
+          <w:sz w:val="19"/>
+          <w:szCs w:val="20"/>
+        </w:rPr>
+        <w:t xml:space="preserve">  </w:t>
+      </w:r>
+      <w:r>
+        <w:rPr>
+          <w:rFonts w:ascii="Consolas" w:hAnsi="Consolas"/>
+          <w:color w:val="000000"/>
+          <w:sz w:val="19"/>
+          <w:szCs w:val="20"/>
+        </w:rPr>
+        <w:t>};</w:t>
       </w:r>
     </w:p>
     <w:p>
@@ -9062,163 +10351,173 @@
           <w:b/>
           <w:bCs/>
         </w:rPr>
-        <w:t>2.2.1 Header Files</w:t>
-      </w:r>
-    </w:p>
-    <w:p>
-      <w:pPr>
-        <w:pStyle w:val="Code0"/>
-        <w:rPr>
-          <w:sz w:val="20"/>
-          <w:szCs w:val="20"/>
-        </w:rPr>
-      </w:pPr>
-      <w:r>
-        <w:rPr>
-          <w:sz w:val="20"/>
-          <w:szCs w:val="20"/>
-        </w:rPr>
-        <w:t>#include &lt;iostream&gt;</w:t>
-      </w:r>
-      <w:r>
-        <w:rPr>
-          <w:sz w:val="20"/>
-          <w:szCs w:val="20"/>
-        </w:rPr>
-        <w:t xml:space="preserve">                                                                  //</w:t>
-      </w:r>
-      <w:r>
-        <w:rPr>
-          <w:rFonts w:ascii="Times New Roman" w:hAnsi="Times New Roman"/>
-          <w:color w:val="000000"/>
-        </w:rPr>
+        <w:t>Explanation</w:t>
+      </w:r>
+    </w:p>
+    <w:p>
+      <w:pPr>
+        <w:spacing w:after="160" w:line="278" w:lineRule="auto"/>
+        <w:ind w:left="0" w:firstLine="0"/>
+        <w:jc w:val="left"/>
+      </w:pPr>
+      <w:r>
+        <w:t>The Calculator class is the common base class for all calculator modules.</w:t>
+      </w:r>
+      <w:r>
         <w:t xml:space="preserve"> </w:t>
       </w:r>
       <w:r>
-        <w:rPr>
-          <w:sz w:val="20"/>
-          <w:szCs w:val="20"/>
-        </w:rPr>
-        <w:t>used for input and output</w:t>
-      </w:r>
-    </w:p>
-    <w:p>
-      <w:pPr>
-        <w:pStyle w:val="Code0"/>
-        <w:rPr>
-          <w:sz w:val="20"/>
-          <w:szCs w:val="20"/>
-        </w:rPr>
-      </w:pPr>
-      <w:r>
-        <w:rPr>
-          <w:sz w:val="20"/>
-          <w:szCs w:val="20"/>
-        </w:rPr>
-        <w:t>#include &lt;string&gt;</w:t>
-      </w:r>
-      <w:r>
-        <w:rPr>
-          <w:sz w:val="20"/>
-          <w:szCs w:val="20"/>
-        </w:rPr>
-        <w:t xml:space="preserve">                                                                        //</w:t>
-      </w:r>
-      <w:r>
-        <w:rPr>
-          <w:rFonts w:ascii="Times New Roman" w:hAnsi="Times New Roman"/>
-          <w:color w:val="000000"/>
-        </w:rPr>
+        <w:t>The private member:</w:t>
+      </w:r>
+      <w:r>
+        <w:t xml:space="preserve">     </w:t>
+      </w:r>
+      <w:r>
+        <w:rPr>
+          <w:rStyle w:val="CodeChar"/>
+          <w:color w:val="000000"/>
+        </w:rPr>
+        <w:t xml:space="preserve">string </w:t>
+      </w:r>
+      <w:proofErr w:type="gramStart"/>
+      <w:r>
+        <w:rPr>
+          <w:rStyle w:val="CodeChar"/>
+          <w:color w:val="000000"/>
+        </w:rPr>
+        <w:t>name;</w:t>
+      </w:r>
+      <w:r>
+        <w:t xml:space="preserve">   </w:t>
+      </w:r>
+      <w:proofErr w:type="gramEnd"/>
+      <w:r>
         <w:t xml:space="preserve"> </w:t>
       </w:r>
       <w:r>
-        <w:rPr>
-          <w:sz w:val="20"/>
-          <w:szCs w:val="20"/>
-        </w:rPr>
-        <w:t>provides the string data type</w:t>
-      </w:r>
-    </w:p>
-    <w:p>
-      <w:pPr>
-        <w:pStyle w:val="Code0"/>
-        <w:rPr>
-          <w:sz w:val="20"/>
-          <w:szCs w:val="20"/>
-        </w:rPr>
-      </w:pPr>
-      <w:r>
-        <w:rPr>
-          <w:sz w:val="20"/>
-          <w:szCs w:val="20"/>
-        </w:rPr>
-        <w:t>#include &lt;iomanip&gt;</w:t>
-      </w:r>
-      <w:r>
-        <w:rPr>
-          <w:sz w:val="20"/>
-          <w:szCs w:val="20"/>
-        </w:rPr>
-        <w:t xml:space="preserve">                                                                  //</w:t>
-      </w:r>
-      <w:r>
-        <w:rPr>
-          <w:rFonts w:ascii="Times New Roman" w:hAnsi="Times New Roman"/>
-          <w:color w:val="000000"/>
-        </w:rPr>
+        <w:t xml:space="preserve">stores the </w:t>
+      </w:r>
+      <w:proofErr w:type="gramStart"/>
+      <w:r>
+        <w:t>calculator</w:t>
+      </w:r>
+      <w:proofErr w:type="gramEnd"/>
+      <w:r>
+        <w:t xml:space="preserve"> name.</w:t>
+      </w:r>
+    </w:p>
+    <w:p>
+      <w:pPr>
+        <w:spacing w:after="160" w:line="278" w:lineRule="auto"/>
+        <w:ind w:left="0" w:firstLine="0"/>
+        <w:jc w:val="left"/>
+      </w:pPr>
+      <w:r>
+        <w:t>The constructor:</w:t>
+      </w:r>
+      <w:r>
+        <w:t xml:space="preserve">     </w:t>
+      </w:r>
+      <w:r>
+        <w:rPr>
+          <w:rStyle w:val="CodeChar"/>
+          <w:color w:val="000000"/>
+        </w:rPr>
+        <w:t>Calculator(const string&amp; calcName) : name(calcName) {}</w:t>
+      </w:r>
+      <w:r>
+        <w:t xml:space="preserve">    </w:t>
+      </w:r>
+      <w:r>
+        <w:t>initializes the name.</w:t>
+      </w:r>
+      <w:r>
         <w:t xml:space="preserve"> </w:t>
       </w:r>
       <w:r>
-        <w:rPr>
-          <w:sz w:val="20"/>
-          <w:szCs w:val="20"/>
-        </w:rPr>
-        <w:t>used for output formatting</w:t>
-      </w:r>
-    </w:p>
-    <w:p>
-      <w:pPr>
-        <w:pStyle w:val="Code0"/>
-      </w:pPr>
-      <w:r>
-        <w:rPr>
-          <w:sz w:val="20"/>
-          <w:szCs w:val="20"/>
-        </w:rPr>
-        <w:t>#include &lt;cmath&gt;</w:t>
-      </w:r>
-      <w:r>
-        <w:t xml:space="preserve">                                                          //</w:t>
-      </w:r>
-      <w:r>
-        <w:rPr>
-          <w:rFonts w:ascii="Times New Roman" w:hAnsi="Times New Roman"/>
-          <w:color w:val="000000"/>
-        </w:rPr>
+        <w:t>The virtual destructor</w:t>
+      </w:r>
+      <w:r>
+        <w:t xml:space="preserve">:     </w:t>
+      </w:r>
+      <w:r>
+        <w:rPr>
+          <w:rStyle w:val="CodeChar"/>
+          <w:color w:val="000000"/>
+        </w:rPr>
+        <w:t>virtual ~Calculator() = default;</w:t>
+      </w:r>
+      <w:r>
+        <w:t xml:space="preserve">    </w:t>
+      </w:r>
+      <w:r>
+        <w:t>allows the class to be safely used as a polymorphic base class.</w:t>
+      </w:r>
+      <w:r>
         <w:t xml:space="preserve"> </w:t>
       </w:r>
       <w:r>
-        <w:rPr>
-          <w:sz w:val="20"/>
-          <w:szCs w:val="20"/>
-        </w:rPr>
-        <w:t>provides mathematical functions</w:t>
-      </w:r>
-    </w:p>
-    <w:p>
-      <w:pPr>
-        <w:pStyle w:val="Code0"/>
-        <w:rPr>
-          <w:sz w:val="20"/>
-          <w:szCs w:val="20"/>
-        </w:rPr>
-      </w:pPr>
-      <w:r>
-        <w:rPr>
-          <w:sz w:val="20"/>
-          <w:szCs w:val="20"/>
-        </w:rPr>
-        <w:t>using namespace std;</w:t>
+        <w:t>The getter:</w:t>
+      </w:r>
+      <w:r>
+        <w:t xml:space="preserve">     </w:t>
+      </w:r>
+      <w:r>
+        <w:rPr>
+          <w:rStyle w:val="CodeChar"/>
+          <w:color w:val="000000"/>
+        </w:rPr>
+        <w:t>string getName() const</w:t>
+      </w:r>
+      <w:r>
+        <w:t xml:space="preserve">    </w:t>
+      </w:r>
+      <w:r>
+        <w:t>provides controlled access to the private name.</w:t>
+      </w:r>
+      <w:r>
+        <w:t xml:space="preserve"> </w:t>
+      </w:r>
+      <w:r>
+        <w:t>The pure virtual function:</w:t>
+      </w:r>
+      <w:r>
+        <w:t xml:space="preserve">     </w:t>
+      </w:r>
+      <w:r>
+        <w:rPr>
+          <w:rStyle w:val="CodeChar"/>
+          <w:color w:val="000000"/>
+        </w:rPr>
+        <w:t>virtual void calculate() = 0;</w:t>
+      </w:r>
+      <w:r>
+        <w:t xml:space="preserve"> </w:t>
+      </w:r>
+      <w:r>
+        <w:t>makes the class abstract.</w:t>
+      </w:r>
+      <w:r>
+        <w:t xml:space="preserve"> </w:t>
+      </w:r>
+      <w:r>
+        <w:t xml:space="preserve">The two </w:t>
+      </w:r>
+      <w:r>
+        <w:t xml:space="preserve">     </w:t>
+      </w:r>
+      <w:r>
+        <w:rPr>
+          <w:rStyle w:val="CodeChar"/>
+          <w:color w:val="000000"/>
+        </w:rPr>
+        <w:t>showResult()</w:t>
+      </w:r>
+      <w:r>
+        <w:t xml:space="preserve">     </w:t>
+      </w:r>
+      <w:r>
+        <w:t xml:space="preserve"> functions demonstrate function overloading.</w:t>
       </w:r>
     </w:p>
     <w:p>
@@ -9228,89 +10527,3868 @@
         <w:jc w:val="left"/>
       </w:pPr>
       <w:r>
-        <w:pict w14:anchorId="357AFBCC">
-          <v:rect id="_x0000_i1039" style="width:0;height:1.5pt" o:hralign="center" o:hrstd="t" o:hr="t" fillcolor="#a0a0a0" stroked="f"/>
-        </w:pict>
-      </w:r>
+        <w:rPr>
+          <w:b/>
+          <w:bCs/>
+        </w:rPr>
+        <w:t>2.2.3 ARITHMETIC CALCULATOR</w:t>
+      </w:r>
+    </w:p>
+    <w:p>
+      <w:pPr>
+        <w:pStyle w:val="Code0"/>
+        <w:shd w:val="clear" w:color="auto" w:fill="F2F2F2"/>
+        <w:spacing w:after="0" w:line="240" w:lineRule="auto"/>
+        <w:ind w:left="0" w:firstLine="0"/>
+        <w:rPr>
+          <w:rFonts w:ascii="Consolas" w:hAnsi="Consolas"/>
+          <w:color w:val="000000"/>
+          <w:sz w:val="19"/>
+        </w:rPr>
+      </w:pPr>
+      <w:r>
+        <w:rPr>
+          <w:rFonts w:ascii="Consolas" w:hAnsi="Consolas"/>
+          <w:color w:val="000000"/>
+          <w:sz w:val="19"/>
+        </w:rPr>
+        <w:t>class ArithmeticCalculator : public Calculator {</w:t>
+      </w:r>
+    </w:p>
+    <w:p>
+      <w:pPr>
+        <w:pStyle w:val="Code0"/>
+        <w:shd w:val="clear" w:color="auto" w:fill="F2F2F2"/>
+        <w:spacing w:after="0" w:line="240" w:lineRule="auto"/>
+        <w:ind w:left="0" w:firstLine="0"/>
+        <w:rPr>
+          <w:rFonts w:ascii="Consolas" w:hAnsi="Consolas"/>
+          <w:color w:val="000000"/>
+          <w:sz w:val="19"/>
+        </w:rPr>
+      </w:pPr>
+      <w:r>
+        <w:rPr>
+          <w:rFonts w:ascii="Consolas" w:hAnsi="Consolas"/>
+          <w:color w:val="000000"/>
+          <w:sz w:val="19"/>
+        </w:rPr>
+        <w:t>public:</w:t>
+      </w:r>
+    </w:p>
+    <w:p>
+      <w:pPr>
+        <w:pStyle w:val="Code0"/>
+        <w:shd w:val="clear" w:color="auto" w:fill="F2F2F2"/>
+        <w:spacing w:after="0" w:line="240" w:lineRule="auto"/>
+        <w:ind w:left="0" w:firstLine="0"/>
+        <w:rPr>
+          <w:rFonts w:ascii="Consolas" w:hAnsi="Consolas"/>
+          <w:color w:val="000000"/>
+          <w:sz w:val="19"/>
+        </w:rPr>
+      </w:pPr>
+      <w:r>
+        <w:rPr>
+          <w:rFonts w:ascii="Consolas" w:hAnsi="Consolas"/>
+          <w:color w:val="000000"/>
+          <w:sz w:val="19"/>
+        </w:rPr>
+        <w:t xml:space="preserve">    ArithmeticCalculator()</w:t>
+      </w:r>
+    </w:p>
+    <w:p>
+      <w:pPr>
+        <w:pStyle w:val="Code0"/>
+        <w:shd w:val="clear" w:color="auto" w:fill="F2F2F2"/>
+        <w:spacing w:after="0" w:line="240" w:lineRule="auto"/>
+        <w:ind w:left="0" w:firstLine="0"/>
+        <w:rPr>
+          <w:rFonts w:ascii="Consolas" w:hAnsi="Consolas"/>
+          <w:color w:val="000000"/>
+          <w:sz w:val="19"/>
+        </w:rPr>
+      </w:pPr>
+      <w:r>
+        <w:rPr>
+          <w:rFonts w:ascii="Consolas" w:hAnsi="Consolas"/>
+          <w:color w:val="000000"/>
+          <w:sz w:val="19"/>
+        </w:rPr>
+        <w:t xml:space="preserve">        : Calculator("Basic Arithmetic Calculator") {}</w:t>
+      </w:r>
+    </w:p>
+    <w:p>
+      <w:pPr>
+        <w:pStyle w:val="Code0"/>
+        <w:shd w:val="clear" w:color="auto" w:fill="F2F2F2"/>
+        <w:spacing w:after="0" w:line="240" w:lineRule="auto"/>
+        <w:ind w:left="0" w:firstLine="0"/>
+        <w:rPr>
+          <w:rFonts w:ascii="Consolas" w:hAnsi="Consolas"/>
+          <w:color w:val="000000"/>
+          <w:sz w:val="19"/>
+        </w:rPr>
+      </w:pPr>
+      <w:r>
+        <w:rPr>
+          <w:rFonts w:ascii="Consolas" w:hAnsi="Consolas"/>
+          <w:color w:val="000000"/>
+          <w:sz w:val="19"/>
+        </w:rPr>
+        <w:t xml:space="preserve">               void calculate() override {</w:t>
+      </w:r>
+    </w:p>
+    <w:p>
+      <w:pPr>
+        <w:pStyle w:val="Code0"/>
+        <w:shd w:val="clear" w:color="auto" w:fill="F2F2F2"/>
+        <w:spacing w:after="0" w:line="240" w:lineRule="auto"/>
+        <w:ind w:left="0" w:firstLine="0"/>
+        <w:rPr>
+          <w:rFonts w:ascii="Consolas" w:hAnsi="Consolas"/>
+          <w:color w:val="000000"/>
+          <w:sz w:val="19"/>
+        </w:rPr>
+      </w:pPr>
+      <w:r>
+        <w:rPr>
+          <w:rFonts w:ascii="Consolas" w:hAnsi="Consolas"/>
+          <w:color w:val="000000"/>
+          <w:sz w:val="19"/>
+        </w:rPr>
+        <w:t xml:space="preserve">        double a, b;</w:t>
+      </w:r>
+    </w:p>
+    <w:p>
+      <w:pPr>
+        <w:pStyle w:val="Code0"/>
+        <w:shd w:val="clear" w:color="auto" w:fill="F2F2F2"/>
+        <w:spacing w:after="0" w:line="240" w:lineRule="auto"/>
+        <w:ind w:left="0" w:firstLine="0"/>
+        <w:rPr>
+          <w:rFonts w:ascii="Consolas" w:hAnsi="Consolas"/>
+          <w:color w:val="000000"/>
+          <w:sz w:val="19"/>
+        </w:rPr>
+      </w:pPr>
+      <w:r>
+        <w:rPr>
+          <w:rFonts w:ascii="Consolas" w:hAnsi="Consolas"/>
+          <w:color w:val="000000"/>
+          <w:sz w:val="19"/>
+        </w:rPr>
+        <w:t xml:space="preserve">        char op;</w:t>
+      </w:r>
+    </w:p>
+    <w:p>
+      <w:pPr>
+        <w:pStyle w:val="Code0"/>
+        <w:shd w:val="clear" w:color="auto" w:fill="F2F2F2"/>
+        <w:spacing w:after="0" w:line="240" w:lineRule="auto"/>
+        <w:ind w:left="0" w:firstLine="0"/>
+        <w:rPr>
+          <w:rFonts w:ascii="Consolas" w:hAnsi="Consolas"/>
+          <w:color w:val="000000"/>
+          <w:sz w:val="19"/>
+        </w:rPr>
+      </w:pPr>
+      <w:r>
+        <w:rPr>
+          <w:rFonts w:ascii="Consolas" w:hAnsi="Consolas"/>
+          <w:color w:val="000000"/>
+          <w:sz w:val="19"/>
+        </w:rPr>
+        <w:t xml:space="preserve">        cout &lt;&lt; "\n--- " &lt;&lt; getName() &lt;&lt; " ---\n";</w:t>
+      </w:r>
+    </w:p>
+    <w:p>
+      <w:pPr>
+        <w:pStyle w:val="Code0"/>
+        <w:shd w:val="clear" w:color="auto" w:fill="F2F2F2"/>
+        <w:spacing w:after="0" w:line="240" w:lineRule="auto"/>
+        <w:ind w:left="0" w:firstLine="0"/>
+        <w:rPr>
+          <w:rFonts w:ascii="Consolas" w:hAnsi="Consolas"/>
+          <w:color w:val="000000"/>
+          <w:sz w:val="19"/>
+        </w:rPr>
+      </w:pPr>
+      <w:r>
+        <w:rPr>
+          <w:rFonts w:ascii="Consolas" w:hAnsi="Consolas"/>
+          <w:color w:val="000000"/>
+          <w:sz w:val="19"/>
+        </w:rPr>
+        <w:t xml:space="preserve">        cout &lt;&lt; "Enter first number: ";</w:t>
+      </w:r>
+    </w:p>
+    <w:p>
+      <w:pPr>
+        <w:pStyle w:val="Code0"/>
+        <w:shd w:val="clear" w:color="auto" w:fill="F2F2F2"/>
+        <w:spacing w:after="0" w:line="240" w:lineRule="auto"/>
+        <w:ind w:left="0" w:firstLine="0"/>
+        <w:rPr>
+          <w:rFonts w:ascii="Consolas" w:hAnsi="Consolas"/>
+          <w:color w:val="000000"/>
+          <w:sz w:val="19"/>
+        </w:rPr>
+      </w:pPr>
+      <w:r>
+        <w:rPr>
+          <w:rFonts w:ascii="Consolas" w:hAnsi="Consolas"/>
+          <w:color w:val="000000"/>
+          <w:sz w:val="19"/>
+        </w:rPr>
+        <w:t xml:space="preserve">        </w:t>
+      </w:r>
+      <w:proofErr w:type="spellStart"/>
+      <w:r>
+        <w:rPr>
+          <w:rFonts w:ascii="Consolas" w:hAnsi="Consolas"/>
+          <w:color w:val="000000"/>
+          <w:sz w:val="19"/>
+        </w:rPr>
+        <w:t>cin</w:t>
+      </w:r>
+      <w:proofErr w:type="spellEnd"/>
+      <w:r>
+        <w:rPr>
+          <w:rFonts w:ascii="Consolas" w:hAnsi="Consolas"/>
+          <w:color w:val="000000"/>
+          <w:sz w:val="19"/>
+        </w:rPr>
+        <w:t xml:space="preserve"> &gt;&gt; a;</w:t>
+      </w:r>
+    </w:p>
+    <w:p>
+      <w:pPr>
+        <w:pStyle w:val="Code0"/>
+        <w:shd w:val="clear" w:color="auto" w:fill="F2F2F2"/>
+        <w:spacing w:after="0" w:line="240" w:lineRule="auto"/>
+        <w:ind w:left="0" w:firstLine="0"/>
+        <w:rPr>
+          <w:rFonts w:ascii="Consolas" w:hAnsi="Consolas"/>
+          <w:color w:val="000000"/>
+          <w:sz w:val="19"/>
+        </w:rPr>
+      </w:pPr>
+      <w:r>
+        <w:rPr>
+          <w:rFonts w:ascii="Consolas" w:hAnsi="Consolas"/>
+          <w:color w:val="000000"/>
+          <w:sz w:val="19"/>
+        </w:rPr>
+        <w:t xml:space="preserve">        cout &lt;&lt; "Enter operator (+, -, *, /): ";</w:t>
+      </w:r>
+    </w:p>
+    <w:p>
+      <w:pPr>
+        <w:pStyle w:val="Code0"/>
+        <w:shd w:val="clear" w:color="auto" w:fill="F2F2F2"/>
+        <w:spacing w:after="0" w:line="240" w:lineRule="auto"/>
+        <w:ind w:left="0" w:firstLine="0"/>
+        <w:rPr>
+          <w:rFonts w:ascii="Consolas" w:hAnsi="Consolas"/>
+          <w:color w:val="000000"/>
+          <w:sz w:val="19"/>
+        </w:rPr>
+      </w:pPr>
+      <w:r>
+        <w:rPr>
+          <w:rFonts w:ascii="Consolas" w:hAnsi="Consolas"/>
+          <w:color w:val="000000"/>
+          <w:sz w:val="19"/>
+        </w:rPr>
+        <w:t xml:space="preserve">        </w:t>
+      </w:r>
+      <w:proofErr w:type="spellStart"/>
+      <w:r>
+        <w:rPr>
+          <w:rFonts w:ascii="Consolas" w:hAnsi="Consolas"/>
+          <w:color w:val="000000"/>
+          <w:sz w:val="19"/>
+        </w:rPr>
+        <w:t>cin</w:t>
+      </w:r>
+      <w:proofErr w:type="spellEnd"/>
+      <w:r>
+        <w:rPr>
+          <w:rFonts w:ascii="Consolas" w:hAnsi="Consolas"/>
+          <w:color w:val="000000"/>
+          <w:sz w:val="19"/>
+        </w:rPr>
+        <w:t xml:space="preserve"> &gt;&gt; op;</w:t>
+      </w:r>
+    </w:p>
+    <w:p>
+      <w:pPr>
+        <w:pStyle w:val="Code0"/>
+        <w:shd w:val="clear" w:color="auto" w:fill="F2F2F2"/>
+        <w:spacing w:after="0" w:line="240" w:lineRule="auto"/>
+        <w:ind w:left="0" w:firstLine="0"/>
+        <w:rPr>
+          <w:rFonts w:ascii="Consolas" w:hAnsi="Consolas"/>
+          <w:color w:val="000000"/>
+          <w:sz w:val="19"/>
+        </w:rPr>
+      </w:pPr>
+      <w:r>
+        <w:rPr>
+          <w:rFonts w:ascii="Consolas" w:hAnsi="Consolas"/>
+          <w:color w:val="000000"/>
+          <w:sz w:val="19"/>
+        </w:rPr>
+        <w:t xml:space="preserve">       cout &lt;&lt; "Enter second number: ";</w:t>
+      </w:r>
+    </w:p>
+    <w:p>
+      <w:pPr>
+        <w:pStyle w:val="Code0"/>
+        <w:shd w:val="clear" w:color="auto" w:fill="F2F2F2"/>
+        <w:spacing w:after="0" w:line="240" w:lineRule="auto"/>
+        <w:ind w:left="0" w:firstLine="0"/>
+        <w:rPr>
+          <w:rFonts w:ascii="Consolas" w:hAnsi="Consolas"/>
+          <w:color w:val="000000"/>
+          <w:sz w:val="19"/>
+        </w:rPr>
+      </w:pPr>
+      <w:r>
+        <w:rPr>
+          <w:rFonts w:ascii="Consolas" w:hAnsi="Consolas"/>
+          <w:color w:val="000000"/>
+          <w:sz w:val="19"/>
+        </w:rPr>
+        <w:t xml:space="preserve">        </w:t>
+      </w:r>
+      <w:proofErr w:type="spellStart"/>
+      <w:r>
+        <w:rPr>
+          <w:rFonts w:ascii="Consolas" w:hAnsi="Consolas"/>
+          <w:color w:val="000000"/>
+          <w:sz w:val="19"/>
+        </w:rPr>
+        <w:t>cin</w:t>
+      </w:r>
+      <w:proofErr w:type="spellEnd"/>
+      <w:r>
+        <w:rPr>
+          <w:rFonts w:ascii="Consolas" w:hAnsi="Consolas"/>
+          <w:color w:val="000000"/>
+          <w:sz w:val="19"/>
+        </w:rPr>
+        <w:t xml:space="preserve"> &gt;&gt; b;</w:t>
+      </w:r>
+    </w:p>
+    <w:p>
+      <w:pPr>
+        <w:pStyle w:val="Code0"/>
+        <w:shd w:val="clear" w:color="auto" w:fill="F2F2F2"/>
+        <w:spacing w:after="0" w:line="240" w:lineRule="auto"/>
+        <w:ind w:left="0" w:firstLine="0"/>
+        <w:rPr>
+          <w:rFonts w:ascii="Consolas" w:hAnsi="Consolas"/>
+          <w:color w:val="000000"/>
+          <w:sz w:val="19"/>
+        </w:rPr>
+      </w:pPr>
+      <w:r>
+        <w:rPr>
+          <w:rFonts w:ascii="Consolas" w:hAnsi="Consolas"/>
+          <w:color w:val="000000"/>
+          <w:sz w:val="19"/>
+        </w:rPr>
+        <w:t xml:space="preserve">       if (</w:t>
+      </w:r>
+      <w:proofErr w:type="spellStart"/>
+      <w:r>
+        <w:rPr>
+          <w:rFonts w:ascii="Consolas" w:hAnsi="Consolas"/>
+          <w:color w:val="000000"/>
+          <w:sz w:val="19"/>
+        </w:rPr>
+        <w:t>cin.fail</w:t>
+      </w:r>
+      <w:proofErr w:type="spellEnd"/>
+      <w:r>
+        <w:rPr>
+          <w:rFonts w:ascii="Consolas" w:hAnsi="Consolas"/>
+          <w:color w:val="000000"/>
+          <w:sz w:val="19"/>
+        </w:rPr>
+        <w:t>()) {</w:t>
+      </w:r>
+    </w:p>
+    <w:p>
+      <w:pPr>
+        <w:pStyle w:val="Code0"/>
+        <w:shd w:val="clear" w:color="auto" w:fill="F2F2F2"/>
+        <w:spacing w:after="0" w:line="240" w:lineRule="auto"/>
+        <w:ind w:left="0" w:firstLine="0"/>
+        <w:rPr>
+          <w:rFonts w:ascii="Consolas" w:hAnsi="Consolas"/>
+          <w:color w:val="000000"/>
+          <w:sz w:val="19"/>
+        </w:rPr>
+      </w:pPr>
+      <w:r>
+        <w:rPr>
+          <w:rFonts w:ascii="Consolas" w:hAnsi="Consolas"/>
+          <w:color w:val="000000"/>
+          <w:sz w:val="19"/>
+        </w:rPr>
+        <w:t xml:space="preserve">            </w:t>
+      </w:r>
+      <w:proofErr w:type="spellStart"/>
+      <w:r>
+        <w:rPr>
+          <w:rFonts w:ascii="Consolas" w:hAnsi="Consolas"/>
+          <w:color w:val="000000"/>
+          <w:sz w:val="19"/>
+        </w:rPr>
+        <w:t>cin.clear</w:t>
+      </w:r>
+      <w:proofErr w:type="spellEnd"/>
+      <w:r>
+        <w:rPr>
+          <w:rFonts w:ascii="Consolas" w:hAnsi="Consolas"/>
+          <w:color w:val="000000"/>
+          <w:sz w:val="19"/>
+        </w:rPr>
+        <w:t>();</w:t>
+      </w:r>
+    </w:p>
+    <w:p>
+      <w:pPr>
+        <w:pStyle w:val="Code0"/>
+        <w:shd w:val="clear" w:color="auto" w:fill="F2F2F2"/>
+        <w:spacing w:after="0" w:line="240" w:lineRule="auto"/>
+        <w:ind w:left="0" w:firstLine="0"/>
+        <w:rPr>
+          <w:rFonts w:ascii="Consolas" w:hAnsi="Consolas"/>
+          <w:color w:val="000000"/>
+          <w:sz w:val="19"/>
+        </w:rPr>
+      </w:pPr>
+      <w:r>
+        <w:rPr>
+          <w:rFonts w:ascii="Consolas" w:hAnsi="Consolas"/>
+          <w:color w:val="000000"/>
+          <w:sz w:val="19"/>
+        </w:rPr>
+        <w:t xml:space="preserve">            </w:t>
+      </w:r>
+      <w:proofErr w:type="spellStart"/>
+      <w:r>
+        <w:rPr>
+          <w:rFonts w:ascii="Consolas" w:hAnsi="Consolas"/>
+          <w:color w:val="000000"/>
+          <w:sz w:val="19"/>
+        </w:rPr>
+        <w:t>cin.ignore</w:t>
+      </w:r>
+      <w:proofErr w:type="spellEnd"/>
+      <w:r>
+        <w:rPr>
+          <w:rFonts w:ascii="Consolas" w:hAnsi="Consolas"/>
+          <w:color w:val="000000"/>
+          <w:sz w:val="19"/>
+        </w:rPr>
+        <w:t>(10000, '\n');</w:t>
+      </w:r>
+    </w:p>
+    <w:p>
+      <w:pPr>
+        <w:pStyle w:val="Code0"/>
+        <w:shd w:val="clear" w:color="auto" w:fill="F2F2F2"/>
+        <w:spacing w:after="0" w:line="240" w:lineRule="auto"/>
+        <w:ind w:left="0" w:firstLine="0"/>
+        <w:rPr>
+          <w:rFonts w:ascii="Consolas" w:hAnsi="Consolas"/>
+          <w:color w:val="000000"/>
+          <w:sz w:val="19"/>
+        </w:rPr>
+      </w:pPr>
+      <w:r>
+        <w:rPr>
+          <w:rFonts w:ascii="Consolas" w:hAnsi="Consolas"/>
+          <w:color w:val="000000"/>
+          <w:sz w:val="19"/>
+        </w:rPr>
+        <w:t xml:space="preserve">            cout &lt;&lt; "Error: Invalid numeric input.\n";</w:t>
+      </w:r>
+    </w:p>
+    <w:p>
+      <w:pPr>
+        <w:pStyle w:val="Code0"/>
+        <w:shd w:val="clear" w:color="auto" w:fill="F2F2F2"/>
+        <w:spacing w:after="0" w:line="240" w:lineRule="auto"/>
+        <w:ind w:left="0" w:firstLine="0"/>
+        <w:rPr>
+          <w:rFonts w:ascii="Consolas" w:hAnsi="Consolas"/>
+          <w:color w:val="000000"/>
+          <w:sz w:val="19"/>
+        </w:rPr>
+      </w:pPr>
+      <w:r>
+        <w:rPr>
+          <w:rFonts w:ascii="Consolas" w:hAnsi="Consolas"/>
+          <w:color w:val="000000"/>
+          <w:sz w:val="19"/>
+        </w:rPr>
+        <w:t xml:space="preserve">            return;</w:t>
+      </w:r>
+    </w:p>
+    <w:p>
+      <w:pPr>
+        <w:pStyle w:val="Code0"/>
+        <w:shd w:val="clear" w:color="auto" w:fill="F2F2F2"/>
+        <w:spacing w:after="0" w:line="240" w:lineRule="auto"/>
+        <w:ind w:left="0" w:firstLine="0"/>
+        <w:rPr>
+          <w:rFonts w:ascii="Consolas" w:hAnsi="Consolas"/>
+          <w:color w:val="000000"/>
+          <w:sz w:val="19"/>
+        </w:rPr>
+      </w:pPr>
+      <w:r>
+        <w:rPr>
+          <w:rFonts w:ascii="Consolas" w:hAnsi="Consolas"/>
+          <w:color w:val="000000"/>
+          <w:sz w:val="19"/>
+        </w:rPr>
+        <w:lastRenderedPageBreak/>
+        <w:t xml:space="preserve">        }</w:t>
+      </w:r>
+    </w:p>
+    <w:p>
+      <w:pPr>
+        <w:pStyle w:val="Code0"/>
+        <w:shd w:val="clear" w:color="auto" w:fill="F2F2F2"/>
+        <w:spacing w:after="0" w:line="240" w:lineRule="auto"/>
+        <w:ind w:left="0" w:firstLine="0"/>
+        <w:rPr>
+          <w:rFonts w:ascii="Consolas" w:hAnsi="Consolas"/>
+          <w:color w:val="000000"/>
+          <w:sz w:val="19"/>
+        </w:rPr>
+      </w:pPr>
+      <w:r>
+        <w:rPr>
+          <w:rFonts w:ascii="Consolas" w:hAnsi="Consolas"/>
+          <w:color w:val="000000"/>
+          <w:sz w:val="19"/>
+        </w:rPr>
+        <w:t xml:space="preserve">       switch (op) {</w:t>
+      </w:r>
+    </w:p>
+    <w:p>
+      <w:pPr>
+        <w:pStyle w:val="Code0"/>
+        <w:shd w:val="clear" w:color="auto" w:fill="F2F2F2"/>
+        <w:spacing w:after="0" w:line="240" w:lineRule="auto"/>
+        <w:ind w:left="0" w:firstLine="0"/>
+        <w:rPr>
+          <w:rFonts w:ascii="Consolas" w:hAnsi="Consolas"/>
+          <w:color w:val="000000"/>
+          <w:sz w:val="19"/>
+        </w:rPr>
+      </w:pPr>
+      <w:r>
+        <w:rPr>
+          <w:rFonts w:ascii="Consolas" w:hAnsi="Consolas"/>
+          <w:color w:val="000000"/>
+          <w:sz w:val="19"/>
+        </w:rPr>
+        <w:t xml:space="preserve">            case '+':    showResult("Sum", a + b);    break;</w:t>
+      </w:r>
+    </w:p>
+    <w:p>
+      <w:pPr>
+        <w:pStyle w:val="Code0"/>
+        <w:shd w:val="clear" w:color="auto" w:fill="F2F2F2"/>
+        <w:spacing w:after="0" w:line="240" w:lineRule="auto"/>
+        <w:ind w:left="0" w:firstLine="0"/>
+        <w:rPr>
+          <w:rFonts w:ascii="Consolas" w:hAnsi="Consolas"/>
+          <w:color w:val="000000"/>
+          <w:sz w:val="19"/>
+        </w:rPr>
+      </w:pPr>
+      <w:r>
+        <w:rPr>
+          <w:rFonts w:ascii="Consolas" w:hAnsi="Consolas"/>
+          <w:color w:val="000000"/>
+          <w:sz w:val="19"/>
+        </w:rPr>
+        <w:t xml:space="preserve">            </w:t>
+      </w:r>
+      <w:r>
+        <w:rPr>
+          <w:rFonts w:ascii="Consolas" w:hAnsi="Consolas"/>
+          <w:color w:val="000000"/>
+          <w:sz w:val="19"/>
+        </w:rPr>
+        <w:t>case '-':</w:t>
+      </w:r>
+      <w:r>
+        <w:rPr>
+          <w:rFonts w:ascii="Consolas" w:hAnsi="Consolas"/>
+          <w:color w:val="000000"/>
+          <w:sz w:val="19"/>
+        </w:rPr>
+        <w:t xml:space="preserve">     </w:t>
+      </w:r>
+      <w:r>
+        <w:rPr>
+          <w:rFonts w:ascii="Consolas" w:hAnsi="Consolas"/>
+          <w:color w:val="000000"/>
+          <w:sz w:val="19"/>
+        </w:rPr>
+        <w:t>showResult("Difference", a - b);</w:t>
+      </w:r>
+      <w:r>
+        <w:rPr>
+          <w:rFonts w:ascii="Consolas" w:hAnsi="Consolas"/>
+          <w:color w:val="000000"/>
+          <w:sz w:val="19"/>
+        </w:rPr>
+        <w:t xml:space="preserve">    </w:t>
+      </w:r>
+      <w:r>
+        <w:rPr>
+          <w:rFonts w:ascii="Consolas" w:hAnsi="Consolas"/>
+          <w:color w:val="000000"/>
+          <w:sz w:val="19"/>
+        </w:rPr>
+        <w:t>break;</w:t>
+      </w:r>
+    </w:p>
+    <w:p>
+      <w:pPr>
+        <w:pStyle w:val="Code0"/>
+        <w:shd w:val="clear" w:color="auto" w:fill="F2F2F2"/>
+        <w:spacing w:after="0" w:line="240" w:lineRule="auto"/>
+        <w:ind w:left="0" w:firstLine="0"/>
+        <w:rPr>
+          <w:rFonts w:ascii="Consolas" w:hAnsi="Consolas"/>
+          <w:color w:val="000000"/>
+          <w:sz w:val="19"/>
+        </w:rPr>
+      </w:pPr>
+    </w:p>
+    <w:p>
+      <w:pPr>
+        <w:pStyle w:val="Code0"/>
+        <w:shd w:val="clear" w:color="auto" w:fill="F2F2F2"/>
+        <w:spacing w:after="0" w:line="240" w:lineRule="auto"/>
+        <w:ind w:left="0" w:firstLine="0"/>
+        <w:rPr>
+          <w:rFonts w:ascii="Consolas" w:hAnsi="Consolas"/>
+          <w:color w:val="000000"/>
+          <w:sz w:val="19"/>
+        </w:rPr>
+      </w:pPr>
+      <w:r>
+        <w:rPr>
+          <w:rFonts w:ascii="Consolas" w:hAnsi="Consolas"/>
+          <w:color w:val="000000"/>
+          <w:sz w:val="19"/>
+        </w:rPr>
+        <w:t xml:space="preserve">            case '*':</w:t>
+      </w:r>
+      <w:r>
+        <w:rPr>
+          <w:rFonts w:ascii="Consolas" w:hAnsi="Consolas"/>
+          <w:color w:val="000000"/>
+          <w:sz w:val="19"/>
+        </w:rPr>
+        <w:t xml:space="preserve">    </w:t>
+      </w:r>
+      <w:r>
+        <w:rPr>
+          <w:rFonts w:ascii="Consolas" w:hAnsi="Consolas"/>
+          <w:color w:val="000000"/>
+          <w:sz w:val="19"/>
+        </w:rPr>
+        <w:t>showResult("Product", a * b);</w:t>
+      </w:r>
+      <w:r>
+        <w:rPr>
+          <w:rFonts w:ascii="Consolas" w:hAnsi="Consolas"/>
+          <w:color w:val="000000"/>
+          <w:sz w:val="19"/>
+        </w:rPr>
+        <w:t xml:space="preserve">    </w:t>
+      </w:r>
+      <w:r>
+        <w:rPr>
+          <w:rFonts w:ascii="Consolas" w:hAnsi="Consolas"/>
+          <w:color w:val="000000"/>
+          <w:sz w:val="19"/>
+        </w:rPr>
+        <w:t>break;</w:t>
+      </w:r>
+    </w:p>
+    <w:p>
+      <w:pPr>
+        <w:pStyle w:val="Code0"/>
+        <w:shd w:val="clear" w:color="auto" w:fill="F2F2F2"/>
+        <w:spacing w:after="0" w:line="240" w:lineRule="auto"/>
+        <w:ind w:left="0" w:firstLine="0"/>
+        <w:rPr>
+          <w:rFonts w:ascii="Consolas" w:hAnsi="Consolas"/>
+          <w:color w:val="000000"/>
+          <w:sz w:val="19"/>
+        </w:rPr>
+      </w:pPr>
+      <w:r>
+        <w:rPr>
+          <w:rFonts w:ascii="Consolas" w:hAnsi="Consolas"/>
+          <w:color w:val="000000"/>
+          <w:sz w:val="19"/>
+        </w:rPr>
+        <w:t xml:space="preserve">            </w:t>
+      </w:r>
+      <w:r>
+        <w:rPr>
+          <w:rFonts w:ascii="Consolas" w:hAnsi="Consolas"/>
+          <w:color w:val="000000"/>
+          <w:sz w:val="19"/>
+        </w:rPr>
+        <w:t>case '/':</w:t>
+      </w:r>
+    </w:p>
+    <w:p>
+      <w:pPr>
+        <w:pStyle w:val="Code0"/>
+        <w:shd w:val="clear" w:color="auto" w:fill="F2F2F2"/>
+        <w:spacing w:after="0" w:line="240" w:lineRule="auto"/>
+        <w:ind w:left="0" w:firstLine="0"/>
+        <w:rPr>
+          <w:rFonts w:ascii="Consolas" w:hAnsi="Consolas"/>
+          <w:color w:val="000000"/>
+          <w:sz w:val="19"/>
+        </w:rPr>
+      </w:pPr>
+      <w:r>
+        <w:rPr>
+          <w:rFonts w:ascii="Consolas" w:hAnsi="Consolas"/>
+          <w:color w:val="000000"/>
+          <w:sz w:val="19"/>
+        </w:rPr>
+        <w:t xml:space="preserve">                if (b == 0) {</w:t>
+      </w:r>
+    </w:p>
+    <w:p>
+      <w:pPr>
+        <w:pStyle w:val="Code0"/>
+        <w:shd w:val="clear" w:color="auto" w:fill="F2F2F2"/>
+        <w:spacing w:after="0" w:line="240" w:lineRule="auto"/>
+        <w:ind w:left="0" w:firstLine="0"/>
+        <w:rPr>
+          <w:rFonts w:ascii="Consolas" w:hAnsi="Consolas"/>
+          <w:color w:val="000000"/>
+          <w:sz w:val="19"/>
+        </w:rPr>
+      </w:pPr>
+      <w:r>
+        <w:rPr>
+          <w:rFonts w:ascii="Consolas" w:hAnsi="Consolas"/>
+          <w:color w:val="000000"/>
+          <w:sz w:val="19"/>
+        </w:rPr>
+        <w:t xml:space="preserve">                    cout &lt;&lt; "Error: Cannot divide by zero.\n";</w:t>
+      </w:r>
+    </w:p>
+    <w:p>
+      <w:pPr>
+        <w:pStyle w:val="Code0"/>
+        <w:shd w:val="clear" w:color="auto" w:fill="F2F2F2"/>
+        <w:spacing w:after="0" w:line="240" w:lineRule="auto"/>
+        <w:ind w:left="0" w:firstLine="0"/>
+        <w:rPr>
+          <w:rFonts w:ascii="Consolas" w:hAnsi="Consolas"/>
+          <w:color w:val="000000"/>
+          <w:sz w:val="19"/>
+        </w:rPr>
+      </w:pPr>
+      <w:r>
+        <w:rPr>
+          <w:rFonts w:ascii="Consolas" w:hAnsi="Consolas"/>
+          <w:color w:val="000000"/>
+          <w:sz w:val="19"/>
+        </w:rPr>
+        <w:t xml:space="preserve">                } else {</w:t>
+      </w:r>
+    </w:p>
+    <w:p>
+      <w:pPr>
+        <w:pStyle w:val="Code0"/>
+        <w:shd w:val="clear" w:color="auto" w:fill="F2F2F2"/>
+        <w:spacing w:after="0" w:line="240" w:lineRule="auto"/>
+        <w:ind w:left="0" w:firstLine="0"/>
+        <w:rPr>
+          <w:rFonts w:ascii="Consolas" w:hAnsi="Consolas"/>
+          <w:color w:val="000000"/>
+          <w:sz w:val="19"/>
+        </w:rPr>
+      </w:pPr>
+      <w:r>
+        <w:rPr>
+          <w:rFonts w:ascii="Consolas" w:hAnsi="Consolas"/>
+          <w:color w:val="000000"/>
+          <w:sz w:val="19"/>
+        </w:rPr>
+        <w:t xml:space="preserve">                    showResult("Quotient", a / b);</w:t>
+      </w:r>
+    </w:p>
+    <w:p>
+      <w:pPr>
+        <w:pStyle w:val="Code0"/>
+        <w:shd w:val="clear" w:color="auto" w:fill="F2F2F2"/>
+        <w:spacing w:after="0" w:line="240" w:lineRule="auto"/>
+        <w:ind w:left="0" w:firstLine="0"/>
+        <w:rPr>
+          <w:rFonts w:ascii="Consolas" w:hAnsi="Consolas"/>
+          <w:color w:val="000000"/>
+          <w:sz w:val="19"/>
+        </w:rPr>
+      </w:pPr>
+      <w:r>
+        <w:rPr>
+          <w:rFonts w:ascii="Consolas" w:hAnsi="Consolas"/>
+          <w:color w:val="000000"/>
+          <w:sz w:val="19"/>
+        </w:rPr>
+        <w:t xml:space="preserve">                }</w:t>
+      </w:r>
+    </w:p>
+    <w:p>
+      <w:pPr>
+        <w:pStyle w:val="Code0"/>
+        <w:shd w:val="clear" w:color="auto" w:fill="F2F2F2"/>
+        <w:spacing w:after="0" w:line="240" w:lineRule="auto"/>
+        <w:ind w:left="0" w:firstLine="0"/>
+        <w:rPr>
+          <w:rFonts w:ascii="Consolas" w:hAnsi="Consolas"/>
+          <w:color w:val="000000"/>
+          <w:sz w:val="19"/>
+        </w:rPr>
+      </w:pPr>
+      <w:r>
+        <w:rPr>
+          <w:rFonts w:ascii="Consolas" w:hAnsi="Consolas"/>
+          <w:color w:val="000000"/>
+          <w:sz w:val="19"/>
+        </w:rPr>
+        <w:t xml:space="preserve">                break;</w:t>
+      </w:r>
+    </w:p>
+    <w:p>
+      <w:pPr>
+        <w:pStyle w:val="Code0"/>
+        <w:shd w:val="clear" w:color="auto" w:fill="F2F2F2"/>
+        <w:spacing w:after="0" w:line="240" w:lineRule="auto"/>
+        <w:ind w:left="0" w:firstLine="0"/>
+        <w:rPr>
+          <w:rFonts w:ascii="Consolas" w:hAnsi="Consolas"/>
+          <w:color w:val="000000"/>
+          <w:sz w:val="19"/>
+        </w:rPr>
+      </w:pPr>
+      <w:r>
+        <w:rPr>
+          <w:rFonts w:ascii="Consolas" w:hAnsi="Consolas"/>
+          <w:color w:val="000000"/>
+          <w:sz w:val="19"/>
+        </w:rPr>
+        <w:t xml:space="preserve">                     </w:t>
+      </w:r>
+      <w:r>
+        <w:rPr>
+          <w:rFonts w:ascii="Consolas" w:hAnsi="Consolas"/>
+          <w:color w:val="000000"/>
+          <w:sz w:val="19"/>
+        </w:rPr>
+        <w:t>default:</w:t>
+      </w:r>
+    </w:p>
+    <w:p>
+      <w:pPr>
+        <w:pStyle w:val="Code0"/>
+        <w:shd w:val="clear" w:color="auto" w:fill="F2F2F2"/>
+        <w:spacing w:after="0" w:line="240" w:lineRule="auto"/>
+        <w:ind w:left="0" w:firstLine="0"/>
+        <w:rPr>
+          <w:rFonts w:ascii="Consolas" w:hAnsi="Consolas"/>
+          <w:color w:val="000000"/>
+          <w:sz w:val="19"/>
+        </w:rPr>
+      </w:pPr>
+      <w:r>
+        <w:rPr>
+          <w:rFonts w:ascii="Consolas" w:hAnsi="Consolas"/>
+          <w:color w:val="000000"/>
+          <w:sz w:val="19"/>
+        </w:rPr>
+        <w:t xml:space="preserve">                cout &lt;&lt; "Error: Unsupported operator </w:t>
+      </w:r>
+      <w:r>
+        <w:rPr>
+          <w:rFonts w:ascii="Consolas" w:hAnsi="Consolas"/>
+          <w:color w:val="000000"/>
+          <w:sz w:val="19"/>
+        </w:rPr>
+        <w:t xml:space="preserve">'" </w:t>
+      </w:r>
+      <w:r>
+        <w:rPr>
+          <w:rFonts w:ascii="Consolas" w:hAnsi="Consolas"/>
+          <w:color w:val="000000"/>
+          <w:sz w:val="19"/>
+        </w:rPr>
+        <w:t>&lt;&lt; op &lt;&lt; "'.\n";</w:t>
+      </w:r>
+    </w:p>
+    <w:p>
+      <w:pPr>
+        <w:pStyle w:val="Code0"/>
+        <w:shd w:val="clear" w:color="auto" w:fill="F2F2F2"/>
+        <w:spacing w:after="0" w:line="240" w:lineRule="auto"/>
+        <w:ind w:left="0" w:firstLine="0"/>
+        <w:rPr>
+          <w:rFonts w:ascii="Consolas" w:hAnsi="Consolas"/>
+          <w:color w:val="000000"/>
+          <w:sz w:val="19"/>
+        </w:rPr>
+      </w:pPr>
+      <w:r>
+        <w:rPr>
+          <w:rFonts w:ascii="Consolas" w:hAnsi="Consolas"/>
+          <w:color w:val="000000"/>
+          <w:sz w:val="19"/>
+        </w:rPr>
+        <w:t xml:space="preserve">        }</w:t>
+      </w:r>
+    </w:p>
+    <w:p>
+      <w:pPr>
+        <w:pStyle w:val="Code0"/>
+        <w:shd w:val="clear" w:color="auto" w:fill="F2F2F2"/>
+        <w:spacing w:after="0" w:line="240" w:lineRule="auto"/>
+        <w:ind w:left="0" w:firstLine="0"/>
+        <w:rPr>
+          <w:rFonts w:ascii="Consolas" w:hAnsi="Consolas"/>
+          <w:color w:val="000000"/>
+          <w:sz w:val="19"/>
+        </w:rPr>
+      </w:pPr>
+      <w:r>
+        <w:rPr>
+          <w:rFonts w:ascii="Consolas" w:hAnsi="Consolas"/>
+          <w:color w:val="000000"/>
+          <w:sz w:val="19"/>
+        </w:rPr>
+        <w:t xml:space="preserve">    }</w:t>
+      </w:r>
+    </w:p>
+    <w:p>
+      <w:pPr>
+        <w:pStyle w:val="Code0"/>
+        <w:shd w:val="clear" w:color="auto" w:fill="F2F2F2"/>
+        <w:spacing w:after="0" w:line="240" w:lineRule="auto"/>
+        <w:ind w:left="0" w:firstLine="0"/>
+        <w:rPr>
+          <w:rFonts w:ascii="Consolas" w:hAnsi="Consolas"/>
+          <w:color w:val="000000"/>
+          <w:sz w:val="19"/>
+        </w:rPr>
+      </w:pPr>
+      <w:r>
+        <w:rPr>
+          <w:rFonts w:ascii="Consolas" w:hAnsi="Consolas"/>
+          <w:color w:val="000000"/>
+          <w:sz w:val="19"/>
+        </w:rPr>
+        <w:t>};</w:t>
+      </w:r>
+    </w:p>
+    <w:p>
+      <w:pPr>
+        <w:jc w:val="left"/>
+        <w:rPr>
+          <w:b/>
+          <w:bCs/>
+        </w:rPr>
+      </w:pPr>
+      <w:r>
+        <w:rPr>
+          <w:b/>
+          <w:bCs/>
+        </w:rPr>
+        <w:t>Working</w:t>
+      </w:r>
+    </w:p>
+    <w:p>
+      <w:pPr>
+        <w:jc w:val="left"/>
+      </w:pPr>
+      <w:r>
+        <w:t>The user enters two numbers and an operator.</w:t>
+      </w:r>
+      <w:r>
+        <w:t xml:space="preserve"> </w:t>
+      </w:r>
+      <w:r>
+        <w:t>The switch statement determines the requested operation.</w:t>
+      </w:r>
+      <w:r>
+        <w:t xml:space="preserve"> </w:t>
+      </w:r>
+      <w:r>
+        <w:t>For division, the program checks:</w:t>
+      </w:r>
+      <w:r>
+        <w:t xml:space="preserve">     </w:t>
+      </w:r>
+      <w:r>
+        <w:rPr>
+          <w:rStyle w:val="CodeChar"/>
+          <w:color w:val="000000"/>
+        </w:rPr>
+        <w:t>if (b == 0)</w:t>
+      </w:r>
+      <w:r>
+        <w:t xml:space="preserve">      </w:t>
+      </w:r>
+      <w:r>
+        <w:t>before performing the calculation.</w:t>
+      </w:r>
+      <w:r>
+        <w:t xml:space="preserve"> </w:t>
+      </w:r>
+      <w:r>
+        <w:t>This prevents division by zero.</w:t>
+      </w:r>
+    </w:p>
+    <w:p>
+      <w:pPr>
+        <w:spacing w:before="240" w:after="120"/>
+        <w:rPr>
+          <w:b/>
+        </w:rPr>
+      </w:pPr>
+      <w:r>
+        <w:rPr>
+          <w:b/>
+        </w:rPr>
+        <w:t>2.2.4 BMI CALCULATOR</w:t>
+      </w:r>
+    </w:p>
+    <w:p>
+      <w:pPr>
+        <w:pStyle w:val="Code0"/>
+        <w:shd w:val="clear" w:color="auto" w:fill="F2F2F2"/>
+        <w:spacing w:after="0" w:line="240" w:lineRule="auto"/>
+        <w:ind w:left="0" w:firstLine="0"/>
+        <w:rPr>
+          <w:rFonts w:ascii="Consolas" w:hAnsi="Consolas"/>
+          <w:color w:val="000000"/>
+          <w:sz w:val="19"/>
+        </w:rPr>
+      </w:pPr>
+      <w:r>
+        <w:rPr>
+          <w:rFonts w:ascii="Consolas" w:hAnsi="Consolas"/>
+          <w:color w:val="000000"/>
+          <w:sz w:val="19"/>
+        </w:rPr>
+        <w:t>// 2. BMI Calculator (Health &amp; Fitness)</w:t>
+      </w:r>
+    </w:p>
+    <w:p>
+      <w:pPr>
+        <w:pStyle w:val="Code0"/>
+        <w:shd w:val="clear" w:color="auto" w:fill="F2F2F2"/>
+        <w:spacing w:after="0" w:line="240" w:lineRule="auto"/>
+        <w:ind w:left="0" w:firstLine="0"/>
+        <w:rPr>
+          <w:rFonts w:ascii="Consolas" w:hAnsi="Consolas"/>
+          <w:color w:val="000000"/>
+          <w:sz w:val="19"/>
+        </w:rPr>
+      </w:pPr>
+      <w:r>
+        <w:rPr>
+          <w:rFonts w:ascii="Consolas" w:hAnsi="Consolas"/>
+          <w:color w:val="000000"/>
+          <w:sz w:val="19"/>
+        </w:rPr>
+        <w:t xml:space="preserve">class </w:t>
+      </w:r>
+      <w:proofErr w:type="spellStart"/>
+      <w:proofErr w:type="gramStart"/>
+      <w:r>
+        <w:rPr>
+          <w:rFonts w:ascii="Consolas" w:hAnsi="Consolas"/>
+          <w:color w:val="000000"/>
+          <w:sz w:val="19"/>
+        </w:rPr>
+        <w:t>BMICalculator</w:t>
+      </w:r>
+      <w:proofErr w:type="spellEnd"/>
+      <w:r>
+        <w:rPr>
+          <w:rFonts w:ascii="Consolas" w:hAnsi="Consolas"/>
+          <w:color w:val="000000"/>
+          <w:sz w:val="19"/>
+        </w:rPr>
+        <w:t xml:space="preserve"> :</w:t>
+      </w:r>
+      <w:proofErr w:type="gramEnd"/>
+      <w:r>
+        <w:rPr>
+          <w:rFonts w:ascii="Consolas" w:hAnsi="Consolas"/>
+          <w:color w:val="000000"/>
+          <w:sz w:val="19"/>
+        </w:rPr>
+        <w:t xml:space="preserve"> public Calculator {</w:t>
+      </w:r>
+    </w:p>
+    <w:p>
+      <w:pPr>
+        <w:pStyle w:val="Code0"/>
+        <w:shd w:val="clear" w:color="auto" w:fill="F2F2F2"/>
+        <w:spacing w:after="0" w:line="240" w:lineRule="auto"/>
+        <w:ind w:left="0" w:firstLine="0"/>
+        <w:rPr>
+          <w:rFonts w:ascii="Consolas" w:hAnsi="Consolas"/>
+          <w:color w:val="000000"/>
+          <w:sz w:val="19"/>
+        </w:rPr>
+      </w:pPr>
+      <w:r>
+        <w:rPr>
+          <w:rFonts w:ascii="Consolas" w:hAnsi="Consolas"/>
+          <w:color w:val="000000"/>
+          <w:sz w:val="19"/>
+        </w:rPr>
+        <w:t>public:</w:t>
+      </w:r>
+    </w:p>
+    <w:p>
+      <w:pPr>
+        <w:pStyle w:val="Code0"/>
+        <w:shd w:val="clear" w:color="auto" w:fill="F2F2F2"/>
+        <w:spacing w:after="0" w:line="240" w:lineRule="auto"/>
+        <w:ind w:left="0" w:firstLine="0"/>
+        <w:rPr>
+          <w:rFonts w:ascii="Consolas" w:hAnsi="Consolas"/>
+          <w:color w:val="000000"/>
+          <w:sz w:val="19"/>
+        </w:rPr>
+      </w:pPr>
+      <w:r>
+        <w:rPr>
+          <w:rFonts w:ascii="Consolas" w:hAnsi="Consolas"/>
+          <w:color w:val="000000"/>
+          <w:sz w:val="19"/>
+        </w:rPr>
+        <w:t xml:space="preserve">    </w:t>
+      </w:r>
+      <w:proofErr w:type="spellStart"/>
+      <w:proofErr w:type="gramStart"/>
+      <w:r>
+        <w:rPr>
+          <w:rFonts w:ascii="Consolas" w:hAnsi="Consolas"/>
+          <w:color w:val="000000"/>
+          <w:sz w:val="19"/>
+        </w:rPr>
+        <w:t>BMICalculator</w:t>
+      </w:r>
+      <w:proofErr w:type="spellEnd"/>
+      <w:r>
+        <w:rPr>
+          <w:rFonts w:ascii="Consolas" w:hAnsi="Consolas"/>
+          <w:color w:val="000000"/>
+          <w:sz w:val="19"/>
+        </w:rPr>
+        <w:t>() :</w:t>
+      </w:r>
+      <w:proofErr w:type="gramEnd"/>
+      <w:r>
+        <w:rPr>
+          <w:rFonts w:ascii="Consolas" w:hAnsi="Consolas"/>
+          <w:color w:val="000000"/>
+          <w:sz w:val="19"/>
+        </w:rPr>
+        <w:t xml:space="preserve"> </w:t>
+      </w:r>
+      <w:proofErr w:type="gramStart"/>
+      <w:r>
+        <w:rPr>
+          <w:rFonts w:ascii="Consolas" w:hAnsi="Consolas"/>
+          <w:color w:val="000000"/>
+          <w:sz w:val="19"/>
+        </w:rPr>
+        <w:t>Calculator(</w:t>
+      </w:r>
+      <w:proofErr w:type="gramEnd"/>
+      <w:r>
+        <w:rPr>
+          <w:rFonts w:ascii="Consolas" w:hAnsi="Consolas"/>
+          <w:color w:val="000000"/>
+          <w:sz w:val="19"/>
+        </w:rPr>
+        <w:t>"BMI Calculator") {}</w:t>
+      </w:r>
+    </w:p>
+    <w:p>
+      <w:pPr>
+        <w:pStyle w:val="Code0"/>
+        <w:shd w:val="clear" w:color="auto" w:fill="F2F2F2"/>
+        <w:spacing w:after="0" w:line="240" w:lineRule="auto"/>
+        <w:ind w:left="0" w:firstLine="0"/>
+        <w:rPr>
+          <w:rFonts w:ascii="Consolas" w:hAnsi="Consolas"/>
+          <w:color w:val="000000"/>
+          <w:sz w:val="19"/>
+        </w:rPr>
+      </w:pPr>
+    </w:p>
+    <w:p>
+      <w:pPr>
+        <w:pStyle w:val="Code0"/>
+        <w:shd w:val="clear" w:color="auto" w:fill="F2F2F2"/>
+        <w:spacing w:after="0" w:line="240" w:lineRule="auto"/>
+        <w:ind w:left="0" w:firstLine="0"/>
+        <w:rPr>
+          <w:rFonts w:ascii="Consolas" w:hAnsi="Consolas"/>
+          <w:color w:val="000000"/>
+          <w:sz w:val="19"/>
+        </w:rPr>
+      </w:pPr>
+      <w:r>
+        <w:rPr>
+          <w:rFonts w:ascii="Consolas" w:hAnsi="Consolas"/>
+          <w:color w:val="000000"/>
+          <w:sz w:val="19"/>
+        </w:rPr>
+        <w:t xml:space="preserve">    // Runtime Polymorphism: overriding the pure virtual function</w:t>
+      </w:r>
+    </w:p>
+    <w:p>
+      <w:pPr>
+        <w:pStyle w:val="Code0"/>
+        <w:shd w:val="clear" w:color="auto" w:fill="F2F2F2"/>
+        <w:spacing w:after="0" w:line="240" w:lineRule="auto"/>
+        <w:ind w:left="0" w:firstLine="0"/>
+        <w:rPr>
+          <w:rFonts w:ascii="Consolas" w:hAnsi="Consolas"/>
+          <w:color w:val="000000"/>
+          <w:sz w:val="19"/>
+        </w:rPr>
+      </w:pPr>
+      <w:r>
+        <w:rPr>
+          <w:rFonts w:ascii="Consolas" w:hAnsi="Consolas"/>
+          <w:color w:val="000000"/>
+          <w:sz w:val="19"/>
+        </w:rPr>
+        <w:t xml:space="preserve">    void </w:t>
+      </w:r>
+      <w:proofErr w:type="gramStart"/>
+      <w:r>
+        <w:rPr>
+          <w:rFonts w:ascii="Consolas" w:hAnsi="Consolas"/>
+          <w:color w:val="000000"/>
+          <w:sz w:val="19"/>
+        </w:rPr>
+        <w:t>calculate(</w:t>
+      </w:r>
+      <w:proofErr w:type="gramEnd"/>
+      <w:r>
+        <w:rPr>
+          <w:rFonts w:ascii="Consolas" w:hAnsi="Consolas"/>
+          <w:color w:val="000000"/>
+          <w:sz w:val="19"/>
+        </w:rPr>
+        <w:t>) override {</w:t>
+      </w:r>
+    </w:p>
+    <w:p>
+      <w:pPr>
+        <w:pStyle w:val="Code0"/>
+        <w:shd w:val="clear" w:color="auto" w:fill="F2F2F2"/>
+        <w:spacing w:after="0" w:line="240" w:lineRule="auto"/>
+        <w:ind w:left="0" w:firstLine="0"/>
+        <w:rPr>
+          <w:rFonts w:ascii="Consolas" w:hAnsi="Consolas"/>
+          <w:color w:val="000000"/>
+          <w:sz w:val="19"/>
+        </w:rPr>
+      </w:pPr>
+      <w:r>
+        <w:rPr>
+          <w:rFonts w:ascii="Consolas" w:hAnsi="Consolas"/>
+          <w:color w:val="000000"/>
+          <w:sz w:val="19"/>
+        </w:rPr>
+        <w:t xml:space="preserve">        double weight, height;</w:t>
+      </w:r>
+    </w:p>
+    <w:p>
+      <w:pPr>
+        <w:pStyle w:val="Code0"/>
+        <w:shd w:val="clear" w:color="auto" w:fill="F2F2F2"/>
+        <w:spacing w:after="0" w:line="240" w:lineRule="auto"/>
+        <w:ind w:left="0" w:firstLine="0"/>
+        <w:rPr>
+          <w:rFonts w:ascii="Consolas" w:hAnsi="Consolas"/>
+          <w:color w:val="000000"/>
+          <w:sz w:val="19"/>
+        </w:rPr>
+      </w:pPr>
+      <w:r>
+        <w:rPr>
+          <w:rFonts w:ascii="Consolas" w:hAnsi="Consolas"/>
+          <w:color w:val="000000"/>
+          <w:sz w:val="19"/>
+        </w:rPr>
+        <w:t xml:space="preserve">        </w:t>
+      </w:r>
+      <w:proofErr w:type="spellStart"/>
+      <w:r>
+        <w:rPr>
+          <w:rFonts w:ascii="Consolas" w:hAnsi="Consolas"/>
+          <w:color w:val="000000"/>
+          <w:sz w:val="19"/>
+        </w:rPr>
+        <w:t>cout</w:t>
+      </w:r>
+      <w:proofErr w:type="spellEnd"/>
+      <w:r>
+        <w:rPr>
+          <w:rFonts w:ascii="Consolas" w:hAnsi="Consolas"/>
+          <w:color w:val="000000"/>
+          <w:sz w:val="19"/>
+        </w:rPr>
+        <w:t xml:space="preserve"> &lt;&lt; "\n--- " &lt;&lt; </w:t>
+      </w:r>
+      <w:proofErr w:type="spellStart"/>
+      <w:proofErr w:type="gramStart"/>
+      <w:r>
+        <w:rPr>
+          <w:rFonts w:ascii="Consolas" w:hAnsi="Consolas"/>
+          <w:color w:val="000000"/>
+          <w:sz w:val="19"/>
+        </w:rPr>
+        <w:t>getName</w:t>
+      </w:r>
+      <w:proofErr w:type="spellEnd"/>
+      <w:r>
+        <w:rPr>
+          <w:rFonts w:ascii="Consolas" w:hAnsi="Consolas"/>
+          <w:color w:val="000000"/>
+          <w:sz w:val="19"/>
+        </w:rPr>
+        <w:t>(</w:t>
+      </w:r>
+      <w:proofErr w:type="gramEnd"/>
+      <w:r>
+        <w:rPr>
+          <w:rFonts w:ascii="Consolas" w:hAnsi="Consolas"/>
+          <w:color w:val="000000"/>
+          <w:sz w:val="19"/>
+        </w:rPr>
+        <w:t>) &lt;&lt; " ---\n";</w:t>
+      </w:r>
+    </w:p>
+    <w:p>
+      <w:pPr>
+        <w:pStyle w:val="Code0"/>
+        <w:shd w:val="clear" w:color="auto" w:fill="F2F2F2"/>
+        <w:spacing w:after="0" w:line="240" w:lineRule="auto"/>
+        <w:ind w:left="0" w:firstLine="0"/>
+        <w:rPr>
+          <w:rFonts w:ascii="Consolas" w:hAnsi="Consolas"/>
+          <w:color w:val="000000"/>
+          <w:sz w:val="19"/>
+        </w:rPr>
+      </w:pPr>
+      <w:r>
+        <w:rPr>
+          <w:rFonts w:ascii="Consolas" w:hAnsi="Consolas"/>
+          <w:color w:val="000000"/>
+          <w:sz w:val="19"/>
+        </w:rPr>
+        <w:t xml:space="preserve">        </w:t>
+      </w:r>
+      <w:proofErr w:type="spellStart"/>
+      <w:r>
+        <w:rPr>
+          <w:rFonts w:ascii="Consolas" w:hAnsi="Consolas"/>
+          <w:color w:val="000000"/>
+          <w:sz w:val="19"/>
+        </w:rPr>
+        <w:t>cout</w:t>
+      </w:r>
+      <w:proofErr w:type="spellEnd"/>
+      <w:r>
+        <w:rPr>
+          <w:rFonts w:ascii="Consolas" w:hAnsi="Consolas"/>
+          <w:color w:val="000000"/>
+          <w:sz w:val="19"/>
+        </w:rPr>
+        <w:t xml:space="preserve"> &lt;&lt; "Enter weight in kg: ";</w:t>
+      </w:r>
+    </w:p>
+    <w:p>
+      <w:pPr>
+        <w:pStyle w:val="Code0"/>
+        <w:shd w:val="clear" w:color="auto" w:fill="F2F2F2"/>
+        <w:spacing w:after="0" w:line="240" w:lineRule="auto"/>
+        <w:ind w:left="0" w:firstLine="0"/>
+        <w:rPr>
+          <w:rFonts w:ascii="Consolas" w:hAnsi="Consolas"/>
+          <w:color w:val="000000"/>
+          <w:sz w:val="19"/>
+        </w:rPr>
+      </w:pPr>
+      <w:r>
+        <w:rPr>
+          <w:rFonts w:ascii="Consolas" w:hAnsi="Consolas"/>
+          <w:color w:val="000000"/>
+          <w:sz w:val="19"/>
+        </w:rPr>
+        <w:t xml:space="preserve">        </w:t>
+      </w:r>
+      <w:proofErr w:type="spellStart"/>
+      <w:r>
+        <w:rPr>
+          <w:rFonts w:ascii="Consolas" w:hAnsi="Consolas"/>
+          <w:color w:val="000000"/>
+          <w:sz w:val="19"/>
+        </w:rPr>
+        <w:t>cin</w:t>
+      </w:r>
+      <w:proofErr w:type="spellEnd"/>
+      <w:r>
+        <w:rPr>
+          <w:rFonts w:ascii="Consolas" w:hAnsi="Consolas"/>
+          <w:color w:val="000000"/>
+          <w:sz w:val="19"/>
+        </w:rPr>
+        <w:t xml:space="preserve"> &gt;&gt; weight;</w:t>
+      </w:r>
+    </w:p>
+    <w:p>
+      <w:pPr>
+        <w:pStyle w:val="Code0"/>
+        <w:shd w:val="clear" w:color="auto" w:fill="F2F2F2"/>
+        <w:spacing w:after="0" w:line="240" w:lineRule="auto"/>
+        <w:ind w:left="0" w:firstLine="0"/>
+        <w:rPr>
+          <w:rFonts w:ascii="Consolas" w:hAnsi="Consolas"/>
+          <w:color w:val="000000"/>
+          <w:sz w:val="19"/>
+        </w:rPr>
+      </w:pPr>
+      <w:r>
+        <w:rPr>
+          <w:rFonts w:ascii="Consolas" w:hAnsi="Consolas"/>
+          <w:color w:val="000000"/>
+          <w:sz w:val="19"/>
+        </w:rPr>
+        <w:t xml:space="preserve">        </w:t>
+      </w:r>
+      <w:proofErr w:type="spellStart"/>
+      <w:r>
+        <w:rPr>
+          <w:rFonts w:ascii="Consolas" w:hAnsi="Consolas"/>
+          <w:color w:val="000000"/>
+          <w:sz w:val="19"/>
+        </w:rPr>
+        <w:t>cout</w:t>
+      </w:r>
+      <w:proofErr w:type="spellEnd"/>
+      <w:r>
+        <w:rPr>
+          <w:rFonts w:ascii="Consolas" w:hAnsi="Consolas"/>
+          <w:color w:val="000000"/>
+          <w:sz w:val="19"/>
+        </w:rPr>
+        <w:t xml:space="preserve"> &lt;&lt; "Enter height in meters: ";</w:t>
+      </w:r>
+    </w:p>
+    <w:p>
+      <w:pPr>
+        <w:pStyle w:val="Code0"/>
+        <w:shd w:val="clear" w:color="auto" w:fill="F2F2F2"/>
+        <w:spacing w:after="0" w:line="240" w:lineRule="auto"/>
+        <w:ind w:left="0" w:firstLine="0"/>
+        <w:rPr>
+          <w:rFonts w:ascii="Consolas" w:hAnsi="Consolas"/>
+          <w:color w:val="000000"/>
+          <w:sz w:val="19"/>
+        </w:rPr>
+      </w:pPr>
+      <w:r>
+        <w:rPr>
+          <w:rFonts w:ascii="Consolas" w:hAnsi="Consolas"/>
+          <w:color w:val="000000"/>
+          <w:sz w:val="19"/>
+        </w:rPr>
+        <w:t xml:space="preserve">        </w:t>
+      </w:r>
+      <w:proofErr w:type="spellStart"/>
+      <w:r>
+        <w:rPr>
+          <w:rFonts w:ascii="Consolas" w:hAnsi="Consolas"/>
+          <w:color w:val="000000"/>
+          <w:sz w:val="19"/>
+        </w:rPr>
+        <w:t>cin</w:t>
+      </w:r>
+      <w:proofErr w:type="spellEnd"/>
+      <w:r>
+        <w:rPr>
+          <w:rFonts w:ascii="Consolas" w:hAnsi="Consolas"/>
+          <w:color w:val="000000"/>
+          <w:sz w:val="19"/>
+        </w:rPr>
+        <w:t xml:space="preserve"> &gt;&gt; height;</w:t>
+      </w:r>
+    </w:p>
+    <w:p>
+      <w:pPr>
+        <w:pStyle w:val="Code0"/>
+        <w:shd w:val="clear" w:color="auto" w:fill="F2F2F2"/>
+        <w:spacing w:after="0" w:line="240" w:lineRule="auto"/>
+        <w:ind w:left="0" w:firstLine="0"/>
+        <w:rPr>
+          <w:rFonts w:ascii="Consolas" w:hAnsi="Consolas"/>
+          <w:color w:val="000000"/>
+          <w:sz w:val="19"/>
+        </w:rPr>
+      </w:pPr>
+      <w:r>
+        <w:rPr>
+          <w:rFonts w:ascii="Consolas" w:hAnsi="Consolas"/>
+          <w:color w:val="000000"/>
+          <w:sz w:val="19"/>
+        </w:rPr>
+        <w:t xml:space="preserve">        if (</w:t>
+      </w:r>
+      <w:proofErr w:type="spellStart"/>
+      <w:proofErr w:type="gramStart"/>
+      <w:r>
+        <w:rPr>
+          <w:rFonts w:ascii="Consolas" w:hAnsi="Consolas"/>
+          <w:color w:val="000000"/>
+          <w:sz w:val="19"/>
+        </w:rPr>
+        <w:t>cin.fail</w:t>
+      </w:r>
+      <w:proofErr w:type="spellEnd"/>
+      <w:proofErr w:type="gramEnd"/>
+      <w:r>
+        <w:rPr>
+          <w:rFonts w:ascii="Consolas" w:hAnsi="Consolas"/>
+          <w:color w:val="000000"/>
+          <w:sz w:val="19"/>
+        </w:rPr>
+        <w:t>() || weight &lt;= 0 || height &lt;= 0) {</w:t>
+      </w:r>
+    </w:p>
+    <w:p>
+      <w:pPr>
+        <w:pStyle w:val="Code0"/>
+        <w:shd w:val="clear" w:color="auto" w:fill="F2F2F2"/>
+        <w:spacing w:after="0" w:line="240" w:lineRule="auto"/>
+        <w:ind w:left="0" w:firstLine="0"/>
+        <w:rPr>
+          <w:rFonts w:ascii="Consolas" w:hAnsi="Consolas"/>
+          <w:color w:val="000000"/>
+          <w:sz w:val="19"/>
+        </w:rPr>
+      </w:pPr>
+      <w:r>
+        <w:rPr>
+          <w:rFonts w:ascii="Consolas" w:hAnsi="Consolas"/>
+          <w:color w:val="000000"/>
+          <w:sz w:val="19"/>
+        </w:rPr>
+        <w:t xml:space="preserve">            </w:t>
+      </w:r>
+      <w:proofErr w:type="spellStart"/>
+      <w:proofErr w:type="gramStart"/>
+      <w:r>
+        <w:rPr>
+          <w:rFonts w:ascii="Consolas" w:hAnsi="Consolas"/>
+          <w:color w:val="000000"/>
+          <w:sz w:val="19"/>
+        </w:rPr>
+        <w:t>cin.clear</w:t>
+      </w:r>
+      <w:proofErr w:type="spellEnd"/>
+      <w:proofErr w:type="gramEnd"/>
+      <w:r>
+        <w:rPr>
+          <w:rFonts w:ascii="Consolas" w:hAnsi="Consolas"/>
+          <w:color w:val="000000"/>
+          <w:sz w:val="19"/>
+        </w:rPr>
+        <w:t>();</w:t>
+      </w:r>
+    </w:p>
+    <w:p>
+      <w:pPr>
+        <w:pStyle w:val="Code0"/>
+        <w:shd w:val="clear" w:color="auto" w:fill="F2F2F2"/>
+        <w:spacing w:after="0" w:line="240" w:lineRule="auto"/>
+        <w:ind w:left="0" w:firstLine="0"/>
+        <w:rPr>
+          <w:rFonts w:ascii="Consolas" w:hAnsi="Consolas"/>
+          <w:color w:val="000000"/>
+          <w:sz w:val="19"/>
+        </w:rPr>
+      </w:pPr>
+      <w:r>
+        <w:rPr>
+          <w:rFonts w:ascii="Consolas" w:hAnsi="Consolas"/>
+          <w:color w:val="000000"/>
+          <w:sz w:val="19"/>
+        </w:rPr>
+        <w:t xml:space="preserve">            </w:t>
+      </w:r>
+      <w:proofErr w:type="spellStart"/>
+      <w:proofErr w:type="gramStart"/>
+      <w:r>
+        <w:rPr>
+          <w:rFonts w:ascii="Consolas" w:hAnsi="Consolas"/>
+          <w:color w:val="000000"/>
+          <w:sz w:val="19"/>
+        </w:rPr>
+        <w:t>cin.ignore</w:t>
+      </w:r>
+      <w:proofErr w:type="spellEnd"/>
+      <w:proofErr w:type="gramEnd"/>
+      <w:r>
+        <w:rPr>
+          <w:rFonts w:ascii="Consolas" w:hAnsi="Consolas"/>
+          <w:color w:val="000000"/>
+          <w:sz w:val="19"/>
+        </w:rPr>
+        <w:t>(10000, '\n');</w:t>
+      </w:r>
+    </w:p>
+    <w:p>
+      <w:pPr>
+        <w:pStyle w:val="Code0"/>
+        <w:shd w:val="clear" w:color="auto" w:fill="F2F2F2"/>
+        <w:spacing w:after="0" w:line="240" w:lineRule="auto"/>
+        <w:ind w:left="0" w:firstLine="0"/>
+        <w:rPr>
+          <w:rFonts w:ascii="Consolas" w:hAnsi="Consolas"/>
+          <w:color w:val="000000"/>
+          <w:sz w:val="19"/>
+        </w:rPr>
+      </w:pPr>
+      <w:r>
+        <w:rPr>
+          <w:rFonts w:ascii="Consolas" w:hAnsi="Consolas"/>
+          <w:color w:val="000000"/>
+          <w:sz w:val="19"/>
+        </w:rPr>
+        <w:t xml:space="preserve">            </w:t>
+      </w:r>
+      <w:proofErr w:type="spellStart"/>
+      <w:r>
+        <w:rPr>
+          <w:rFonts w:ascii="Consolas" w:hAnsi="Consolas"/>
+          <w:color w:val="000000"/>
+          <w:sz w:val="19"/>
+        </w:rPr>
+        <w:t>cout</w:t>
+      </w:r>
+      <w:proofErr w:type="spellEnd"/>
+      <w:r>
+        <w:rPr>
+          <w:rFonts w:ascii="Consolas" w:hAnsi="Consolas"/>
+          <w:color w:val="000000"/>
+          <w:sz w:val="19"/>
+        </w:rPr>
+        <w:t xml:space="preserve"> &lt;&lt; "Error: Weight and height must be positive numbers.\n";</w:t>
+      </w:r>
+    </w:p>
+    <w:p>
+      <w:pPr>
+        <w:pStyle w:val="Code0"/>
+        <w:shd w:val="clear" w:color="auto" w:fill="F2F2F2"/>
+        <w:spacing w:after="0" w:line="240" w:lineRule="auto"/>
+        <w:ind w:left="0" w:firstLine="0"/>
+        <w:rPr>
+          <w:rFonts w:ascii="Consolas" w:hAnsi="Consolas"/>
+          <w:color w:val="000000"/>
+          <w:sz w:val="19"/>
+        </w:rPr>
+      </w:pPr>
+      <w:r>
+        <w:rPr>
+          <w:rFonts w:ascii="Consolas" w:hAnsi="Consolas"/>
+          <w:color w:val="000000"/>
+          <w:sz w:val="19"/>
+        </w:rPr>
+        <w:t xml:space="preserve">            return;</w:t>
+      </w:r>
+    </w:p>
+    <w:p>
+      <w:pPr>
+        <w:pStyle w:val="Code0"/>
+        <w:shd w:val="clear" w:color="auto" w:fill="F2F2F2"/>
+        <w:spacing w:after="0" w:line="240" w:lineRule="auto"/>
+        <w:ind w:left="0" w:firstLine="0"/>
+        <w:rPr>
+          <w:rFonts w:ascii="Consolas" w:hAnsi="Consolas"/>
+          <w:color w:val="000000"/>
+          <w:sz w:val="19"/>
+        </w:rPr>
+      </w:pPr>
+      <w:r>
+        <w:rPr>
+          <w:rFonts w:ascii="Consolas" w:hAnsi="Consolas"/>
+          <w:color w:val="000000"/>
+          <w:sz w:val="19"/>
+        </w:rPr>
+        <w:t xml:space="preserve">        }</w:t>
+      </w:r>
+    </w:p>
+    <w:p>
+      <w:pPr>
+        <w:pStyle w:val="Code0"/>
+        <w:shd w:val="clear" w:color="auto" w:fill="F2F2F2"/>
+        <w:spacing w:after="0" w:line="240" w:lineRule="auto"/>
+        <w:ind w:left="0" w:firstLine="0"/>
+        <w:rPr>
+          <w:rFonts w:ascii="Consolas" w:hAnsi="Consolas"/>
+          <w:color w:val="000000"/>
+          <w:sz w:val="19"/>
+        </w:rPr>
+      </w:pPr>
+      <w:r>
+        <w:rPr>
+          <w:rFonts w:ascii="Consolas" w:hAnsi="Consolas"/>
+          <w:color w:val="000000"/>
+          <w:sz w:val="19"/>
+        </w:rPr>
+        <w:t xml:space="preserve">        double </w:t>
+      </w:r>
+      <w:proofErr w:type="spellStart"/>
+      <w:r>
+        <w:rPr>
+          <w:rFonts w:ascii="Consolas" w:hAnsi="Consolas"/>
+          <w:color w:val="000000"/>
+          <w:sz w:val="19"/>
+        </w:rPr>
+        <w:t>bmi</w:t>
+      </w:r>
+      <w:proofErr w:type="spellEnd"/>
+      <w:r>
+        <w:rPr>
+          <w:rFonts w:ascii="Consolas" w:hAnsi="Consolas"/>
+          <w:color w:val="000000"/>
+          <w:sz w:val="19"/>
+        </w:rPr>
+        <w:t xml:space="preserve"> = weight / (height * height);</w:t>
+      </w:r>
+    </w:p>
+    <w:p>
+      <w:pPr>
+        <w:pStyle w:val="Code0"/>
+        <w:shd w:val="clear" w:color="auto" w:fill="F2F2F2"/>
+        <w:spacing w:after="0" w:line="240" w:lineRule="auto"/>
+        <w:ind w:left="0" w:firstLine="0"/>
+        <w:rPr>
+          <w:rFonts w:ascii="Consolas" w:hAnsi="Consolas"/>
+          <w:color w:val="000000"/>
+          <w:sz w:val="19"/>
+        </w:rPr>
+      </w:pPr>
+      <w:r>
+        <w:rPr>
+          <w:rFonts w:ascii="Consolas" w:hAnsi="Consolas"/>
+          <w:color w:val="000000"/>
+          <w:sz w:val="19"/>
+        </w:rPr>
+        <w:t xml:space="preserve">        </w:t>
+      </w:r>
+      <w:proofErr w:type="spellStart"/>
+      <w:proofErr w:type="gramStart"/>
+      <w:r>
+        <w:rPr>
+          <w:rFonts w:ascii="Consolas" w:hAnsi="Consolas"/>
+          <w:color w:val="000000"/>
+          <w:sz w:val="19"/>
+        </w:rPr>
+        <w:t>showResult</w:t>
+      </w:r>
+      <w:proofErr w:type="spellEnd"/>
+      <w:r>
+        <w:rPr>
+          <w:rFonts w:ascii="Consolas" w:hAnsi="Consolas"/>
+          <w:color w:val="000000"/>
+          <w:sz w:val="19"/>
+        </w:rPr>
+        <w:t>(</w:t>
+      </w:r>
+      <w:proofErr w:type="gramEnd"/>
+      <w:r>
+        <w:rPr>
+          <w:rFonts w:ascii="Consolas" w:hAnsi="Consolas"/>
+          <w:color w:val="000000"/>
+          <w:sz w:val="19"/>
+        </w:rPr>
+        <w:t xml:space="preserve">"BMI Score", </w:t>
+      </w:r>
+      <w:proofErr w:type="spellStart"/>
+      <w:r>
+        <w:rPr>
+          <w:rFonts w:ascii="Consolas" w:hAnsi="Consolas"/>
+          <w:color w:val="000000"/>
+          <w:sz w:val="19"/>
+        </w:rPr>
+        <w:t>bmi</w:t>
+      </w:r>
+      <w:proofErr w:type="spellEnd"/>
+      <w:r>
+        <w:rPr>
+          <w:rFonts w:ascii="Consolas" w:hAnsi="Consolas"/>
+          <w:color w:val="000000"/>
+          <w:sz w:val="19"/>
+        </w:rPr>
+        <w:t>);</w:t>
+      </w:r>
+    </w:p>
+    <w:p>
+      <w:pPr>
+        <w:pStyle w:val="Code0"/>
+        <w:shd w:val="clear" w:color="auto" w:fill="F2F2F2"/>
+        <w:spacing w:after="0" w:line="240" w:lineRule="auto"/>
+        <w:ind w:left="0" w:firstLine="0"/>
+        <w:rPr>
+          <w:rFonts w:ascii="Consolas" w:hAnsi="Consolas"/>
+          <w:color w:val="000000"/>
+          <w:sz w:val="19"/>
+        </w:rPr>
+      </w:pPr>
+      <w:r>
+        <w:rPr>
+          <w:rFonts w:ascii="Consolas" w:hAnsi="Consolas"/>
+          <w:color w:val="000000"/>
+          <w:sz w:val="19"/>
+        </w:rPr>
+        <w:t xml:space="preserve">        if (</w:t>
+      </w:r>
+      <w:proofErr w:type="spellStart"/>
+      <w:r>
+        <w:rPr>
+          <w:rFonts w:ascii="Consolas" w:hAnsi="Consolas"/>
+          <w:color w:val="000000"/>
+          <w:sz w:val="19"/>
+        </w:rPr>
+        <w:t>bmi</w:t>
+      </w:r>
+      <w:proofErr w:type="spellEnd"/>
+      <w:r>
+        <w:rPr>
+          <w:rFonts w:ascii="Consolas" w:hAnsi="Consolas"/>
+          <w:color w:val="000000"/>
+          <w:sz w:val="19"/>
+        </w:rPr>
+        <w:t xml:space="preserve"> &lt; 18.5)      </w:t>
+      </w:r>
+      <w:proofErr w:type="spellStart"/>
+      <w:r>
+        <w:rPr>
+          <w:rFonts w:ascii="Consolas" w:hAnsi="Consolas"/>
+          <w:color w:val="000000"/>
+          <w:sz w:val="19"/>
+        </w:rPr>
+        <w:t>cout</w:t>
+      </w:r>
+      <w:proofErr w:type="spellEnd"/>
+      <w:r>
+        <w:rPr>
+          <w:rFonts w:ascii="Consolas" w:hAnsi="Consolas"/>
+          <w:color w:val="000000"/>
+          <w:sz w:val="19"/>
+        </w:rPr>
+        <w:t xml:space="preserve"> &lt;&lt; "Category: Underweight\n";</w:t>
+      </w:r>
+    </w:p>
+    <w:p>
+      <w:pPr>
+        <w:pStyle w:val="Code0"/>
+        <w:shd w:val="clear" w:color="auto" w:fill="F2F2F2"/>
+        <w:spacing w:after="0" w:line="240" w:lineRule="auto"/>
+        <w:ind w:left="0" w:firstLine="0"/>
+        <w:rPr>
+          <w:rFonts w:ascii="Consolas" w:hAnsi="Consolas"/>
+          <w:color w:val="000000"/>
+          <w:sz w:val="19"/>
+        </w:rPr>
+      </w:pPr>
+      <w:r>
+        <w:rPr>
+          <w:rFonts w:ascii="Consolas" w:hAnsi="Consolas"/>
+          <w:color w:val="000000"/>
+          <w:sz w:val="19"/>
+        </w:rPr>
+        <w:t xml:space="preserve">        else if (</w:t>
+      </w:r>
+      <w:proofErr w:type="spellStart"/>
+      <w:r>
+        <w:rPr>
+          <w:rFonts w:ascii="Consolas" w:hAnsi="Consolas"/>
+          <w:color w:val="000000"/>
+          <w:sz w:val="19"/>
+        </w:rPr>
+        <w:t>bmi</w:t>
+      </w:r>
+      <w:proofErr w:type="spellEnd"/>
+      <w:r>
+        <w:rPr>
+          <w:rFonts w:ascii="Consolas" w:hAnsi="Consolas"/>
+          <w:color w:val="000000"/>
+          <w:sz w:val="19"/>
+        </w:rPr>
+        <w:t xml:space="preserve"> &lt; 24.9) </w:t>
+      </w:r>
+      <w:proofErr w:type="spellStart"/>
+      <w:r>
+        <w:rPr>
+          <w:rFonts w:ascii="Consolas" w:hAnsi="Consolas"/>
+          <w:color w:val="000000"/>
+          <w:sz w:val="19"/>
+        </w:rPr>
+        <w:t>cout</w:t>
+      </w:r>
+      <w:proofErr w:type="spellEnd"/>
+      <w:r>
+        <w:rPr>
+          <w:rFonts w:ascii="Consolas" w:hAnsi="Consolas"/>
+          <w:color w:val="000000"/>
+          <w:sz w:val="19"/>
+        </w:rPr>
+        <w:t xml:space="preserve"> &lt;&lt; "Category: Normal weight\n";</w:t>
+      </w:r>
+    </w:p>
+    <w:p>
+      <w:pPr>
+        <w:pStyle w:val="Code0"/>
+        <w:shd w:val="clear" w:color="auto" w:fill="F2F2F2"/>
+        <w:spacing w:after="0" w:line="240" w:lineRule="auto"/>
+        <w:ind w:left="0" w:firstLine="0"/>
+        <w:rPr>
+          <w:rFonts w:ascii="Consolas" w:hAnsi="Consolas"/>
+          <w:color w:val="000000"/>
+          <w:sz w:val="19"/>
+        </w:rPr>
+      </w:pPr>
+      <w:r>
+        <w:rPr>
+          <w:rFonts w:ascii="Consolas" w:hAnsi="Consolas"/>
+          <w:color w:val="000000"/>
+          <w:sz w:val="19"/>
+        </w:rPr>
+        <w:t xml:space="preserve">        else if (</w:t>
+      </w:r>
+      <w:proofErr w:type="spellStart"/>
+      <w:r>
+        <w:rPr>
+          <w:rFonts w:ascii="Consolas" w:hAnsi="Consolas"/>
+          <w:color w:val="000000"/>
+          <w:sz w:val="19"/>
+        </w:rPr>
+        <w:t>bmi</w:t>
+      </w:r>
+      <w:proofErr w:type="spellEnd"/>
+      <w:r>
+        <w:rPr>
+          <w:rFonts w:ascii="Consolas" w:hAnsi="Consolas"/>
+          <w:color w:val="000000"/>
+          <w:sz w:val="19"/>
+        </w:rPr>
+        <w:t xml:space="preserve"> &lt; 29.9) </w:t>
+      </w:r>
+      <w:proofErr w:type="spellStart"/>
+      <w:r>
+        <w:rPr>
+          <w:rFonts w:ascii="Consolas" w:hAnsi="Consolas"/>
+          <w:color w:val="000000"/>
+          <w:sz w:val="19"/>
+        </w:rPr>
+        <w:t>cout</w:t>
+      </w:r>
+      <w:proofErr w:type="spellEnd"/>
+      <w:r>
+        <w:rPr>
+          <w:rFonts w:ascii="Consolas" w:hAnsi="Consolas"/>
+          <w:color w:val="000000"/>
+          <w:sz w:val="19"/>
+        </w:rPr>
+        <w:t xml:space="preserve"> &lt;&lt; "Category: Overweight\n";</w:t>
+      </w:r>
+    </w:p>
+    <w:p>
+      <w:pPr>
+        <w:pStyle w:val="Code0"/>
+        <w:shd w:val="clear" w:color="auto" w:fill="F2F2F2"/>
+        <w:spacing w:after="0" w:line="240" w:lineRule="auto"/>
+        <w:ind w:left="0" w:firstLine="0"/>
+        <w:rPr>
+          <w:rFonts w:ascii="Consolas" w:hAnsi="Consolas"/>
+          <w:color w:val="000000"/>
+          <w:sz w:val="19"/>
+        </w:rPr>
+      </w:pPr>
+      <w:r>
+        <w:rPr>
+          <w:rFonts w:ascii="Consolas" w:hAnsi="Consolas"/>
+          <w:color w:val="000000"/>
+          <w:sz w:val="19"/>
+        </w:rPr>
+        <w:t xml:space="preserve">        else                 </w:t>
+      </w:r>
+      <w:proofErr w:type="spellStart"/>
+      <w:r>
+        <w:rPr>
+          <w:rFonts w:ascii="Consolas" w:hAnsi="Consolas"/>
+          <w:color w:val="000000"/>
+          <w:sz w:val="19"/>
+        </w:rPr>
+        <w:t>cout</w:t>
+      </w:r>
+      <w:proofErr w:type="spellEnd"/>
+      <w:r>
+        <w:rPr>
+          <w:rFonts w:ascii="Consolas" w:hAnsi="Consolas"/>
+          <w:color w:val="000000"/>
+          <w:sz w:val="19"/>
+        </w:rPr>
+        <w:t xml:space="preserve"> &lt;&lt; "Category: Obese\n";</w:t>
+      </w:r>
+    </w:p>
+    <w:p>
+      <w:pPr>
+        <w:pStyle w:val="Code0"/>
+        <w:shd w:val="clear" w:color="auto" w:fill="F2F2F2"/>
+        <w:spacing w:after="0" w:line="240" w:lineRule="auto"/>
+        <w:ind w:left="0" w:firstLine="0"/>
+        <w:rPr>
+          <w:rFonts w:ascii="Consolas" w:hAnsi="Consolas"/>
+          <w:color w:val="000000"/>
+          <w:sz w:val="19"/>
+        </w:rPr>
+      </w:pPr>
+      <w:r>
+        <w:rPr>
+          <w:rFonts w:ascii="Consolas" w:hAnsi="Consolas"/>
+          <w:color w:val="000000"/>
+          <w:sz w:val="19"/>
+        </w:rPr>
+        <w:t xml:space="preserve">    }</w:t>
+      </w:r>
+    </w:p>
+    <w:p>
+      <w:pPr>
+        <w:pStyle w:val="Code0"/>
+        <w:shd w:val="clear" w:color="auto" w:fill="F2F2F2"/>
+        <w:spacing w:after="0" w:line="240" w:lineRule="auto"/>
+        <w:ind w:left="0" w:firstLine="0"/>
+        <w:rPr>
+          <w:rFonts w:ascii="Consolas" w:hAnsi="Consolas"/>
+          <w:color w:val="000000"/>
+          <w:sz w:val="19"/>
+        </w:rPr>
+      </w:pPr>
+      <w:r>
+        <w:rPr>
+          <w:rFonts w:ascii="Consolas" w:hAnsi="Consolas"/>
+          <w:color w:val="000000"/>
+          <w:sz w:val="19"/>
+        </w:rPr>
+        <w:t>};</w:t>
+      </w:r>
+    </w:p>
+    <w:p>
+      <w:pPr>
+        <w:jc w:val="left"/>
+      </w:pPr>
+    </w:p>
+    <w:p>
+      <w:pPr>
+        <w:spacing w:before="240" w:after="120"/>
+        <w:rPr>
+          <w:b/>
+        </w:rPr>
+      </w:pPr>
+      <w:r>
+        <w:rPr>
+          <w:b/>
+        </w:rPr>
+        <w:lastRenderedPageBreak/>
+        <w:t>2.2.5 LOAN EMI &amp; INTEREST CALCULATOR</w:t>
+      </w:r>
+    </w:p>
+    <w:p>
+      <w:pPr>
+        <w:pStyle w:val="Code0"/>
+        <w:shd w:val="clear" w:color="auto" w:fill="F2F2F2"/>
+        <w:spacing w:after="0" w:line="240" w:lineRule="auto"/>
+        <w:ind w:left="0" w:firstLine="0"/>
+        <w:rPr>
+          <w:rFonts w:ascii="Consolas" w:hAnsi="Consolas"/>
+          <w:color w:val="000000"/>
+          <w:sz w:val="19"/>
+        </w:rPr>
+      </w:pPr>
+      <w:r>
+        <w:rPr>
+          <w:rFonts w:ascii="Consolas" w:hAnsi="Consolas"/>
+          <w:color w:val="000000"/>
+          <w:sz w:val="19"/>
+        </w:rPr>
+        <w:t>// 3. Loan &amp; Interest Calculator (Finance / Loan EMI)</w:t>
+      </w:r>
+    </w:p>
+    <w:p>
+      <w:pPr>
+        <w:pStyle w:val="Code0"/>
+        <w:shd w:val="clear" w:color="auto" w:fill="F2F2F2"/>
+        <w:spacing w:after="0" w:line="240" w:lineRule="auto"/>
+        <w:ind w:left="0" w:firstLine="0"/>
+        <w:rPr>
+          <w:rFonts w:ascii="Consolas" w:hAnsi="Consolas"/>
+          <w:color w:val="000000"/>
+          <w:sz w:val="19"/>
+        </w:rPr>
+      </w:pPr>
+      <w:r>
+        <w:rPr>
+          <w:rFonts w:ascii="Consolas" w:hAnsi="Consolas"/>
+          <w:color w:val="000000"/>
+          <w:sz w:val="19"/>
+        </w:rPr>
+        <w:t xml:space="preserve">class </w:t>
+      </w:r>
+      <w:proofErr w:type="spellStart"/>
+      <w:proofErr w:type="gramStart"/>
+      <w:r>
+        <w:rPr>
+          <w:rFonts w:ascii="Consolas" w:hAnsi="Consolas"/>
+          <w:color w:val="000000"/>
+          <w:sz w:val="19"/>
+        </w:rPr>
+        <w:t>LoanCalculator</w:t>
+      </w:r>
+      <w:proofErr w:type="spellEnd"/>
+      <w:r>
+        <w:rPr>
+          <w:rFonts w:ascii="Consolas" w:hAnsi="Consolas"/>
+          <w:color w:val="000000"/>
+          <w:sz w:val="19"/>
+        </w:rPr>
+        <w:t xml:space="preserve"> :</w:t>
+      </w:r>
+      <w:proofErr w:type="gramEnd"/>
+      <w:r>
+        <w:rPr>
+          <w:rFonts w:ascii="Consolas" w:hAnsi="Consolas"/>
+          <w:color w:val="000000"/>
+          <w:sz w:val="19"/>
+        </w:rPr>
+        <w:t xml:space="preserve"> public Calculator {</w:t>
+      </w:r>
+    </w:p>
+    <w:p>
+      <w:pPr>
+        <w:pStyle w:val="Code0"/>
+        <w:shd w:val="clear" w:color="auto" w:fill="F2F2F2"/>
+        <w:spacing w:after="0" w:line="240" w:lineRule="auto"/>
+        <w:ind w:left="0" w:firstLine="0"/>
+        <w:rPr>
+          <w:rFonts w:ascii="Consolas" w:hAnsi="Consolas"/>
+          <w:color w:val="000000"/>
+          <w:sz w:val="19"/>
+        </w:rPr>
+      </w:pPr>
+      <w:r>
+        <w:rPr>
+          <w:rFonts w:ascii="Consolas" w:hAnsi="Consolas"/>
+          <w:color w:val="000000"/>
+          <w:sz w:val="19"/>
+        </w:rPr>
+        <w:t>public:</w:t>
+      </w:r>
+    </w:p>
+    <w:p>
+      <w:pPr>
+        <w:pStyle w:val="Code0"/>
+        <w:shd w:val="clear" w:color="auto" w:fill="F2F2F2"/>
+        <w:spacing w:after="0" w:line="240" w:lineRule="auto"/>
+        <w:ind w:left="0" w:firstLine="0"/>
+        <w:rPr>
+          <w:rFonts w:ascii="Consolas" w:hAnsi="Consolas"/>
+          <w:color w:val="000000"/>
+          <w:sz w:val="19"/>
+        </w:rPr>
+      </w:pPr>
+      <w:r>
+        <w:rPr>
+          <w:rFonts w:ascii="Consolas" w:hAnsi="Consolas"/>
+          <w:color w:val="000000"/>
+          <w:sz w:val="19"/>
+        </w:rPr>
+        <w:t xml:space="preserve">    </w:t>
+      </w:r>
+      <w:proofErr w:type="spellStart"/>
+      <w:proofErr w:type="gramStart"/>
+      <w:r>
+        <w:rPr>
+          <w:rFonts w:ascii="Consolas" w:hAnsi="Consolas"/>
+          <w:color w:val="000000"/>
+          <w:sz w:val="19"/>
+        </w:rPr>
+        <w:t>LoanCalculator</w:t>
+      </w:r>
+      <w:proofErr w:type="spellEnd"/>
+      <w:r>
+        <w:rPr>
+          <w:rFonts w:ascii="Consolas" w:hAnsi="Consolas"/>
+          <w:color w:val="000000"/>
+          <w:sz w:val="19"/>
+        </w:rPr>
+        <w:t>() :</w:t>
+      </w:r>
+      <w:proofErr w:type="gramEnd"/>
+      <w:r>
+        <w:rPr>
+          <w:rFonts w:ascii="Consolas" w:hAnsi="Consolas"/>
+          <w:color w:val="000000"/>
+          <w:sz w:val="19"/>
+        </w:rPr>
+        <w:t xml:space="preserve"> </w:t>
+      </w:r>
+      <w:proofErr w:type="gramStart"/>
+      <w:r>
+        <w:rPr>
+          <w:rFonts w:ascii="Consolas" w:hAnsi="Consolas"/>
+          <w:color w:val="000000"/>
+          <w:sz w:val="19"/>
+        </w:rPr>
+        <w:t>Calculator(</w:t>
+      </w:r>
+      <w:proofErr w:type="gramEnd"/>
+      <w:r>
+        <w:rPr>
+          <w:rFonts w:ascii="Consolas" w:hAnsi="Consolas"/>
+          <w:color w:val="000000"/>
+          <w:sz w:val="19"/>
+        </w:rPr>
+        <w:t>"Loan EMI &amp; Interest Calculator") {}</w:t>
+      </w:r>
+    </w:p>
+    <w:p>
+      <w:pPr>
+        <w:pStyle w:val="Code0"/>
+        <w:shd w:val="clear" w:color="auto" w:fill="F2F2F2"/>
+        <w:spacing w:after="0" w:line="240" w:lineRule="auto"/>
+        <w:ind w:left="0" w:firstLine="0"/>
+        <w:rPr>
+          <w:rFonts w:ascii="Consolas" w:hAnsi="Consolas"/>
+          <w:color w:val="000000"/>
+          <w:sz w:val="19"/>
+        </w:rPr>
+      </w:pPr>
+    </w:p>
+    <w:p>
+      <w:pPr>
+        <w:pStyle w:val="Code0"/>
+        <w:shd w:val="clear" w:color="auto" w:fill="F2F2F2"/>
+        <w:spacing w:after="0" w:line="240" w:lineRule="auto"/>
+        <w:ind w:left="0" w:firstLine="0"/>
+        <w:rPr>
+          <w:rFonts w:ascii="Consolas" w:hAnsi="Consolas"/>
+          <w:color w:val="000000"/>
+          <w:sz w:val="19"/>
+        </w:rPr>
+      </w:pPr>
+      <w:r>
+        <w:rPr>
+          <w:rFonts w:ascii="Consolas" w:hAnsi="Consolas"/>
+          <w:color w:val="000000"/>
+          <w:sz w:val="19"/>
+        </w:rPr>
+        <w:t xml:space="preserve">    // Runtime Polymorphism: overriding the pure virtual function</w:t>
+      </w:r>
+    </w:p>
+    <w:p>
+      <w:pPr>
+        <w:pStyle w:val="Code0"/>
+        <w:shd w:val="clear" w:color="auto" w:fill="F2F2F2"/>
+        <w:spacing w:after="0" w:line="240" w:lineRule="auto"/>
+        <w:ind w:left="0" w:firstLine="0"/>
+        <w:rPr>
+          <w:rFonts w:ascii="Consolas" w:hAnsi="Consolas"/>
+          <w:color w:val="000000"/>
+          <w:sz w:val="19"/>
+        </w:rPr>
+      </w:pPr>
+      <w:r>
+        <w:rPr>
+          <w:rFonts w:ascii="Consolas" w:hAnsi="Consolas"/>
+          <w:color w:val="000000"/>
+          <w:sz w:val="19"/>
+        </w:rPr>
+        <w:t xml:space="preserve">    void </w:t>
+      </w:r>
+      <w:proofErr w:type="gramStart"/>
+      <w:r>
+        <w:rPr>
+          <w:rFonts w:ascii="Consolas" w:hAnsi="Consolas"/>
+          <w:color w:val="000000"/>
+          <w:sz w:val="19"/>
+        </w:rPr>
+        <w:t>calculate(</w:t>
+      </w:r>
+      <w:proofErr w:type="gramEnd"/>
+      <w:r>
+        <w:rPr>
+          <w:rFonts w:ascii="Consolas" w:hAnsi="Consolas"/>
+          <w:color w:val="000000"/>
+          <w:sz w:val="19"/>
+        </w:rPr>
+        <w:t>) override {</w:t>
+      </w:r>
+    </w:p>
+    <w:p>
+      <w:pPr>
+        <w:pStyle w:val="Code0"/>
+        <w:shd w:val="clear" w:color="auto" w:fill="F2F2F2"/>
+        <w:spacing w:after="0" w:line="240" w:lineRule="auto"/>
+        <w:ind w:left="0" w:firstLine="0"/>
+        <w:rPr>
+          <w:rFonts w:ascii="Consolas" w:hAnsi="Consolas"/>
+          <w:color w:val="000000"/>
+          <w:sz w:val="19"/>
+        </w:rPr>
+      </w:pPr>
+      <w:r>
+        <w:rPr>
+          <w:rFonts w:ascii="Consolas" w:hAnsi="Consolas"/>
+          <w:color w:val="000000"/>
+          <w:sz w:val="19"/>
+        </w:rPr>
+        <w:t xml:space="preserve">        double principal, </w:t>
+      </w:r>
+      <w:proofErr w:type="spellStart"/>
+      <w:r>
+        <w:rPr>
+          <w:rFonts w:ascii="Consolas" w:hAnsi="Consolas"/>
+          <w:color w:val="000000"/>
+          <w:sz w:val="19"/>
+        </w:rPr>
+        <w:t>annualRate</w:t>
+      </w:r>
+      <w:proofErr w:type="spellEnd"/>
+      <w:r>
+        <w:rPr>
+          <w:rFonts w:ascii="Consolas" w:hAnsi="Consolas"/>
+          <w:color w:val="000000"/>
+          <w:sz w:val="19"/>
+        </w:rPr>
+        <w:t>;</w:t>
+      </w:r>
+    </w:p>
+    <w:p>
+      <w:pPr>
+        <w:pStyle w:val="Code0"/>
+        <w:shd w:val="clear" w:color="auto" w:fill="F2F2F2"/>
+        <w:spacing w:after="0" w:line="240" w:lineRule="auto"/>
+        <w:ind w:left="0" w:firstLine="0"/>
+        <w:rPr>
+          <w:rFonts w:ascii="Consolas" w:hAnsi="Consolas"/>
+          <w:color w:val="000000"/>
+          <w:sz w:val="19"/>
+        </w:rPr>
+      </w:pPr>
+      <w:r>
+        <w:rPr>
+          <w:rFonts w:ascii="Consolas" w:hAnsi="Consolas"/>
+          <w:color w:val="000000"/>
+          <w:sz w:val="19"/>
+        </w:rPr>
+        <w:t xml:space="preserve">        int </w:t>
+      </w:r>
+      <w:proofErr w:type="spellStart"/>
+      <w:r>
+        <w:rPr>
+          <w:rFonts w:ascii="Consolas" w:hAnsi="Consolas"/>
+          <w:color w:val="000000"/>
+          <w:sz w:val="19"/>
+        </w:rPr>
+        <w:t>tenureMonths</w:t>
+      </w:r>
+      <w:proofErr w:type="spellEnd"/>
+      <w:r>
+        <w:rPr>
+          <w:rFonts w:ascii="Consolas" w:hAnsi="Consolas"/>
+          <w:color w:val="000000"/>
+          <w:sz w:val="19"/>
+        </w:rPr>
+        <w:t>;</w:t>
+      </w:r>
+    </w:p>
+    <w:p>
+      <w:pPr>
+        <w:pStyle w:val="Code0"/>
+        <w:shd w:val="clear" w:color="auto" w:fill="F2F2F2"/>
+        <w:spacing w:after="0" w:line="240" w:lineRule="auto"/>
+        <w:ind w:left="0" w:firstLine="0"/>
+        <w:rPr>
+          <w:rFonts w:ascii="Consolas" w:hAnsi="Consolas"/>
+          <w:color w:val="000000"/>
+          <w:sz w:val="19"/>
+        </w:rPr>
+      </w:pPr>
+      <w:r>
+        <w:rPr>
+          <w:rFonts w:ascii="Consolas" w:hAnsi="Consolas"/>
+          <w:color w:val="000000"/>
+          <w:sz w:val="19"/>
+        </w:rPr>
+        <w:t xml:space="preserve">        </w:t>
+      </w:r>
+      <w:proofErr w:type="spellStart"/>
+      <w:r>
+        <w:rPr>
+          <w:rFonts w:ascii="Consolas" w:hAnsi="Consolas"/>
+          <w:color w:val="000000"/>
+          <w:sz w:val="19"/>
+        </w:rPr>
+        <w:t>cout</w:t>
+      </w:r>
+      <w:proofErr w:type="spellEnd"/>
+      <w:r>
+        <w:rPr>
+          <w:rFonts w:ascii="Consolas" w:hAnsi="Consolas"/>
+          <w:color w:val="000000"/>
+          <w:sz w:val="19"/>
+        </w:rPr>
+        <w:t xml:space="preserve"> &lt;&lt; "\n--- " &lt;&lt; </w:t>
+      </w:r>
+      <w:proofErr w:type="spellStart"/>
+      <w:proofErr w:type="gramStart"/>
+      <w:r>
+        <w:rPr>
+          <w:rFonts w:ascii="Consolas" w:hAnsi="Consolas"/>
+          <w:color w:val="000000"/>
+          <w:sz w:val="19"/>
+        </w:rPr>
+        <w:t>getName</w:t>
+      </w:r>
+      <w:proofErr w:type="spellEnd"/>
+      <w:r>
+        <w:rPr>
+          <w:rFonts w:ascii="Consolas" w:hAnsi="Consolas"/>
+          <w:color w:val="000000"/>
+          <w:sz w:val="19"/>
+        </w:rPr>
+        <w:t>(</w:t>
+      </w:r>
+      <w:proofErr w:type="gramEnd"/>
+      <w:r>
+        <w:rPr>
+          <w:rFonts w:ascii="Consolas" w:hAnsi="Consolas"/>
+          <w:color w:val="000000"/>
+          <w:sz w:val="19"/>
+        </w:rPr>
+        <w:t>) &lt;&lt; " ---\n";</w:t>
+      </w:r>
+    </w:p>
+    <w:p>
+      <w:pPr>
+        <w:pStyle w:val="Code0"/>
+        <w:shd w:val="clear" w:color="auto" w:fill="F2F2F2"/>
+        <w:spacing w:after="0" w:line="240" w:lineRule="auto"/>
+        <w:ind w:left="0" w:firstLine="0"/>
+        <w:rPr>
+          <w:rFonts w:ascii="Consolas" w:hAnsi="Consolas"/>
+          <w:color w:val="000000"/>
+          <w:sz w:val="19"/>
+        </w:rPr>
+      </w:pPr>
+      <w:r>
+        <w:rPr>
+          <w:rFonts w:ascii="Consolas" w:hAnsi="Consolas"/>
+          <w:color w:val="000000"/>
+          <w:sz w:val="19"/>
+        </w:rPr>
+        <w:t xml:space="preserve">        </w:t>
+      </w:r>
+      <w:proofErr w:type="spellStart"/>
+      <w:r>
+        <w:rPr>
+          <w:rFonts w:ascii="Consolas" w:hAnsi="Consolas"/>
+          <w:color w:val="000000"/>
+          <w:sz w:val="19"/>
+        </w:rPr>
+        <w:t>cout</w:t>
+      </w:r>
+      <w:proofErr w:type="spellEnd"/>
+      <w:r>
+        <w:rPr>
+          <w:rFonts w:ascii="Consolas" w:hAnsi="Consolas"/>
+          <w:color w:val="000000"/>
+          <w:sz w:val="19"/>
+        </w:rPr>
+        <w:t xml:space="preserve"> &lt;&lt; "Enter loan principal amount: ";</w:t>
+      </w:r>
+    </w:p>
+    <w:p>
+      <w:pPr>
+        <w:pStyle w:val="Code0"/>
+        <w:shd w:val="clear" w:color="auto" w:fill="F2F2F2"/>
+        <w:spacing w:after="0" w:line="240" w:lineRule="auto"/>
+        <w:ind w:left="0" w:firstLine="0"/>
+        <w:rPr>
+          <w:rFonts w:ascii="Consolas" w:hAnsi="Consolas"/>
+          <w:color w:val="000000"/>
+          <w:sz w:val="19"/>
+        </w:rPr>
+      </w:pPr>
+      <w:r>
+        <w:rPr>
+          <w:rFonts w:ascii="Consolas" w:hAnsi="Consolas"/>
+          <w:color w:val="000000"/>
+          <w:sz w:val="19"/>
+        </w:rPr>
+        <w:t xml:space="preserve">        </w:t>
+      </w:r>
+      <w:proofErr w:type="spellStart"/>
+      <w:r>
+        <w:rPr>
+          <w:rFonts w:ascii="Consolas" w:hAnsi="Consolas"/>
+          <w:color w:val="000000"/>
+          <w:sz w:val="19"/>
+        </w:rPr>
+        <w:t>cin</w:t>
+      </w:r>
+      <w:proofErr w:type="spellEnd"/>
+      <w:r>
+        <w:rPr>
+          <w:rFonts w:ascii="Consolas" w:hAnsi="Consolas"/>
+          <w:color w:val="000000"/>
+          <w:sz w:val="19"/>
+        </w:rPr>
+        <w:t xml:space="preserve"> &gt;&gt; principal;</w:t>
+      </w:r>
+    </w:p>
+    <w:p>
+      <w:pPr>
+        <w:pStyle w:val="Code0"/>
+        <w:shd w:val="clear" w:color="auto" w:fill="F2F2F2"/>
+        <w:spacing w:after="0" w:line="240" w:lineRule="auto"/>
+        <w:ind w:left="0" w:firstLine="0"/>
+        <w:rPr>
+          <w:rFonts w:ascii="Consolas" w:hAnsi="Consolas"/>
+          <w:color w:val="000000"/>
+          <w:sz w:val="19"/>
+        </w:rPr>
+      </w:pPr>
+      <w:r>
+        <w:rPr>
+          <w:rFonts w:ascii="Consolas" w:hAnsi="Consolas"/>
+          <w:color w:val="000000"/>
+          <w:sz w:val="19"/>
+        </w:rPr>
+        <w:t xml:space="preserve">        </w:t>
+      </w:r>
+      <w:proofErr w:type="spellStart"/>
+      <w:r>
+        <w:rPr>
+          <w:rFonts w:ascii="Consolas" w:hAnsi="Consolas"/>
+          <w:color w:val="000000"/>
+          <w:sz w:val="19"/>
+        </w:rPr>
+        <w:t>cout</w:t>
+      </w:r>
+      <w:proofErr w:type="spellEnd"/>
+      <w:r>
+        <w:rPr>
+          <w:rFonts w:ascii="Consolas" w:hAnsi="Consolas"/>
+          <w:color w:val="000000"/>
+          <w:sz w:val="19"/>
+        </w:rPr>
+        <w:t xml:space="preserve"> &lt;&lt; "Enter annual interest rate (%): ";</w:t>
+      </w:r>
+    </w:p>
+    <w:p>
+      <w:pPr>
+        <w:pStyle w:val="Code0"/>
+        <w:shd w:val="clear" w:color="auto" w:fill="F2F2F2"/>
+        <w:spacing w:after="0" w:line="240" w:lineRule="auto"/>
+        <w:ind w:left="0" w:firstLine="0"/>
+        <w:rPr>
+          <w:rFonts w:ascii="Consolas" w:hAnsi="Consolas"/>
+          <w:color w:val="000000"/>
+          <w:sz w:val="19"/>
+        </w:rPr>
+      </w:pPr>
+      <w:r>
+        <w:rPr>
+          <w:rFonts w:ascii="Consolas" w:hAnsi="Consolas"/>
+          <w:color w:val="000000"/>
+          <w:sz w:val="19"/>
+        </w:rPr>
+        <w:t xml:space="preserve">        </w:t>
+      </w:r>
+      <w:proofErr w:type="spellStart"/>
+      <w:r>
+        <w:rPr>
+          <w:rFonts w:ascii="Consolas" w:hAnsi="Consolas"/>
+          <w:color w:val="000000"/>
+          <w:sz w:val="19"/>
+        </w:rPr>
+        <w:t>cin</w:t>
+      </w:r>
+      <w:proofErr w:type="spellEnd"/>
+      <w:r>
+        <w:rPr>
+          <w:rFonts w:ascii="Consolas" w:hAnsi="Consolas"/>
+          <w:color w:val="000000"/>
+          <w:sz w:val="19"/>
+        </w:rPr>
+        <w:t xml:space="preserve"> &gt;&gt; </w:t>
+      </w:r>
+      <w:proofErr w:type="spellStart"/>
+      <w:r>
+        <w:rPr>
+          <w:rFonts w:ascii="Consolas" w:hAnsi="Consolas"/>
+          <w:color w:val="000000"/>
+          <w:sz w:val="19"/>
+        </w:rPr>
+        <w:t>annualRate</w:t>
+      </w:r>
+      <w:proofErr w:type="spellEnd"/>
+      <w:r>
+        <w:rPr>
+          <w:rFonts w:ascii="Consolas" w:hAnsi="Consolas"/>
+          <w:color w:val="000000"/>
+          <w:sz w:val="19"/>
+        </w:rPr>
+        <w:t>;</w:t>
+      </w:r>
+    </w:p>
+    <w:p>
+      <w:pPr>
+        <w:pStyle w:val="Code0"/>
+        <w:shd w:val="clear" w:color="auto" w:fill="F2F2F2"/>
+        <w:spacing w:after="0" w:line="240" w:lineRule="auto"/>
+        <w:ind w:left="0" w:firstLine="0"/>
+        <w:rPr>
+          <w:rFonts w:ascii="Consolas" w:hAnsi="Consolas"/>
+          <w:color w:val="000000"/>
+          <w:sz w:val="19"/>
+        </w:rPr>
+      </w:pPr>
+      <w:r>
+        <w:rPr>
+          <w:rFonts w:ascii="Consolas" w:hAnsi="Consolas"/>
+          <w:color w:val="000000"/>
+          <w:sz w:val="19"/>
+        </w:rPr>
+        <w:t xml:space="preserve">        </w:t>
+      </w:r>
+      <w:proofErr w:type="spellStart"/>
+      <w:r>
+        <w:rPr>
+          <w:rFonts w:ascii="Consolas" w:hAnsi="Consolas"/>
+          <w:color w:val="000000"/>
+          <w:sz w:val="19"/>
+        </w:rPr>
+        <w:t>cout</w:t>
+      </w:r>
+      <w:proofErr w:type="spellEnd"/>
+      <w:r>
+        <w:rPr>
+          <w:rFonts w:ascii="Consolas" w:hAnsi="Consolas"/>
+          <w:color w:val="000000"/>
+          <w:sz w:val="19"/>
+        </w:rPr>
+        <w:t xml:space="preserve"> &lt;&lt; "Enter loan duration (tenure in months): ";</w:t>
+      </w:r>
+    </w:p>
+    <w:p>
+      <w:pPr>
+        <w:pStyle w:val="Code0"/>
+        <w:shd w:val="clear" w:color="auto" w:fill="F2F2F2"/>
+        <w:spacing w:after="0" w:line="240" w:lineRule="auto"/>
+        <w:ind w:left="0" w:firstLine="0"/>
+        <w:rPr>
+          <w:rFonts w:ascii="Consolas" w:hAnsi="Consolas"/>
+          <w:color w:val="000000"/>
+          <w:sz w:val="19"/>
+        </w:rPr>
+      </w:pPr>
+      <w:r>
+        <w:rPr>
+          <w:rFonts w:ascii="Consolas" w:hAnsi="Consolas"/>
+          <w:color w:val="000000"/>
+          <w:sz w:val="19"/>
+        </w:rPr>
+        <w:t xml:space="preserve">        </w:t>
+      </w:r>
+      <w:proofErr w:type="spellStart"/>
+      <w:r>
+        <w:rPr>
+          <w:rFonts w:ascii="Consolas" w:hAnsi="Consolas"/>
+          <w:color w:val="000000"/>
+          <w:sz w:val="19"/>
+        </w:rPr>
+        <w:t>cin</w:t>
+      </w:r>
+      <w:proofErr w:type="spellEnd"/>
+      <w:r>
+        <w:rPr>
+          <w:rFonts w:ascii="Consolas" w:hAnsi="Consolas"/>
+          <w:color w:val="000000"/>
+          <w:sz w:val="19"/>
+        </w:rPr>
+        <w:t xml:space="preserve"> &gt;&gt; </w:t>
+      </w:r>
+      <w:proofErr w:type="spellStart"/>
+      <w:r>
+        <w:rPr>
+          <w:rFonts w:ascii="Consolas" w:hAnsi="Consolas"/>
+          <w:color w:val="000000"/>
+          <w:sz w:val="19"/>
+        </w:rPr>
+        <w:t>tenureMonths</w:t>
+      </w:r>
+      <w:proofErr w:type="spellEnd"/>
+      <w:r>
+        <w:rPr>
+          <w:rFonts w:ascii="Consolas" w:hAnsi="Consolas"/>
+          <w:color w:val="000000"/>
+          <w:sz w:val="19"/>
+        </w:rPr>
+        <w:t>;</w:t>
+      </w:r>
+    </w:p>
+    <w:p>
+      <w:pPr>
+        <w:pStyle w:val="Code0"/>
+        <w:shd w:val="clear" w:color="auto" w:fill="F2F2F2"/>
+        <w:spacing w:after="0" w:line="240" w:lineRule="auto"/>
+        <w:ind w:left="0" w:firstLine="0"/>
+        <w:rPr>
+          <w:rFonts w:ascii="Consolas" w:hAnsi="Consolas"/>
+          <w:color w:val="000000"/>
+          <w:sz w:val="19"/>
+        </w:rPr>
+      </w:pPr>
+      <w:r>
+        <w:rPr>
+          <w:rFonts w:ascii="Consolas" w:hAnsi="Consolas"/>
+          <w:color w:val="000000"/>
+          <w:sz w:val="19"/>
+        </w:rPr>
+        <w:t xml:space="preserve">        if (</w:t>
+      </w:r>
+      <w:proofErr w:type="spellStart"/>
+      <w:proofErr w:type="gramStart"/>
+      <w:r>
+        <w:rPr>
+          <w:rFonts w:ascii="Consolas" w:hAnsi="Consolas"/>
+          <w:color w:val="000000"/>
+          <w:sz w:val="19"/>
+        </w:rPr>
+        <w:t>cin.fail</w:t>
+      </w:r>
+      <w:proofErr w:type="spellEnd"/>
+      <w:proofErr w:type="gramEnd"/>
+      <w:r>
+        <w:rPr>
+          <w:rFonts w:ascii="Consolas" w:hAnsi="Consolas"/>
+          <w:color w:val="000000"/>
+          <w:sz w:val="19"/>
+        </w:rPr>
+        <w:t xml:space="preserve">() || principal &lt;= 0 || </w:t>
+      </w:r>
+      <w:proofErr w:type="spellStart"/>
+      <w:r>
+        <w:rPr>
+          <w:rFonts w:ascii="Consolas" w:hAnsi="Consolas"/>
+          <w:color w:val="000000"/>
+          <w:sz w:val="19"/>
+        </w:rPr>
+        <w:t>annualRate</w:t>
+      </w:r>
+      <w:proofErr w:type="spellEnd"/>
+      <w:r>
+        <w:rPr>
+          <w:rFonts w:ascii="Consolas" w:hAnsi="Consolas"/>
+          <w:color w:val="000000"/>
+          <w:sz w:val="19"/>
+        </w:rPr>
+        <w:t xml:space="preserve"> &lt; 0 || </w:t>
+      </w:r>
+      <w:proofErr w:type="spellStart"/>
+      <w:r>
+        <w:rPr>
+          <w:rFonts w:ascii="Consolas" w:hAnsi="Consolas"/>
+          <w:color w:val="000000"/>
+          <w:sz w:val="19"/>
+        </w:rPr>
+        <w:t>tenureMonths</w:t>
+      </w:r>
+      <w:proofErr w:type="spellEnd"/>
+      <w:r>
+        <w:rPr>
+          <w:rFonts w:ascii="Consolas" w:hAnsi="Consolas"/>
+          <w:color w:val="000000"/>
+          <w:sz w:val="19"/>
+        </w:rPr>
+        <w:t xml:space="preserve"> &lt;= 0) {</w:t>
+      </w:r>
+    </w:p>
+    <w:p>
+      <w:pPr>
+        <w:pStyle w:val="Code0"/>
+        <w:shd w:val="clear" w:color="auto" w:fill="F2F2F2"/>
+        <w:spacing w:after="0" w:line="240" w:lineRule="auto"/>
+        <w:ind w:left="0" w:firstLine="0"/>
+        <w:rPr>
+          <w:rFonts w:ascii="Consolas" w:hAnsi="Consolas"/>
+          <w:color w:val="000000"/>
+          <w:sz w:val="19"/>
+        </w:rPr>
+      </w:pPr>
+      <w:r>
+        <w:rPr>
+          <w:rFonts w:ascii="Consolas" w:hAnsi="Consolas"/>
+          <w:color w:val="000000"/>
+          <w:sz w:val="19"/>
+        </w:rPr>
+        <w:t xml:space="preserve">            </w:t>
+      </w:r>
+      <w:proofErr w:type="spellStart"/>
+      <w:proofErr w:type="gramStart"/>
+      <w:r>
+        <w:rPr>
+          <w:rFonts w:ascii="Consolas" w:hAnsi="Consolas"/>
+          <w:color w:val="000000"/>
+          <w:sz w:val="19"/>
+        </w:rPr>
+        <w:t>cin.clear</w:t>
+      </w:r>
+      <w:proofErr w:type="spellEnd"/>
+      <w:proofErr w:type="gramEnd"/>
+      <w:r>
+        <w:rPr>
+          <w:rFonts w:ascii="Consolas" w:hAnsi="Consolas"/>
+          <w:color w:val="000000"/>
+          <w:sz w:val="19"/>
+        </w:rPr>
+        <w:t>();</w:t>
+      </w:r>
+    </w:p>
+    <w:p>
+      <w:pPr>
+        <w:pStyle w:val="Code0"/>
+        <w:shd w:val="clear" w:color="auto" w:fill="F2F2F2"/>
+        <w:spacing w:after="0" w:line="240" w:lineRule="auto"/>
+        <w:ind w:left="0" w:firstLine="0"/>
+        <w:rPr>
+          <w:rFonts w:ascii="Consolas" w:hAnsi="Consolas"/>
+          <w:color w:val="000000"/>
+          <w:sz w:val="19"/>
+        </w:rPr>
+      </w:pPr>
+      <w:r>
+        <w:rPr>
+          <w:rFonts w:ascii="Consolas" w:hAnsi="Consolas"/>
+          <w:color w:val="000000"/>
+          <w:sz w:val="19"/>
+        </w:rPr>
+        <w:t xml:space="preserve">            </w:t>
+      </w:r>
+      <w:proofErr w:type="spellStart"/>
+      <w:proofErr w:type="gramStart"/>
+      <w:r>
+        <w:rPr>
+          <w:rFonts w:ascii="Consolas" w:hAnsi="Consolas"/>
+          <w:color w:val="000000"/>
+          <w:sz w:val="19"/>
+        </w:rPr>
+        <w:t>cin.ignore</w:t>
+      </w:r>
+      <w:proofErr w:type="spellEnd"/>
+      <w:proofErr w:type="gramEnd"/>
+      <w:r>
+        <w:rPr>
+          <w:rFonts w:ascii="Consolas" w:hAnsi="Consolas"/>
+          <w:color w:val="000000"/>
+          <w:sz w:val="19"/>
+        </w:rPr>
+        <w:t>(10000, '\n');</w:t>
+      </w:r>
+    </w:p>
+    <w:p>
+      <w:pPr>
+        <w:pStyle w:val="Code0"/>
+        <w:shd w:val="clear" w:color="auto" w:fill="F2F2F2"/>
+        <w:spacing w:after="0" w:line="240" w:lineRule="auto"/>
+        <w:ind w:left="0" w:firstLine="0"/>
+        <w:rPr>
+          <w:rFonts w:ascii="Consolas" w:hAnsi="Consolas"/>
+          <w:color w:val="000000"/>
+          <w:sz w:val="19"/>
+        </w:rPr>
+      </w:pPr>
+      <w:r>
+        <w:rPr>
+          <w:rFonts w:ascii="Consolas" w:hAnsi="Consolas"/>
+          <w:color w:val="000000"/>
+          <w:sz w:val="19"/>
+        </w:rPr>
+        <w:t xml:space="preserve">            </w:t>
+      </w:r>
+      <w:proofErr w:type="spellStart"/>
+      <w:r>
+        <w:rPr>
+          <w:rFonts w:ascii="Consolas" w:hAnsi="Consolas"/>
+          <w:color w:val="000000"/>
+          <w:sz w:val="19"/>
+        </w:rPr>
+        <w:t>cout</w:t>
+      </w:r>
+      <w:proofErr w:type="spellEnd"/>
+      <w:r>
+        <w:rPr>
+          <w:rFonts w:ascii="Consolas" w:hAnsi="Consolas"/>
+          <w:color w:val="000000"/>
+          <w:sz w:val="19"/>
+        </w:rPr>
+        <w:t xml:space="preserve"> &lt;&lt; "Error: Invalid inputs. Principal and months must be positive.\n";</w:t>
+      </w:r>
+    </w:p>
+    <w:p>
+      <w:pPr>
+        <w:pStyle w:val="Code0"/>
+        <w:shd w:val="clear" w:color="auto" w:fill="F2F2F2"/>
+        <w:spacing w:after="0" w:line="240" w:lineRule="auto"/>
+        <w:ind w:left="0" w:firstLine="0"/>
+        <w:rPr>
+          <w:rFonts w:ascii="Consolas" w:hAnsi="Consolas"/>
+          <w:color w:val="000000"/>
+          <w:sz w:val="19"/>
+        </w:rPr>
+      </w:pPr>
+      <w:r>
+        <w:rPr>
+          <w:rFonts w:ascii="Consolas" w:hAnsi="Consolas"/>
+          <w:color w:val="000000"/>
+          <w:sz w:val="19"/>
+        </w:rPr>
+        <w:t xml:space="preserve">            return;</w:t>
+      </w:r>
+    </w:p>
+    <w:p>
+      <w:pPr>
+        <w:pStyle w:val="Code0"/>
+        <w:shd w:val="clear" w:color="auto" w:fill="F2F2F2"/>
+        <w:spacing w:after="0" w:line="240" w:lineRule="auto"/>
+        <w:ind w:left="0" w:firstLine="0"/>
+        <w:rPr>
+          <w:rFonts w:ascii="Consolas" w:hAnsi="Consolas"/>
+          <w:color w:val="000000"/>
+          <w:sz w:val="19"/>
+        </w:rPr>
+      </w:pPr>
+      <w:r>
+        <w:rPr>
+          <w:rFonts w:ascii="Consolas" w:hAnsi="Consolas"/>
+          <w:color w:val="000000"/>
+          <w:sz w:val="19"/>
+        </w:rPr>
+        <w:t xml:space="preserve">        }</w:t>
+      </w:r>
+    </w:p>
+    <w:p>
+      <w:pPr>
+        <w:pStyle w:val="Code0"/>
+        <w:shd w:val="clear" w:color="auto" w:fill="F2F2F2"/>
+        <w:spacing w:after="0" w:line="240" w:lineRule="auto"/>
+        <w:ind w:left="0" w:firstLine="0"/>
+        <w:rPr>
+          <w:rFonts w:ascii="Consolas" w:hAnsi="Consolas"/>
+          <w:color w:val="000000"/>
+          <w:sz w:val="19"/>
+        </w:rPr>
+      </w:pPr>
+      <w:r>
+        <w:rPr>
+          <w:rFonts w:ascii="Consolas" w:hAnsi="Consolas"/>
+          <w:color w:val="000000"/>
+          <w:sz w:val="19"/>
+        </w:rPr>
+        <w:t xml:space="preserve">        double </w:t>
+      </w:r>
+      <w:proofErr w:type="spellStart"/>
+      <w:r>
+        <w:rPr>
+          <w:rFonts w:ascii="Consolas" w:hAnsi="Consolas"/>
+          <w:color w:val="000000"/>
+          <w:sz w:val="19"/>
+        </w:rPr>
+        <w:t>emi</w:t>
+      </w:r>
+      <w:proofErr w:type="spellEnd"/>
+      <w:r>
+        <w:rPr>
+          <w:rFonts w:ascii="Consolas" w:hAnsi="Consolas"/>
+          <w:color w:val="000000"/>
+          <w:sz w:val="19"/>
+        </w:rPr>
+        <w:t>;</w:t>
+      </w:r>
+    </w:p>
+    <w:p>
+      <w:pPr>
+        <w:pStyle w:val="Code0"/>
+        <w:shd w:val="clear" w:color="auto" w:fill="F2F2F2"/>
+        <w:spacing w:after="0" w:line="240" w:lineRule="auto"/>
+        <w:ind w:left="0" w:firstLine="0"/>
+        <w:rPr>
+          <w:rFonts w:ascii="Consolas" w:hAnsi="Consolas"/>
+          <w:color w:val="000000"/>
+          <w:sz w:val="19"/>
+        </w:rPr>
+      </w:pPr>
+      <w:r>
+        <w:rPr>
+          <w:rFonts w:ascii="Consolas" w:hAnsi="Consolas"/>
+          <w:color w:val="000000"/>
+          <w:sz w:val="19"/>
+        </w:rPr>
+        <w:t xml:space="preserve">        double </w:t>
+      </w:r>
+      <w:proofErr w:type="spellStart"/>
+      <w:r>
+        <w:rPr>
+          <w:rFonts w:ascii="Consolas" w:hAnsi="Consolas"/>
+          <w:color w:val="000000"/>
+          <w:sz w:val="19"/>
+        </w:rPr>
+        <w:t>monthlyRate</w:t>
+      </w:r>
+      <w:proofErr w:type="spellEnd"/>
+      <w:r>
+        <w:rPr>
+          <w:rFonts w:ascii="Consolas" w:hAnsi="Consolas"/>
+          <w:color w:val="000000"/>
+          <w:sz w:val="19"/>
+        </w:rPr>
+        <w:t xml:space="preserve"> = </w:t>
+      </w:r>
+      <w:proofErr w:type="spellStart"/>
+      <w:r>
+        <w:rPr>
+          <w:rFonts w:ascii="Consolas" w:hAnsi="Consolas"/>
+          <w:color w:val="000000"/>
+          <w:sz w:val="19"/>
+        </w:rPr>
+        <w:t>annualRate</w:t>
+      </w:r>
+      <w:proofErr w:type="spellEnd"/>
+      <w:r>
+        <w:rPr>
+          <w:rFonts w:ascii="Consolas" w:hAnsi="Consolas"/>
+          <w:color w:val="000000"/>
+          <w:sz w:val="19"/>
+        </w:rPr>
+        <w:t xml:space="preserve"> / (12.0 * 100.0);</w:t>
+      </w:r>
+    </w:p>
+    <w:p>
+      <w:pPr>
+        <w:pStyle w:val="Code0"/>
+        <w:shd w:val="clear" w:color="auto" w:fill="F2F2F2"/>
+        <w:spacing w:after="0" w:line="240" w:lineRule="auto"/>
+        <w:ind w:left="0" w:firstLine="0"/>
+        <w:rPr>
+          <w:rFonts w:ascii="Consolas" w:hAnsi="Consolas"/>
+          <w:color w:val="000000"/>
+          <w:sz w:val="19"/>
+        </w:rPr>
+      </w:pPr>
+      <w:r>
+        <w:rPr>
+          <w:rFonts w:ascii="Consolas" w:hAnsi="Consolas"/>
+          <w:color w:val="000000"/>
+          <w:sz w:val="19"/>
+        </w:rPr>
+        <w:t xml:space="preserve">        if (</w:t>
+      </w:r>
+      <w:proofErr w:type="spellStart"/>
+      <w:r>
+        <w:rPr>
+          <w:rFonts w:ascii="Consolas" w:hAnsi="Consolas"/>
+          <w:color w:val="000000"/>
+          <w:sz w:val="19"/>
+        </w:rPr>
+        <w:t>monthlyRate</w:t>
+      </w:r>
+      <w:proofErr w:type="spellEnd"/>
+      <w:r>
+        <w:rPr>
+          <w:rFonts w:ascii="Consolas" w:hAnsi="Consolas"/>
+          <w:color w:val="000000"/>
+          <w:sz w:val="19"/>
+        </w:rPr>
+        <w:t xml:space="preserve"> == 0) {</w:t>
+      </w:r>
+    </w:p>
+    <w:p>
+      <w:pPr>
+        <w:pStyle w:val="Code0"/>
+        <w:shd w:val="clear" w:color="auto" w:fill="F2F2F2"/>
+        <w:spacing w:after="0" w:line="240" w:lineRule="auto"/>
+        <w:ind w:left="0" w:firstLine="0"/>
+        <w:rPr>
+          <w:rFonts w:ascii="Consolas" w:hAnsi="Consolas"/>
+          <w:color w:val="000000"/>
+          <w:sz w:val="19"/>
+        </w:rPr>
+      </w:pPr>
+      <w:r>
+        <w:rPr>
+          <w:rFonts w:ascii="Consolas" w:hAnsi="Consolas"/>
+          <w:color w:val="000000"/>
+          <w:sz w:val="19"/>
+        </w:rPr>
+        <w:t xml:space="preserve">            </w:t>
+      </w:r>
+      <w:proofErr w:type="spellStart"/>
+      <w:r>
+        <w:rPr>
+          <w:rFonts w:ascii="Consolas" w:hAnsi="Consolas"/>
+          <w:color w:val="000000"/>
+          <w:sz w:val="19"/>
+        </w:rPr>
+        <w:t>emi</w:t>
+      </w:r>
+      <w:proofErr w:type="spellEnd"/>
+      <w:r>
+        <w:rPr>
+          <w:rFonts w:ascii="Consolas" w:hAnsi="Consolas"/>
+          <w:color w:val="000000"/>
+          <w:sz w:val="19"/>
+        </w:rPr>
+        <w:t xml:space="preserve"> = principal / </w:t>
+      </w:r>
+      <w:proofErr w:type="spellStart"/>
+      <w:r>
+        <w:rPr>
+          <w:rFonts w:ascii="Consolas" w:hAnsi="Consolas"/>
+          <w:color w:val="000000"/>
+          <w:sz w:val="19"/>
+        </w:rPr>
+        <w:t>tenureMonths</w:t>
+      </w:r>
+      <w:proofErr w:type="spellEnd"/>
+      <w:r>
+        <w:rPr>
+          <w:rFonts w:ascii="Consolas" w:hAnsi="Consolas"/>
+          <w:color w:val="000000"/>
+          <w:sz w:val="19"/>
+        </w:rPr>
+        <w:t>;</w:t>
+      </w:r>
+    </w:p>
+    <w:p>
+      <w:pPr>
+        <w:pStyle w:val="Code0"/>
+        <w:shd w:val="clear" w:color="auto" w:fill="F2F2F2"/>
+        <w:spacing w:after="0" w:line="240" w:lineRule="auto"/>
+        <w:ind w:left="0" w:firstLine="0"/>
+        <w:rPr>
+          <w:rFonts w:ascii="Consolas" w:hAnsi="Consolas"/>
+          <w:color w:val="000000"/>
+          <w:sz w:val="19"/>
+        </w:rPr>
+      </w:pPr>
+      <w:r>
+        <w:rPr>
+          <w:rFonts w:ascii="Consolas" w:hAnsi="Consolas"/>
+          <w:color w:val="000000"/>
+          <w:sz w:val="19"/>
+        </w:rPr>
+        <w:t xml:space="preserve">        } else {</w:t>
+      </w:r>
+    </w:p>
+    <w:p>
+      <w:pPr>
+        <w:pStyle w:val="Code0"/>
+        <w:shd w:val="clear" w:color="auto" w:fill="F2F2F2"/>
+        <w:spacing w:after="0" w:line="240" w:lineRule="auto"/>
+        <w:ind w:left="0" w:firstLine="0"/>
+        <w:rPr>
+          <w:rFonts w:ascii="Consolas" w:hAnsi="Consolas"/>
+          <w:color w:val="000000"/>
+          <w:sz w:val="19"/>
+        </w:rPr>
+      </w:pPr>
+      <w:r>
+        <w:rPr>
+          <w:rFonts w:ascii="Consolas" w:hAnsi="Consolas"/>
+          <w:color w:val="000000"/>
+          <w:sz w:val="19"/>
+        </w:rPr>
+        <w:t xml:space="preserve">            double factor = </w:t>
+      </w:r>
+      <w:proofErr w:type="gramStart"/>
+      <w:r>
+        <w:rPr>
+          <w:rFonts w:ascii="Consolas" w:hAnsi="Consolas"/>
+          <w:color w:val="000000"/>
+          <w:sz w:val="19"/>
+        </w:rPr>
+        <w:t>pow(</w:t>
+      </w:r>
+      <w:proofErr w:type="gramEnd"/>
+      <w:r>
+        <w:rPr>
+          <w:rFonts w:ascii="Consolas" w:hAnsi="Consolas"/>
+          <w:color w:val="000000"/>
+          <w:sz w:val="19"/>
+        </w:rPr>
+        <w:t xml:space="preserve">1.0 + </w:t>
+      </w:r>
+      <w:proofErr w:type="spellStart"/>
+      <w:r>
+        <w:rPr>
+          <w:rFonts w:ascii="Consolas" w:hAnsi="Consolas"/>
+          <w:color w:val="000000"/>
+          <w:sz w:val="19"/>
+        </w:rPr>
+        <w:t>monthlyRate</w:t>
+      </w:r>
+      <w:proofErr w:type="spellEnd"/>
+      <w:r>
+        <w:rPr>
+          <w:rFonts w:ascii="Consolas" w:hAnsi="Consolas"/>
+          <w:color w:val="000000"/>
+          <w:sz w:val="19"/>
+        </w:rPr>
+        <w:t xml:space="preserve">, </w:t>
+      </w:r>
+      <w:proofErr w:type="spellStart"/>
+      <w:r>
+        <w:rPr>
+          <w:rFonts w:ascii="Consolas" w:hAnsi="Consolas"/>
+          <w:color w:val="000000"/>
+          <w:sz w:val="19"/>
+        </w:rPr>
+        <w:t>tenureMonths</w:t>
+      </w:r>
+      <w:proofErr w:type="spellEnd"/>
+      <w:r>
+        <w:rPr>
+          <w:rFonts w:ascii="Consolas" w:hAnsi="Consolas"/>
+          <w:color w:val="000000"/>
+          <w:sz w:val="19"/>
+        </w:rPr>
+        <w:t>);</w:t>
+      </w:r>
+    </w:p>
+    <w:p>
+      <w:pPr>
+        <w:pStyle w:val="Code0"/>
+        <w:shd w:val="clear" w:color="auto" w:fill="F2F2F2"/>
+        <w:spacing w:after="0" w:line="240" w:lineRule="auto"/>
+        <w:ind w:left="0" w:firstLine="0"/>
+        <w:rPr>
+          <w:rFonts w:ascii="Consolas" w:hAnsi="Consolas"/>
+          <w:color w:val="000000"/>
+          <w:sz w:val="19"/>
+        </w:rPr>
+      </w:pPr>
+      <w:r>
+        <w:rPr>
+          <w:rFonts w:ascii="Consolas" w:hAnsi="Consolas"/>
+          <w:color w:val="000000"/>
+          <w:sz w:val="19"/>
+        </w:rPr>
+        <w:t xml:space="preserve">            </w:t>
+      </w:r>
+      <w:proofErr w:type="spellStart"/>
+      <w:r>
+        <w:rPr>
+          <w:rFonts w:ascii="Consolas" w:hAnsi="Consolas"/>
+          <w:color w:val="000000"/>
+          <w:sz w:val="19"/>
+        </w:rPr>
+        <w:t>emi</w:t>
+      </w:r>
+      <w:proofErr w:type="spellEnd"/>
+      <w:r>
+        <w:rPr>
+          <w:rFonts w:ascii="Consolas" w:hAnsi="Consolas"/>
+          <w:color w:val="000000"/>
+          <w:sz w:val="19"/>
+        </w:rPr>
+        <w:t xml:space="preserve"> = (principal * </w:t>
+      </w:r>
+      <w:proofErr w:type="spellStart"/>
+      <w:r>
+        <w:rPr>
+          <w:rFonts w:ascii="Consolas" w:hAnsi="Consolas"/>
+          <w:color w:val="000000"/>
+          <w:sz w:val="19"/>
+        </w:rPr>
+        <w:t>monthlyRate</w:t>
+      </w:r>
+      <w:proofErr w:type="spellEnd"/>
+      <w:r>
+        <w:rPr>
+          <w:rFonts w:ascii="Consolas" w:hAnsi="Consolas"/>
+          <w:color w:val="000000"/>
+          <w:sz w:val="19"/>
+        </w:rPr>
+        <w:t xml:space="preserve"> * factor) / (factor - 1.0);</w:t>
+      </w:r>
+    </w:p>
+    <w:p>
+      <w:pPr>
+        <w:pStyle w:val="Code0"/>
+        <w:shd w:val="clear" w:color="auto" w:fill="F2F2F2"/>
+        <w:spacing w:after="0" w:line="240" w:lineRule="auto"/>
+        <w:ind w:left="0" w:firstLine="0"/>
+        <w:rPr>
+          <w:rFonts w:ascii="Consolas" w:hAnsi="Consolas"/>
+          <w:color w:val="000000"/>
+          <w:sz w:val="19"/>
+        </w:rPr>
+      </w:pPr>
+      <w:r>
+        <w:rPr>
+          <w:rFonts w:ascii="Consolas" w:hAnsi="Consolas"/>
+          <w:color w:val="000000"/>
+          <w:sz w:val="19"/>
+        </w:rPr>
+        <w:t xml:space="preserve">        }</w:t>
+      </w:r>
+    </w:p>
+    <w:p>
+      <w:pPr>
+        <w:pStyle w:val="Code0"/>
+        <w:shd w:val="clear" w:color="auto" w:fill="F2F2F2"/>
+        <w:spacing w:after="0" w:line="240" w:lineRule="auto"/>
+        <w:ind w:left="0" w:firstLine="0"/>
+        <w:rPr>
+          <w:rFonts w:ascii="Consolas" w:hAnsi="Consolas"/>
+          <w:color w:val="000000"/>
+          <w:sz w:val="19"/>
+        </w:rPr>
+      </w:pPr>
+      <w:r>
+        <w:rPr>
+          <w:rFonts w:ascii="Consolas" w:hAnsi="Consolas"/>
+          <w:color w:val="000000"/>
+          <w:sz w:val="19"/>
+        </w:rPr>
+        <w:t xml:space="preserve">        double </w:t>
+      </w:r>
+      <w:proofErr w:type="spellStart"/>
+      <w:r>
+        <w:rPr>
+          <w:rFonts w:ascii="Consolas" w:hAnsi="Consolas"/>
+          <w:color w:val="000000"/>
+          <w:sz w:val="19"/>
+        </w:rPr>
+        <w:t>totalPayment</w:t>
+      </w:r>
+      <w:proofErr w:type="spellEnd"/>
+      <w:r>
+        <w:rPr>
+          <w:rFonts w:ascii="Consolas" w:hAnsi="Consolas"/>
+          <w:color w:val="000000"/>
+          <w:sz w:val="19"/>
+        </w:rPr>
+        <w:t xml:space="preserve"> = </w:t>
+      </w:r>
+      <w:proofErr w:type="spellStart"/>
+      <w:r>
+        <w:rPr>
+          <w:rFonts w:ascii="Consolas" w:hAnsi="Consolas"/>
+          <w:color w:val="000000"/>
+          <w:sz w:val="19"/>
+        </w:rPr>
+        <w:t>emi</w:t>
+      </w:r>
+      <w:proofErr w:type="spellEnd"/>
+      <w:r>
+        <w:rPr>
+          <w:rFonts w:ascii="Consolas" w:hAnsi="Consolas"/>
+          <w:color w:val="000000"/>
+          <w:sz w:val="19"/>
+        </w:rPr>
+        <w:t xml:space="preserve"> * </w:t>
+      </w:r>
+      <w:proofErr w:type="spellStart"/>
+      <w:r>
+        <w:rPr>
+          <w:rFonts w:ascii="Consolas" w:hAnsi="Consolas"/>
+          <w:color w:val="000000"/>
+          <w:sz w:val="19"/>
+        </w:rPr>
+        <w:t>tenureMonths</w:t>
+      </w:r>
+      <w:proofErr w:type="spellEnd"/>
+      <w:r>
+        <w:rPr>
+          <w:rFonts w:ascii="Consolas" w:hAnsi="Consolas"/>
+          <w:color w:val="000000"/>
+          <w:sz w:val="19"/>
+        </w:rPr>
+        <w:t>;</w:t>
+      </w:r>
+    </w:p>
+    <w:p>
+      <w:pPr>
+        <w:pStyle w:val="Code0"/>
+        <w:shd w:val="clear" w:color="auto" w:fill="F2F2F2"/>
+        <w:spacing w:after="0" w:line="240" w:lineRule="auto"/>
+        <w:ind w:left="0" w:firstLine="0"/>
+        <w:rPr>
+          <w:rFonts w:ascii="Consolas" w:hAnsi="Consolas"/>
+          <w:color w:val="000000"/>
+          <w:sz w:val="19"/>
+        </w:rPr>
+      </w:pPr>
+      <w:r>
+        <w:rPr>
+          <w:rFonts w:ascii="Consolas" w:hAnsi="Consolas"/>
+          <w:color w:val="000000"/>
+          <w:sz w:val="19"/>
+        </w:rPr>
+        <w:t xml:space="preserve">        double </w:t>
+      </w:r>
+      <w:proofErr w:type="spellStart"/>
+      <w:r>
+        <w:rPr>
+          <w:rFonts w:ascii="Consolas" w:hAnsi="Consolas"/>
+          <w:color w:val="000000"/>
+          <w:sz w:val="19"/>
+        </w:rPr>
+        <w:t>totalInterest</w:t>
+      </w:r>
+      <w:proofErr w:type="spellEnd"/>
+      <w:r>
+        <w:rPr>
+          <w:rFonts w:ascii="Consolas" w:hAnsi="Consolas"/>
+          <w:color w:val="000000"/>
+          <w:sz w:val="19"/>
+        </w:rPr>
+        <w:t xml:space="preserve"> = </w:t>
+      </w:r>
+      <w:proofErr w:type="spellStart"/>
+      <w:r>
+        <w:rPr>
+          <w:rFonts w:ascii="Consolas" w:hAnsi="Consolas"/>
+          <w:color w:val="000000"/>
+          <w:sz w:val="19"/>
+        </w:rPr>
+        <w:t>totalPayment</w:t>
+      </w:r>
+      <w:proofErr w:type="spellEnd"/>
+      <w:r>
+        <w:rPr>
+          <w:rFonts w:ascii="Consolas" w:hAnsi="Consolas"/>
+          <w:color w:val="000000"/>
+          <w:sz w:val="19"/>
+        </w:rPr>
+        <w:t xml:space="preserve"> - principal;</w:t>
+      </w:r>
+    </w:p>
+    <w:p>
+      <w:pPr>
+        <w:pStyle w:val="Code0"/>
+        <w:shd w:val="clear" w:color="auto" w:fill="F2F2F2"/>
+        <w:spacing w:after="0" w:line="240" w:lineRule="auto"/>
+        <w:ind w:left="0" w:firstLine="0"/>
+        <w:rPr>
+          <w:rFonts w:ascii="Consolas" w:hAnsi="Consolas"/>
+          <w:color w:val="000000"/>
+          <w:sz w:val="19"/>
+        </w:rPr>
+      </w:pPr>
+      <w:r>
+        <w:rPr>
+          <w:rFonts w:ascii="Consolas" w:hAnsi="Consolas"/>
+          <w:color w:val="000000"/>
+          <w:sz w:val="19"/>
+        </w:rPr>
+        <w:t xml:space="preserve">        </w:t>
+      </w:r>
+      <w:proofErr w:type="spellStart"/>
+      <w:proofErr w:type="gramStart"/>
+      <w:r>
+        <w:rPr>
+          <w:rFonts w:ascii="Consolas" w:hAnsi="Consolas"/>
+          <w:color w:val="000000"/>
+          <w:sz w:val="19"/>
+        </w:rPr>
+        <w:t>showResult</w:t>
+      </w:r>
+      <w:proofErr w:type="spellEnd"/>
+      <w:r>
+        <w:rPr>
+          <w:rFonts w:ascii="Consolas" w:hAnsi="Consolas"/>
+          <w:color w:val="000000"/>
+          <w:sz w:val="19"/>
+        </w:rPr>
+        <w:t>(</w:t>
+      </w:r>
+      <w:proofErr w:type="gramEnd"/>
+      <w:r>
+        <w:rPr>
+          <w:rFonts w:ascii="Consolas" w:hAnsi="Consolas"/>
+          <w:color w:val="000000"/>
+          <w:sz w:val="19"/>
+        </w:rPr>
+        <w:t xml:space="preserve">"Monthly EMI", </w:t>
+      </w:r>
+      <w:proofErr w:type="spellStart"/>
+      <w:r>
+        <w:rPr>
+          <w:rFonts w:ascii="Consolas" w:hAnsi="Consolas"/>
+          <w:color w:val="000000"/>
+          <w:sz w:val="19"/>
+        </w:rPr>
+        <w:t>emi</w:t>
+      </w:r>
+      <w:proofErr w:type="spellEnd"/>
+      <w:r>
+        <w:rPr>
+          <w:rFonts w:ascii="Consolas" w:hAnsi="Consolas"/>
+          <w:color w:val="000000"/>
+          <w:sz w:val="19"/>
+        </w:rPr>
+        <w:t>);</w:t>
+      </w:r>
+    </w:p>
+    <w:p>
+      <w:pPr>
+        <w:pStyle w:val="Code0"/>
+        <w:shd w:val="clear" w:color="auto" w:fill="F2F2F2"/>
+        <w:spacing w:after="0" w:line="240" w:lineRule="auto"/>
+        <w:ind w:left="0" w:firstLine="0"/>
+        <w:rPr>
+          <w:rFonts w:ascii="Consolas" w:hAnsi="Consolas"/>
+          <w:color w:val="000000"/>
+          <w:sz w:val="19"/>
+        </w:rPr>
+      </w:pPr>
+      <w:r>
+        <w:rPr>
+          <w:rFonts w:ascii="Consolas" w:hAnsi="Consolas"/>
+          <w:color w:val="000000"/>
+          <w:sz w:val="19"/>
+        </w:rPr>
+        <w:t xml:space="preserve">        </w:t>
+      </w:r>
+      <w:proofErr w:type="spellStart"/>
+      <w:proofErr w:type="gramStart"/>
+      <w:r>
+        <w:rPr>
+          <w:rFonts w:ascii="Consolas" w:hAnsi="Consolas"/>
+          <w:color w:val="000000"/>
+          <w:sz w:val="19"/>
+        </w:rPr>
+        <w:t>showResult</w:t>
+      </w:r>
+      <w:proofErr w:type="spellEnd"/>
+      <w:r>
+        <w:rPr>
+          <w:rFonts w:ascii="Consolas" w:hAnsi="Consolas"/>
+          <w:color w:val="000000"/>
+          <w:sz w:val="19"/>
+        </w:rPr>
+        <w:t>(</w:t>
+      </w:r>
+      <w:proofErr w:type="gramEnd"/>
+      <w:r>
+        <w:rPr>
+          <w:rFonts w:ascii="Consolas" w:hAnsi="Consolas"/>
+          <w:color w:val="000000"/>
+          <w:sz w:val="19"/>
+        </w:rPr>
+        <w:t xml:space="preserve">"Total Interest Payable", </w:t>
+      </w:r>
+      <w:proofErr w:type="spellStart"/>
+      <w:r>
+        <w:rPr>
+          <w:rFonts w:ascii="Consolas" w:hAnsi="Consolas"/>
+          <w:color w:val="000000"/>
+          <w:sz w:val="19"/>
+        </w:rPr>
+        <w:t>totalInterest</w:t>
+      </w:r>
+      <w:proofErr w:type="spellEnd"/>
+      <w:r>
+        <w:rPr>
+          <w:rFonts w:ascii="Consolas" w:hAnsi="Consolas"/>
+          <w:color w:val="000000"/>
+          <w:sz w:val="19"/>
+        </w:rPr>
+        <w:t>);</w:t>
+      </w:r>
+    </w:p>
+    <w:p>
+      <w:pPr>
+        <w:pStyle w:val="Code0"/>
+        <w:shd w:val="clear" w:color="auto" w:fill="F2F2F2"/>
+        <w:spacing w:after="0" w:line="240" w:lineRule="auto"/>
+        <w:ind w:left="0" w:firstLine="0"/>
+        <w:rPr>
+          <w:rFonts w:ascii="Consolas" w:hAnsi="Consolas"/>
+          <w:color w:val="000000"/>
+          <w:sz w:val="19"/>
+        </w:rPr>
+      </w:pPr>
+      <w:r>
+        <w:rPr>
+          <w:rFonts w:ascii="Consolas" w:hAnsi="Consolas"/>
+          <w:color w:val="000000"/>
+          <w:sz w:val="19"/>
+        </w:rPr>
+        <w:t xml:space="preserve">        </w:t>
+      </w:r>
+      <w:proofErr w:type="spellStart"/>
+      <w:proofErr w:type="gramStart"/>
+      <w:r>
+        <w:rPr>
+          <w:rFonts w:ascii="Consolas" w:hAnsi="Consolas"/>
+          <w:color w:val="000000"/>
+          <w:sz w:val="19"/>
+        </w:rPr>
+        <w:t>showResult</w:t>
+      </w:r>
+      <w:proofErr w:type="spellEnd"/>
+      <w:r>
+        <w:rPr>
+          <w:rFonts w:ascii="Consolas" w:hAnsi="Consolas"/>
+          <w:color w:val="000000"/>
+          <w:sz w:val="19"/>
+        </w:rPr>
+        <w:t>(</w:t>
+      </w:r>
+      <w:proofErr w:type="gramEnd"/>
+      <w:r>
+        <w:rPr>
+          <w:rFonts w:ascii="Consolas" w:hAnsi="Consolas"/>
+          <w:color w:val="000000"/>
+          <w:sz w:val="19"/>
+        </w:rPr>
+        <w:t xml:space="preserve">"Total Amount to Repay", </w:t>
+      </w:r>
+      <w:proofErr w:type="spellStart"/>
+      <w:r>
+        <w:rPr>
+          <w:rFonts w:ascii="Consolas" w:hAnsi="Consolas"/>
+          <w:color w:val="000000"/>
+          <w:sz w:val="19"/>
+        </w:rPr>
+        <w:t>totalPayment</w:t>
+      </w:r>
+      <w:proofErr w:type="spellEnd"/>
+      <w:r>
+        <w:rPr>
+          <w:rFonts w:ascii="Consolas" w:hAnsi="Consolas"/>
+          <w:color w:val="000000"/>
+          <w:sz w:val="19"/>
+        </w:rPr>
+        <w:t>);</w:t>
+      </w:r>
+    </w:p>
+    <w:p>
+      <w:pPr>
+        <w:pStyle w:val="Code0"/>
+        <w:shd w:val="clear" w:color="auto" w:fill="F2F2F2"/>
+        <w:spacing w:after="0" w:line="240" w:lineRule="auto"/>
+        <w:ind w:left="0" w:firstLine="0"/>
+        <w:rPr>
+          <w:rFonts w:ascii="Consolas" w:hAnsi="Consolas"/>
+          <w:color w:val="000000"/>
+          <w:sz w:val="19"/>
+        </w:rPr>
+      </w:pPr>
+      <w:r>
+        <w:rPr>
+          <w:rFonts w:ascii="Consolas" w:hAnsi="Consolas"/>
+          <w:color w:val="000000"/>
+          <w:sz w:val="19"/>
+        </w:rPr>
+        <w:t xml:space="preserve">    }</w:t>
+      </w:r>
+    </w:p>
+    <w:p>
+      <w:pPr>
+        <w:pStyle w:val="Code0"/>
+        <w:shd w:val="clear" w:color="auto" w:fill="F2F2F2"/>
+        <w:spacing w:after="0" w:line="240" w:lineRule="auto"/>
+        <w:ind w:left="0" w:firstLine="0"/>
+        <w:rPr>
+          <w:rFonts w:ascii="Consolas" w:hAnsi="Consolas"/>
+          <w:color w:val="000000"/>
+          <w:sz w:val="19"/>
+        </w:rPr>
+      </w:pPr>
+      <w:r>
+        <w:rPr>
+          <w:rFonts w:ascii="Consolas" w:hAnsi="Consolas"/>
+          <w:color w:val="000000"/>
+          <w:sz w:val="19"/>
+        </w:rPr>
+        <w:t>};</w:t>
+      </w:r>
+    </w:p>
+    <w:p>
+      <w:pPr>
+        <w:jc w:val="left"/>
+      </w:pPr>
     </w:p>
     <w:p>
       <w:pPr>
         <w:spacing w:after="160" w:line="278" w:lineRule="auto"/>
         <w:ind w:left="0" w:firstLine="0"/>
         <w:jc w:val="left"/>
-        <w:rPr>
-          <w:b/>
-          <w:bCs/>
-        </w:rPr>
-      </w:pPr>
-      <w:r>
-        <w:rPr>
-          <w:b/>
-          <w:bCs/>
-        </w:rPr>
-        <w:t>2.2.2 BASE CLASS — CALCULATOR</w:t>
-      </w:r>
-    </w:p>
-    <w:p>
-      <w:pPr>
-        <w:pStyle w:val="Code0"/>
-        <w:rPr>
-          <w:sz w:val="20"/>
-          <w:szCs w:val="20"/>
-        </w:rPr>
-      </w:pPr>
-      <w:r>
-        <w:rPr>
-          <w:sz w:val="20"/>
-          <w:szCs w:val="20"/>
-        </w:rPr>
-        <w:t>class Calculator {</w:t>
-      </w:r>
-    </w:p>
-    <w:p>
-      <w:pPr>
-        <w:pStyle w:val="Code0"/>
-        <w:rPr>
-          <w:sz w:val="20"/>
-          <w:szCs w:val="20"/>
-        </w:rPr>
-      </w:pPr>
-      <w:r>
-        <w:rPr>
-          <w:sz w:val="20"/>
-          <w:szCs w:val="20"/>
-        </w:rPr>
-        <w:t>private:</w:t>
-      </w:r>
-    </w:p>
-    <w:p>
-      <w:pPr>
-        <w:pStyle w:val="Code0"/>
-        <w:rPr>
-          <w:sz w:val="20"/>
-          <w:szCs w:val="20"/>
-        </w:rPr>
-      </w:pPr>
-      <w:r>
-        <w:rPr>
-          <w:sz w:val="20"/>
-          <w:szCs w:val="20"/>
-        </w:rPr>
-        <w:t xml:space="preserve">    string name;</w:t>
-      </w:r>
-    </w:p>
-    <w:p>
-      <w:pPr>
-        <w:pStyle w:val="Code0"/>
-        <w:rPr>
-          <w:sz w:val="20"/>
-          <w:szCs w:val="20"/>
-        </w:rPr>
-      </w:pPr>
-      <w:r>
-        <w:rPr>
-          <w:sz w:val="20"/>
-          <w:szCs w:val="20"/>
+      </w:pPr>
+      <w:r>
+        <w:br w:type="page"/>
+      </w:r>
+    </w:p>
+    <w:p>
+      <w:pPr>
+        <w:spacing w:before="240" w:after="120"/>
+        <w:rPr>
+          <w:b/>
+        </w:rPr>
+      </w:pPr>
+      <w:r>
+        <w:rPr>
+          <w:b/>
+        </w:rPr>
+        <w:lastRenderedPageBreak/>
+        <w:t>2.2.6 ACADEMIC CALCULATOR</w:t>
+      </w:r>
+    </w:p>
+    <w:p>
+      <w:pPr>
+        <w:pStyle w:val="Code0"/>
+        <w:shd w:val="clear" w:color="auto" w:fill="F2F2F2"/>
+        <w:spacing w:after="0" w:line="240" w:lineRule="auto"/>
+        <w:ind w:left="0" w:firstLine="0"/>
+        <w:rPr>
+          <w:rFonts w:ascii="Consolas" w:hAnsi="Consolas"/>
+          <w:color w:val="000000"/>
+          <w:sz w:val="19"/>
+        </w:rPr>
+      </w:pPr>
+      <w:r>
+        <w:rPr>
+          <w:rFonts w:ascii="Consolas" w:hAnsi="Consolas"/>
+          <w:color w:val="000000"/>
+          <w:sz w:val="19"/>
+        </w:rPr>
+        <w:t>// 4. Academic Calculator (Marks, Percentage &amp; Grade)</w:t>
+      </w:r>
+    </w:p>
+    <w:p>
+      <w:pPr>
+        <w:pStyle w:val="Code0"/>
+        <w:shd w:val="clear" w:color="auto" w:fill="F2F2F2"/>
+        <w:spacing w:after="0" w:line="240" w:lineRule="auto"/>
+        <w:ind w:left="0" w:firstLine="0"/>
+        <w:rPr>
+          <w:rFonts w:ascii="Consolas" w:hAnsi="Consolas"/>
+          <w:color w:val="000000"/>
+          <w:sz w:val="19"/>
+        </w:rPr>
+      </w:pPr>
+      <w:r>
+        <w:rPr>
+          <w:rFonts w:ascii="Consolas" w:hAnsi="Consolas"/>
+          <w:color w:val="000000"/>
+          <w:sz w:val="19"/>
+        </w:rPr>
+        <w:t xml:space="preserve">class </w:t>
+      </w:r>
+      <w:proofErr w:type="spellStart"/>
+      <w:proofErr w:type="gramStart"/>
+      <w:r>
+        <w:rPr>
+          <w:rFonts w:ascii="Consolas" w:hAnsi="Consolas"/>
+          <w:color w:val="000000"/>
+          <w:sz w:val="19"/>
+        </w:rPr>
+        <w:t>AcademicCalculator</w:t>
+      </w:r>
+      <w:proofErr w:type="spellEnd"/>
+      <w:r>
+        <w:rPr>
+          <w:rFonts w:ascii="Consolas" w:hAnsi="Consolas"/>
+          <w:color w:val="000000"/>
+          <w:sz w:val="19"/>
+        </w:rPr>
+        <w:t xml:space="preserve"> :</w:t>
+      </w:r>
+      <w:proofErr w:type="gramEnd"/>
+      <w:r>
+        <w:rPr>
+          <w:rFonts w:ascii="Consolas" w:hAnsi="Consolas"/>
+          <w:color w:val="000000"/>
+          <w:sz w:val="19"/>
+        </w:rPr>
+        <w:t xml:space="preserve"> public Calculator {</w:t>
+      </w:r>
+    </w:p>
+    <w:p>
+      <w:pPr>
+        <w:pStyle w:val="Code0"/>
+        <w:shd w:val="clear" w:color="auto" w:fill="F2F2F2"/>
+        <w:spacing w:after="0" w:line="240" w:lineRule="auto"/>
+        <w:ind w:left="0" w:firstLine="0"/>
+        <w:rPr>
+          <w:rFonts w:ascii="Consolas" w:hAnsi="Consolas"/>
+          <w:color w:val="000000"/>
+          <w:sz w:val="19"/>
+        </w:rPr>
+      </w:pPr>
+      <w:r>
+        <w:rPr>
+          <w:rFonts w:ascii="Consolas" w:hAnsi="Consolas"/>
+          <w:color w:val="000000"/>
+          <w:sz w:val="19"/>
         </w:rPr>
         <w:t>public:</w:t>
       </w:r>
@@ -9318,93 +14396,951 @@
     <w:p>
       <w:pPr>
         <w:pStyle w:val="Code0"/>
-        <w:rPr>
-          <w:sz w:val="20"/>
-          <w:szCs w:val="20"/>
-        </w:rPr>
-      </w:pPr>
-      <w:r>
-        <w:rPr>
-          <w:sz w:val="20"/>
-          <w:szCs w:val="20"/>
-        </w:rPr>
-        <w:t xml:space="preserve">    Calculator(const string&amp; calcName) : name(calcName) {}</w:t>
-      </w:r>
-    </w:p>
-    <w:p>
-      <w:pPr>
-        <w:pStyle w:val="Code0"/>
-        <w:rPr>
-          <w:sz w:val="20"/>
-          <w:szCs w:val="20"/>
-        </w:rPr>
-      </w:pPr>
-      <w:r>
-        <w:rPr>
-          <w:sz w:val="20"/>
-          <w:szCs w:val="20"/>
+        <w:shd w:val="clear" w:color="auto" w:fill="F2F2F2"/>
+        <w:spacing w:after="0" w:line="240" w:lineRule="auto"/>
+        <w:ind w:left="0" w:firstLine="0"/>
+        <w:rPr>
+          <w:rFonts w:ascii="Consolas" w:hAnsi="Consolas"/>
+          <w:color w:val="000000"/>
+          <w:sz w:val="19"/>
+        </w:rPr>
+      </w:pPr>
+      <w:r>
+        <w:rPr>
+          <w:rFonts w:ascii="Consolas" w:hAnsi="Consolas"/>
+          <w:color w:val="000000"/>
+          <w:sz w:val="19"/>
         </w:rPr>
         <w:t xml:space="preserve">    </w:t>
       </w:r>
-      <w:r>
-        <w:rPr>
-          <w:sz w:val="20"/>
-          <w:szCs w:val="20"/>
-        </w:rPr>
-        <w:t>virtual ~Calculator() = default;</w:t>
-      </w:r>
-    </w:p>
-    <w:p>
-      <w:pPr>
-        <w:pStyle w:val="Code0"/>
-        <w:rPr>
-          <w:sz w:val="20"/>
-          <w:szCs w:val="20"/>
-        </w:rPr>
-      </w:pPr>
-      <w:r>
-        <w:rPr>
-          <w:sz w:val="20"/>
-          <w:szCs w:val="20"/>
-        </w:rPr>
-        <w:t xml:space="preserve">   </w:t>
-      </w:r>
-      <w:r>
-        <w:rPr>
-          <w:sz w:val="20"/>
-          <w:szCs w:val="20"/>
-        </w:rPr>
-        <w:t xml:space="preserve"> string getName() const {</w:t>
-      </w:r>
-    </w:p>
-    <w:p>
-      <w:pPr>
-        <w:pStyle w:val="Code0"/>
-        <w:rPr>
-          <w:sz w:val="20"/>
-          <w:szCs w:val="20"/>
-        </w:rPr>
-      </w:pPr>
-      <w:r>
-        <w:rPr>
-          <w:sz w:val="20"/>
-          <w:szCs w:val="20"/>
-        </w:rPr>
-        <w:t xml:space="preserve">        return name;</w:t>
-      </w:r>
-    </w:p>
-    <w:p>
-      <w:pPr>
-        <w:pStyle w:val="Code0"/>
-        <w:rPr>
-          <w:sz w:val="20"/>
-          <w:szCs w:val="20"/>
-        </w:rPr>
-      </w:pPr>
-      <w:r>
-        <w:rPr>
-          <w:sz w:val="20"/>
-          <w:szCs w:val="20"/>
+      <w:proofErr w:type="spellStart"/>
+      <w:proofErr w:type="gramStart"/>
+      <w:r>
+        <w:rPr>
+          <w:rFonts w:ascii="Consolas" w:hAnsi="Consolas"/>
+          <w:color w:val="000000"/>
+          <w:sz w:val="19"/>
+        </w:rPr>
+        <w:t>AcademicCalculator</w:t>
+      </w:r>
+      <w:proofErr w:type="spellEnd"/>
+      <w:r>
+        <w:rPr>
+          <w:rFonts w:ascii="Consolas" w:hAnsi="Consolas"/>
+          <w:color w:val="000000"/>
+          <w:sz w:val="19"/>
+        </w:rPr>
+        <w:t>() :</w:t>
+      </w:r>
+      <w:proofErr w:type="gramEnd"/>
+      <w:r>
+        <w:rPr>
+          <w:rFonts w:ascii="Consolas" w:hAnsi="Consolas"/>
+          <w:color w:val="000000"/>
+          <w:sz w:val="19"/>
+        </w:rPr>
+        <w:t xml:space="preserve"> </w:t>
+      </w:r>
+      <w:proofErr w:type="gramStart"/>
+      <w:r>
+        <w:rPr>
+          <w:rFonts w:ascii="Consolas" w:hAnsi="Consolas"/>
+          <w:color w:val="000000"/>
+          <w:sz w:val="19"/>
+        </w:rPr>
+        <w:t>Calculator(</w:t>
+      </w:r>
+      <w:proofErr w:type="gramEnd"/>
+      <w:r>
+        <w:rPr>
+          <w:rFonts w:ascii="Consolas" w:hAnsi="Consolas"/>
+          <w:color w:val="000000"/>
+          <w:sz w:val="19"/>
+        </w:rPr>
+        <w:t>"Academic Marks &amp; Grade Calculator") {}</w:t>
+      </w:r>
+    </w:p>
+    <w:p>
+      <w:pPr>
+        <w:pStyle w:val="Code0"/>
+        <w:shd w:val="clear" w:color="auto" w:fill="F2F2F2"/>
+        <w:spacing w:after="0" w:line="240" w:lineRule="auto"/>
+        <w:ind w:left="0" w:firstLine="0"/>
+        <w:rPr>
+          <w:rFonts w:ascii="Consolas" w:hAnsi="Consolas"/>
+          <w:color w:val="000000"/>
+          <w:sz w:val="19"/>
+        </w:rPr>
+      </w:pPr>
+    </w:p>
+    <w:p>
+      <w:pPr>
+        <w:pStyle w:val="Code0"/>
+        <w:shd w:val="clear" w:color="auto" w:fill="F2F2F2"/>
+        <w:spacing w:after="0" w:line="240" w:lineRule="auto"/>
+        <w:ind w:left="0" w:firstLine="0"/>
+        <w:rPr>
+          <w:rFonts w:ascii="Consolas" w:hAnsi="Consolas"/>
+          <w:color w:val="000000"/>
+          <w:sz w:val="19"/>
+        </w:rPr>
+      </w:pPr>
+      <w:r>
+        <w:rPr>
+          <w:rFonts w:ascii="Consolas" w:hAnsi="Consolas"/>
+          <w:color w:val="000000"/>
+          <w:sz w:val="19"/>
+        </w:rPr>
+        <w:t xml:space="preserve">    // Runtime Polymorphism: overriding the pure virtual function</w:t>
+      </w:r>
+    </w:p>
+    <w:p>
+      <w:pPr>
+        <w:pStyle w:val="Code0"/>
+        <w:shd w:val="clear" w:color="auto" w:fill="F2F2F2"/>
+        <w:spacing w:after="0" w:line="240" w:lineRule="auto"/>
+        <w:ind w:left="0" w:firstLine="0"/>
+        <w:rPr>
+          <w:rFonts w:ascii="Consolas" w:hAnsi="Consolas"/>
+          <w:color w:val="000000"/>
+          <w:sz w:val="19"/>
+        </w:rPr>
+      </w:pPr>
+      <w:r>
+        <w:rPr>
+          <w:rFonts w:ascii="Consolas" w:hAnsi="Consolas"/>
+          <w:color w:val="000000"/>
+          <w:sz w:val="19"/>
+        </w:rPr>
+        <w:t xml:space="preserve">    void </w:t>
+      </w:r>
+      <w:proofErr w:type="gramStart"/>
+      <w:r>
+        <w:rPr>
+          <w:rFonts w:ascii="Consolas" w:hAnsi="Consolas"/>
+          <w:color w:val="000000"/>
+          <w:sz w:val="19"/>
+        </w:rPr>
+        <w:t>calculate(</w:t>
+      </w:r>
+      <w:proofErr w:type="gramEnd"/>
+      <w:r>
+        <w:rPr>
+          <w:rFonts w:ascii="Consolas" w:hAnsi="Consolas"/>
+          <w:color w:val="000000"/>
+          <w:sz w:val="19"/>
+        </w:rPr>
+        <w:t>) override {</w:t>
+      </w:r>
+    </w:p>
+    <w:p>
+      <w:pPr>
+        <w:pStyle w:val="Code0"/>
+        <w:shd w:val="clear" w:color="auto" w:fill="F2F2F2"/>
+        <w:spacing w:after="0" w:line="240" w:lineRule="auto"/>
+        <w:ind w:left="0" w:firstLine="0"/>
+        <w:rPr>
+          <w:rFonts w:ascii="Consolas" w:hAnsi="Consolas"/>
+          <w:color w:val="000000"/>
+          <w:sz w:val="19"/>
+        </w:rPr>
+      </w:pPr>
+      <w:r>
+        <w:rPr>
+          <w:rFonts w:ascii="Consolas" w:hAnsi="Consolas"/>
+          <w:color w:val="000000"/>
+          <w:sz w:val="19"/>
+        </w:rPr>
+        <w:t xml:space="preserve">        double obtained, total;</w:t>
+      </w:r>
+    </w:p>
+    <w:p>
+      <w:pPr>
+        <w:pStyle w:val="Code0"/>
+        <w:shd w:val="clear" w:color="auto" w:fill="F2F2F2"/>
+        <w:spacing w:after="0" w:line="240" w:lineRule="auto"/>
+        <w:ind w:left="0" w:firstLine="0"/>
+        <w:rPr>
+          <w:rFonts w:ascii="Consolas" w:hAnsi="Consolas"/>
+          <w:color w:val="000000"/>
+          <w:sz w:val="19"/>
+        </w:rPr>
+      </w:pPr>
+      <w:r>
+        <w:rPr>
+          <w:rFonts w:ascii="Consolas" w:hAnsi="Consolas"/>
+          <w:color w:val="000000"/>
+          <w:sz w:val="19"/>
+        </w:rPr>
+        <w:t xml:space="preserve">        </w:t>
+      </w:r>
+      <w:proofErr w:type="spellStart"/>
+      <w:r>
+        <w:rPr>
+          <w:rFonts w:ascii="Consolas" w:hAnsi="Consolas"/>
+          <w:color w:val="000000"/>
+          <w:sz w:val="19"/>
+        </w:rPr>
+        <w:t>cout</w:t>
+      </w:r>
+      <w:proofErr w:type="spellEnd"/>
+      <w:r>
+        <w:rPr>
+          <w:rFonts w:ascii="Consolas" w:hAnsi="Consolas"/>
+          <w:color w:val="000000"/>
+          <w:sz w:val="19"/>
+        </w:rPr>
+        <w:t xml:space="preserve"> &lt;&lt; "\n--- " &lt;&lt; </w:t>
+      </w:r>
+      <w:proofErr w:type="spellStart"/>
+      <w:proofErr w:type="gramStart"/>
+      <w:r>
+        <w:rPr>
+          <w:rFonts w:ascii="Consolas" w:hAnsi="Consolas"/>
+          <w:color w:val="000000"/>
+          <w:sz w:val="19"/>
+        </w:rPr>
+        <w:t>getName</w:t>
+      </w:r>
+      <w:proofErr w:type="spellEnd"/>
+      <w:r>
+        <w:rPr>
+          <w:rFonts w:ascii="Consolas" w:hAnsi="Consolas"/>
+          <w:color w:val="000000"/>
+          <w:sz w:val="19"/>
+        </w:rPr>
+        <w:t>(</w:t>
+      </w:r>
+      <w:proofErr w:type="gramEnd"/>
+      <w:r>
+        <w:rPr>
+          <w:rFonts w:ascii="Consolas" w:hAnsi="Consolas"/>
+          <w:color w:val="000000"/>
+          <w:sz w:val="19"/>
+        </w:rPr>
+        <w:t>) &lt;&lt; " ---\n";</w:t>
+      </w:r>
+    </w:p>
+    <w:p>
+      <w:pPr>
+        <w:pStyle w:val="Code0"/>
+        <w:shd w:val="clear" w:color="auto" w:fill="F2F2F2"/>
+        <w:spacing w:after="0" w:line="240" w:lineRule="auto"/>
+        <w:ind w:left="0" w:firstLine="0"/>
+        <w:rPr>
+          <w:rFonts w:ascii="Consolas" w:hAnsi="Consolas"/>
+          <w:color w:val="000000"/>
+          <w:sz w:val="19"/>
+        </w:rPr>
+      </w:pPr>
+      <w:r>
+        <w:rPr>
+          <w:rFonts w:ascii="Consolas" w:hAnsi="Consolas"/>
+          <w:color w:val="000000"/>
+          <w:sz w:val="19"/>
+        </w:rPr>
+        <w:t xml:space="preserve">        </w:t>
+      </w:r>
+      <w:proofErr w:type="spellStart"/>
+      <w:r>
+        <w:rPr>
+          <w:rFonts w:ascii="Consolas" w:hAnsi="Consolas"/>
+          <w:color w:val="000000"/>
+          <w:sz w:val="19"/>
+        </w:rPr>
+        <w:t>cout</w:t>
+      </w:r>
+      <w:proofErr w:type="spellEnd"/>
+      <w:r>
+        <w:rPr>
+          <w:rFonts w:ascii="Consolas" w:hAnsi="Consolas"/>
+          <w:color w:val="000000"/>
+          <w:sz w:val="19"/>
+        </w:rPr>
+        <w:t xml:space="preserve"> &lt;&lt; "Enter marks obtained: ";</w:t>
+      </w:r>
+    </w:p>
+    <w:p>
+      <w:pPr>
+        <w:pStyle w:val="Code0"/>
+        <w:shd w:val="clear" w:color="auto" w:fill="F2F2F2"/>
+        <w:spacing w:after="0" w:line="240" w:lineRule="auto"/>
+        <w:ind w:left="0" w:firstLine="0"/>
+        <w:rPr>
+          <w:rFonts w:ascii="Consolas" w:hAnsi="Consolas"/>
+          <w:color w:val="000000"/>
+          <w:sz w:val="19"/>
+        </w:rPr>
+      </w:pPr>
+      <w:r>
+        <w:rPr>
+          <w:rFonts w:ascii="Consolas" w:hAnsi="Consolas"/>
+          <w:color w:val="000000"/>
+          <w:sz w:val="19"/>
+        </w:rPr>
+        <w:t xml:space="preserve">        </w:t>
+      </w:r>
+      <w:proofErr w:type="spellStart"/>
+      <w:r>
+        <w:rPr>
+          <w:rFonts w:ascii="Consolas" w:hAnsi="Consolas"/>
+          <w:color w:val="000000"/>
+          <w:sz w:val="19"/>
+        </w:rPr>
+        <w:t>cin</w:t>
+      </w:r>
+      <w:proofErr w:type="spellEnd"/>
+      <w:r>
+        <w:rPr>
+          <w:rFonts w:ascii="Consolas" w:hAnsi="Consolas"/>
+          <w:color w:val="000000"/>
+          <w:sz w:val="19"/>
+        </w:rPr>
+        <w:t xml:space="preserve"> &gt;&gt; obtained;</w:t>
+      </w:r>
+    </w:p>
+    <w:p>
+      <w:pPr>
+        <w:pStyle w:val="Code0"/>
+        <w:shd w:val="clear" w:color="auto" w:fill="F2F2F2"/>
+        <w:spacing w:after="0" w:line="240" w:lineRule="auto"/>
+        <w:ind w:left="0" w:firstLine="0"/>
+        <w:rPr>
+          <w:rFonts w:ascii="Consolas" w:hAnsi="Consolas"/>
+          <w:color w:val="000000"/>
+          <w:sz w:val="19"/>
+        </w:rPr>
+      </w:pPr>
+      <w:r>
+        <w:rPr>
+          <w:rFonts w:ascii="Consolas" w:hAnsi="Consolas"/>
+          <w:color w:val="000000"/>
+          <w:sz w:val="19"/>
+        </w:rPr>
+        <w:t xml:space="preserve">        </w:t>
+      </w:r>
+      <w:proofErr w:type="spellStart"/>
+      <w:r>
+        <w:rPr>
+          <w:rFonts w:ascii="Consolas" w:hAnsi="Consolas"/>
+          <w:color w:val="000000"/>
+          <w:sz w:val="19"/>
+        </w:rPr>
+        <w:t>cout</w:t>
+      </w:r>
+      <w:proofErr w:type="spellEnd"/>
+      <w:r>
+        <w:rPr>
+          <w:rFonts w:ascii="Consolas" w:hAnsi="Consolas"/>
+          <w:color w:val="000000"/>
+          <w:sz w:val="19"/>
+        </w:rPr>
+        <w:t xml:space="preserve"> &lt;&lt; "Enter total maximum marks: ";</w:t>
+      </w:r>
+    </w:p>
+    <w:p>
+      <w:pPr>
+        <w:pStyle w:val="Code0"/>
+        <w:shd w:val="clear" w:color="auto" w:fill="F2F2F2"/>
+        <w:spacing w:after="0" w:line="240" w:lineRule="auto"/>
+        <w:ind w:left="0" w:firstLine="0"/>
+        <w:rPr>
+          <w:rFonts w:ascii="Consolas" w:hAnsi="Consolas"/>
+          <w:color w:val="000000"/>
+          <w:sz w:val="19"/>
+        </w:rPr>
+      </w:pPr>
+      <w:r>
+        <w:rPr>
+          <w:rFonts w:ascii="Consolas" w:hAnsi="Consolas"/>
+          <w:color w:val="000000"/>
+          <w:sz w:val="19"/>
+        </w:rPr>
+        <w:t xml:space="preserve">        </w:t>
+      </w:r>
+      <w:proofErr w:type="spellStart"/>
+      <w:r>
+        <w:rPr>
+          <w:rFonts w:ascii="Consolas" w:hAnsi="Consolas"/>
+          <w:color w:val="000000"/>
+          <w:sz w:val="19"/>
+        </w:rPr>
+        <w:t>cin</w:t>
+      </w:r>
+      <w:proofErr w:type="spellEnd"/>
+      <w:r>
+        <w:rPr>
+          <w:rFonts w:ascii="Consolas" w:hAnsi="Consolas"/>
+          <w:color w:val="000000"/>
+          <w:sz w:val="19"/>
+        </w:rPr>
+        <w:t xml:space="preserve"> &gt;&gt; total;</w:t>
+      </w:r>
+    </w:p>
+    <w:p>
+      <w:pPr>
+        <w:pStyle w:val="Code0"/>
+        <w:shd w:val="clear" w:color="auto" w:fill="F2F2F2"/>
+        <w:spacing w:after="0" w:line="240" w:lineRule="auto"/>
+        <w:ind w:left="0" w:firstLine="0"/>
+        <w:rPr>
+          <w:rFonts w:ascii="Consolas" w:hAnsi="Consolas"/>
+          <w:color w:val="000000"/>
+          <w:sz w:val="19"/>
+        </w:rPr>
+      </w:pPr>
+      <w:r>
+        <w:rPr>
+          <w:rFonts w:ascii="Consolas" w:hAnsi="Consolas"/>
+          <w:color w:val="000000"/>
+          <w:sz w:val="19"/>
+        </w:rPr>
+        <w:t xml:space="preserve">        if (</w:t>
+      </w:r>
+      <w:proofErr w:type="spellStart"/>
+      <w:proofErr w:type="gramStart"/>
+      <w:r>
+        <w:rPr>
+          <w:rFonts w:ascii="Consolas" w:hAnsi="Consolas"/>
+          <w:color w:val="000000"/>
+          <w:sz w:val="19"/>
+        </w:rPr>
+        <w:t>cin.fail</w:t>
+      </w:r>
+      <w:proofErr w:type="spellEnd"/>
+      <w:proofErr w:type="gramEnd"/>
+      <w:r>
+        <w:rPr>
+          <w:rFonts w:ascii="Consolas" w:hAnsi="Consolas"/>
+          <w:color w:val="000000"/>
+          <w:sz w:val="19"/>
+        </w:rPr>
+        <w:t>() || obtained &lt; 0 || total &lt;= 0 || obtained &gt; total) {</w:t>
+      </w:r>
+    </w:p>
+    <w:p>
+      <w:pPr>
+        <w:pStyle w:val="Code0"/>
+        <w:shd w:val="clear" w:color="auto" w:fill="F2F2F2"/>
+        <w:spacing w:after="0" w:line="240" w:lineRule="auto"/>
+        <w:ind w:left="0" w:firstLine="0"/>
+        <w:rPr>
+          <w:rFonts w:ascii="Consolas" w:hAnsi="Consolas"/>
+          <w:color w:val="000000"/>
+          <w:sz w:val="19"/>
+        </w:rPr>
+      </w:pPr>
+      <w:r>
+        <w:rPr>
+          <w:rFonts w:ascii="Consolas" w:hAnsi="Consolas"/>
+          <w:color w:val="000000"/>
+          <w:sz w:val="19"/>
+        </w:rPr>
+        <w:t xml:space="preserve">            </w:t>
+      </w:r>
+      <w:proofErr w:type="spellStart"/>
+      <w:proofErr w:type="gramStart"/>
+      <w:r>
+        <w:rPr>
+          <w:rFonts w:ascii="Consolas" w:hAnsi="Consolas"/>
+          <w:color w:val="000000"/>
+          <w:sz w:val="19"/>
+        </w:rPr>
+        <w:t>cin.clear</w:t>
+      </w:r>
+      <w:proofErr w:type="spellEnd"/>
+      <w:proofErr w:type="gramEnd"/>
+      <w:r>
+        <w:rPr>
+          <w:rFonts w:ascii="Consolas" w:hAnsi="Consolas"/>
+          <w:color w:val="000000"/>
+          <w:sz w:val="19"/>
+        </w:rPr>
+        <w:t>();</w:t>
+      </w:r>
+    </w:p>
+    <w:p>
+      <w:pPr>
+        <w:pStyle w:val="Code0"/>
+        <w:shd w:val="clear" w:color="auto" w:fill="F2F2F2"/>
+        <w:spacing w:after="0" w:line="240" w:lineRule="auto"/>
+        <w:ind w:left="0" w:firstLine="0"/>
+        <w:rPr>
+          <w:rFonts w:ascii="Consolas" w:hAnsi="Consolas"/>
+          <w:color w:val="000000"/>
+          <w:sz w:val="19"/>
+        </w:rPr>
+      </w:pPr>
+      <w:r>
+        <w:rPr>
+          <w:rFonts w:ascii="Consolas" w:hAnsi="Consolas"/>
+          <w:color w:val="000000"/>
+          <w:sz w:val="19"/>
+        </w:rPr>
+        <w:t xml:space="preserve">            </w:t>
+      </w:r>
+      <w:proofErr w:type="spellStart"/>
+      <w:proofErr w:type="gramStart"/>
+      <w:r>
+        <w:rPr>
+          <w:rFonts w:ascii="Consolas" w:hAnsi="Consolas"/>
+          <w:color w:val="000000"/>
+          <w:sz w:val="19"/>
+        </w:rPr>
+        <w:t>cin.ignore</w:t>
+      </w:r>
+      <w:proofErr w:type="spellEnd"/>
+      <w:proofErr w:type="gramEnd"/>
+      <w:r>
+        <w:rPr>
+          <w:rFonts w:ascii="Consolas" w:hAnsi="Consolas"/>
+          <w:color w:val="000000"/>
+          <w:sz w:val="19"/>
+        </w:rPr>
+        <w:t>(10000, '\n');</w:t>
+      </w:r>
+    </w:p>
+    <w:p>
+      <w:pPr>
+        <w:pStyle w:val="Code0"/>
+        <w:shd w:val="clear" w:color="auto" w:fill="F2F2F2"/>
+        <w:spacing w:after="0" w:line="240" w:lineRule="auto"/>
+        <w:ind w:left="0" w:firstLine="0"/>
+        <w:rPr>
+          <w:rFonts w:ascii="Consolas" w:hAnsi="Consolas"/>
+          <w:color w:val="000000"/>
+          <w:sz w:val="19"/>
+        </w:rPr>
+      </w:pPr>
+      <w:r>
+        <w:rPr>
+          <w:rFonts w:ascii="Consolas" w:hAnsi="Consolas"/>
+          <w:color w:val="000000"/>
+          <w:sz w:val="19"/>
+        </w:rPr>
+        <w:t xml:space="preserve">            </w:t>
+      </w:r>
+      <w:proofErr w:type="spellStart"/>
+      <w:r>
+        <w:rPr>
+          <w:rFonts w:ascii="Consolas" w:hAnsi="Consolas"/>
+          <w:color w:val="000000"/>
+          <w:sz w:val="19"/>
+        </w:rPr>
+        <w:t>cout</w:t>
+      </w:r>
+      <w:proofErr w:type="spellEnd"/>
+      <w:r>
+        <w:rPr>
+          <w:rFonts w:ascii="Consolas" w:hAnsi="Consolas"/>
+          <w:color w:val="000000"/>
+          <w:sz w:val="19"/>
+        </w:rPr>
+        <w:t xml:space="preserve"> &lt;&lt; "Error: Obtained marks must be between 0 and total marks.\n";</w:t>
+      </w:r>
+    </w:p>
+    <w:p>
+      <w:pPr>
+        <w:pStyle w:val="Code0"/>
+        <w:shd w:val="clear" w:color="auto" w:fill="F2F2F2"/>
+        <w:spacing w:after="0" w:line="240" w:lineRule="auto"/>
+        <w:ind w:left="0" w:firstLine="0"/>
+        <w:rPr>
+          <w:rFonts w:ascii="Consolas" w:hAnsi="Consolas"/>
+          <w:color w:val="000000"/>
+          <w:sz w:val="19"/>
+        </w:rPr>
+      </w:pPr>
+      <w:r>
+        <w:rPr>
+          <w:rFonts w:ascii="Consolas" w:hAnsi="Consolas"/>
+          <w:color w:val="000000"/>
+          <w:sz w:val="19"/>
+        </w:rPr>
+        <w:t xml:space="preserve">            return;</w:t>
+      </w:r>
+    </w:p>
+    <w:p>
+      <w:pPr>
+        <w:pStyle w:val="Code0"/>
+        <w:shd w:val="clear" w:color="auto" w:fill="F2F2F2"/>
+        <w:spacing w:after="0" w:line="240" w:lineRule="auto"/>
+        <w:ind w:left="0" w:firstLine="0"/>
+        <w:rPr>
+          <w:rFonts w:ascii="Consolas" w:hAnsi="Consolas"/>
+          <w:color w:val="000000"/>
+          <w:sz w:val="19"/>
+        </w:rPr>
+      </w:pPr>
+      <w:r>
+        <w:rPr>
+          <w:rFonts w:ascii="Consolas" w:hAnsi="Consolas"/>
+          <w:color w:val="000000"/>
+          <w:sz w:val="19"/>
+        </w:rPr>
+        <w:t xml:space="preserve">        }</w:t>
+      </w:r>
+    </w:p>
+    <w:p>
+      <w:pPr>
+        <w:pStyle w:val="Code0"/>
+        <w:shd w:val="clear" w:color="auto" w:fill="F2F2F2"/>
+        <w:spacing w:after="0" w:line="240" w:lineRule="auto"/>
+        <w:ind w:left="0" w:firstLine="0"/>
+        <w:rPr>
+          <w:rFonts w:ascii="Consolas" w:hAnsi="Consolas"/>
+          <w:color w:val="000000"/>
+          <w:sz w:val="19"/>
+        </w:rPr>
+      </w:pPr>
+      <w:r>
+        <w:rPr>
+          <w:rFonts w:ascii="Consolas" w:hAnsi="Consolas"/>
+          <w:color w:val="000000"/>
+          <w:sz w:val="19"/>
+        </w:rPr>
+        <w:t xml:space="preserve">        double percentage = (obtained / total) * 100.0;</w:t>
+      </w:r>
+    </w:p>
+    <w:p>
+      <w:pPr>
+        <w:pStyle w:val="Code0"/>
+        <w:shd w:val="clear" w:color="auto" w:fill="F2F2F2"/>
+        <w:spacing w:after="0" w:line="240" w:lineRule="auto"/>
+        <w:ind w:left="0" w:firstLine="0"/>
+        <w:rPr>
+          <w:rFonts w:ascii="Consolas" w:hAnsi="Consolas"/>
+          <w:color w:val="000000"/>
+          <w:sz w:val="19"/>
+        </w:rPr>
+      </w:pPr>
+      <w:r>
+        <w:rPr>
+          <w:rFonts w:ascii="Consolas" w:hAnsi="Consolas"/>
+          <w:color w:val="000000"/>
+          <w:sz w:val="19"/>
+        </w:rPr>
+        <w:t xml:space="preserve">        </w:t>
+      </w:r>
+      <w:proofErr w:type="spellStart"/>
+      <w:proofErr w:type="gramStart"/>
+      <w:r>
+        <w:rPr>
+          <w:rFonts w:ascii="Consolas" w:hAnsi="Consolas"/>
+          <w:color w:val="000000"/>
+          <w:sz w:val="19"/>
+        </w:rPr>
+        <w:t>showResult</w:t>
+      </w:r>
+      <w:proofErr w:type="spellEnd"/>
+      <w:r>
+        <w:rPr>
+          <w:rFonts w:ascii="Consolas" w:hAnsi="Consolas"/>
+          <w:color w:val="000000"/>
+          <w:sz w:val="19"/>
+        </w:rPr>
+        <w:t>(</w:t>
+      </w:r>
+      <w:proofErr w:type="gramEnd"/>
+      <w:r>
+        <w:rPr>
+          <w:rFonts w:ascii="Consolas" w:hAnsi="Consolas"/>
+          <w:color w:val="000000"/>
+          <w:sz w:val="19"/>
+        </w:rPr>
+        <w:t>"Score Percentage", percentage);</w:t>
+      </w:r>
+    </w:p>
+    <w:p>
+      <w:pPr>
+        <w:pStyle w:val="Code0"/>
+        <w:shd w:val="clear" w:color="auto" w:fill="F2F2F2"/>
+        <w:spacing w:after="0" w:line="240" w:lineRule="auto"/>
+        <w:ind w:left="0" w:firstLine="0"/>
+        <w:rPr>
+          <w:rFonts w:ascii="Consolas" w:hAnsi="Consolas"/>
+          <w:color w:val="000000"/>
+          <w:sz w:val="19"/>
+        </w:rPr>
+      </w:pPr>
+      <w:r>
+        <w:rPr>
+          <w:rFonts w:ascii="Consolas" w:hAnsi="Consolas"/>
+          <w:color w:val="000000"/>
+          <w:sz w:val="19"/>
+        </w:rPr>
+        <w:t xml:space="preserve">        </w:t>
+      </w:r>
+      <w:proofErr w:type="spellStart"/>
+      <w:r>
+        <w:rPr>
+          <w:rFonts w:ascii="Consolas" w:hAnsi="Consolas"/>
+          <w:color w:val="000000"/>
+          <w:sz w:val="19"/>
+        </w:rPr>
+        <w:t>cout</w:t>
+      </w:r>
+      <w:proofErr w:type="spellEnd"/>
+      <w:r>
+        <w:rPr>
+          <w:rFonts w:ascii="Consolas" w:hAnsi="Consolas"/>
+          <w:color w:val="000000"/>
+          <w:sz w:val="19"/>
+        </w:rPr>
+        <w:t xml:space="preserve"> &lt;&lt; "Grade: ";</w:t>
+      </w:r>
+    </w:p>
+    <w:p>
+      <w:pPr>
+        <w:pStyle w:val="Code0"/>
+        <w:shd w:val="clear" w:color="auto" w:fill="F2F2F2"/>
+        <w:spacing w:after="0" w:line="240" w:lineRule="auto"/>
+        <w:ind w:left="0" w:firstLine="0"/>
+        <w:rPr>
+          <w:rFonts w:ascii="Consolas" w:hAnsi="Consolas"/>
+          <w:color w:val="000000"/>
+          <w:sz w:val="19"/>
+        </w:rPr>
+      </w:pPr>
+      <w:r>
+        <w:rPr>
+          <w:rFonts w:ascii="Consolas" w:hAnsi="Consolas"/>
+          <w:color w:val="000000"/>
+          <w:sz w:val="19"/>
+        </w:rPr>
+        <w:t xml:space="preserve">        if (percentage &gt;= 90.0)      </w:t>
+      </w:r>
+      <w:proofErr w:type="spellStart"/>
+      <w:r>
+        <w:rPr>
+          <w:rFonts w:ascii="Consolas" w:hAnsi="Consolas"/>
+          <w:color w:val="000000"/>
+          <w:sz w:val="19"/>
+        </w:rPr>
+        <w:t>cout</w:t>
+      </w:r>
+      <w:proofErr w:type="spellEnd"/>
+      <w:r>
+        <w:rPr>
+          <w:rFonts w:ascii="Consolas" w:hAnsi="Consolas"/>
+          <w:color w:val="000000"/>
+          <w:sz w:val="19"/>
+        </w:rPr>
+        <w:t xml:space="preserve"> &lt;&lt; "A+ (Outstanding)\n";</w:t>
+      </w:r>
+    </w:p>
+    <w:p>
+      <w:pPr>
+        <w:pStyle w:val="Code0"/>
+        <w:shd w:val="clear" w:color="auto" w:fill="F2F2F2"/>
+        <w:spacing w:after="0" w:line="240" w:lineRule="auto"/>
+        <w:ind w:left="0" w:firstLine="0"/>
+        <w:rPr>
+          <w:rFonts w:ascii="Consolas" w:hAnsi="Consolas"/>
+          <w:color w:val="000000"/>
+          <w:sz w:val="19"/>
+        </w:rPr>
+      </w:pPr>
+      <w:r>
+        <w:rPr>
+          <w:rFonts w:ascii="Consolas" w:hAnsi="Consolas"/>
+          <w:color w:val="000000"/>
+          <w:sz w:val="19"/>
+        </w:rPr>
+        <w:t xml:space="preserve">        else if (percentage &gt;= 80.0) </w:t>
+      </w:r>
+      <w:proofErr w:type="spellStart"/>
+      <w:r>
+        <w:rPr>
+          <w:rFonts w:ascii="Consolas" w:hAnsi="Consolas"/>
+          <w:color w:val="000000"/>
+          <w:sz w:val="19"/>
+        </w:rPr>
+        <w:t>cout</w:t>
+      </w:r>
+      <w:proofErr w:type="spellEnd"/>
+      <w:r>
+        <w:rPr>
+          <w:rFonts w:ascii="Consolas" w:hAnsi="Consolas"/>
+          <w:color w:val="000000"/>
+          <w:sz w:val="19"/>
+        </w:rPr>
+        <w:t xml:space="preserve"> &lt;&lt; "A (Excellent)\n";</w:t>
+      </w:r>
+    </w:p>
+    <w:p>
+      <w:pPr>
+        <w:pStyle w:val="Code0"/>
+        <w:shd w:val="clear" w:color="auto" w:fill="F2F2F2"/>
+        <w:spacing w:after="0" w:line="240" w:lineRule="auto"/>
+        <w:ind w:left="0" w:firstLine="0"/>
+        <w:rPr>
+          <w:rFonts w:ascii="Consolas" w:hAnsi="Consolas"/>
+          <w:color w:val="000000"/>
+          <w:sz w:val="19"/>
+        </w:rPr>
+      </w:pPr>
+      <w:r>
+        <w:rPr>
+          <w:rFonts w:ascii="Consolas" w:hAnsi="Consolas"/>
+          <w:color w:val="000000"/>
+          <w:sz w:val="19"/>
+        </w:rPr>
+        <w:t xml:space="preserve">        else if (percentage &gt;= 70.0) </w:t>
+      </w:r>
+      <w:proofErr w:type="spellStart"/>
+      <w:r>
+        <w:rPr>
+          <w:rFonts w:ascii="Consolas" w:hAnsi="Consolas"/>
+          <w:color w:val="000000"/>
+          <w:sz w:val="19"/>
+        </w:rPr>
+        <w:t>cout</w:t>
+      </w:r>
+      <w:proofErr w:type="spellEnd"/>
+      <w:r>
+        <w:rPr>
+          <w:rFonts w:ascii="Consolas" w:hAnsi="Consolas"/>
+          <w:color w:val="000000"/>
+          <w:sz w:val="19"/>
+        </w:rPr>
+        <w:t xml:space="preserve"> &lt;&lt; "B (Good)\n";</w:t>
+      </w:r>
+    </w:p>
+    <w:p>
+      <w:pPr>
+        <w:pStyle w:val="Code0"/>
+        <w:shd w:val="clear" w:color="auto" w:fill="F2F2F2"/>
+        <w:spacing w:after="0" w:line="240" w:lineRule="auto"/>
+        <w:ind w:left="0" w:firstLine="0"/>
+        <w:rPr>
+          <w:rFonts w:ascii="Consolas" w:hAnsi="Consolas"/>
+          <w:color w:val="000000"/>
+          <w:sz w:val="19"/>
+        </w:rPr>
+      </w:pPr>
+      <w:r>
+        <w:rPr>
+          <w:rFonts w:ascii="Consolas" w:hAnsi="Consolas"/>
+          <w:color w:val="000000"/>
+          <w:sz w:val="19"/>
+        </w:rPr>
+        <w:t xml:space="preserve">        else if (percentage &gt;= 60.0) </w:t>
+      </w:r>
+      <w:proofErr w:type="spellStart"/>
+      <w:r>
+        <w:rPr>
+          <w:rFonts w:ascii="Consolas" w:hAnsi="Consolas"/>
+          <w:color w:val="000000"/>
+          <w:sz w:val="19"/>
+        </w:rPr>
+        <w:t>cout</w:t>
+      </w:r>
+      <w:proofErr w:type="spellEnd"/>
+      <w:r>
+        <w:rPr>
+          <w:rFonts w:ascii="Consolas" w:hAnsi="Consolas"/>
+          <w:color w:val="000000"/>
+          <w:sz w:val="19"/>
+        </w:rPr>
+        <w:t xml:space="preserve"> &lt;&lt; "C (Satisfactory)\n";</w:t>
+      </w:r>
+    </w:p>
+    <w:p>
+      <w:pPr>
+        <w:pStyle w:val="Code0"/>
+        <w:shd w:val="clear" w:color="auto" w:fill="F2F2F2"/>
+        <w:spacing w:after="0" w:line="240" w:lineRule="auto"/>
+        <w:ind w:left="0" w:firstLine="0"/>
+        <w:rPr>
+          <w:rFonts w:ascii="Consolas" w:hAnsi="Consolas"/>
+          <w:color w:val="000000"/>
+          <w:sz w:val="19"/>
+        </w:rPr>
+      </w:pPr>
+      <w:r>
+        <w:rPr>
+          <w:rFonts w:ascii="Consolas" w:hAnsi="Consolas"/>
+          <w:color w:val="000000"/>
+          <w:sz w:val="19"/>
+        </w:rPr>
+        <w:t xml:space="preserve">        else if (percentage &gt;= 50.0) </w:t>
+      </w:r>
+      <w:proofErr w:type="spellStart"/>
+      <w:r>
+        <w:rPr>
+          <w:rFonts w:ascii="Consolas" w:hAnsi="Consolas"/>
+          <w:color w:val="000000"/>
+          <w:sz w:val="19"/>
+        </w:rPr>
+        <w:t>cout</w:t>
+      </w:r>
+      <w:proofErr w:type="spellEnd"/>
+      <w:r>
+        <w:rPr>
+          <w:rFonts w:ascii="Consolas" w:hAnsi="Consolas"/>
+          <w:color w:val="000000"/>
+          <w:sz w:val="19"/>
+        </w:rPr>
+        <w:t xml:space="preserve"> &lt;&lt; "D (Pass)\n";</w:t>
+      </w:r>
+    </w:p>
+    <w:p>
+      <w:pPr>
+        <w:pStyle w:val="Code0"/>
+        <w:shd w:val="clear" w:color="auto" w:fill="F2F2F2"/>
+        <w:spacing w:after="0" w:line="240" w:lineRule="auto"/>
+        <w:ind w:left="0" w:firstLine="0"/>
+        <w:rPr>
+          <w:rFonts w:ascii="Consolas" w:hAnsi="Consolas"/>
+          <w:color w:val="000000"/>
+          <w:sz w:val="19"/>
+        </w:rPr>
+      </w:pPr>
+      <w:r>
+        <w:rPr>
+          <w:rFonts w:ascii="Consolas" w:hAnsi="Consolas"/>
+          <w:color w:val="000000"/>
+          <w:sz w:val="19"/>
+        </w:rPr>
+        <w:t xml:space="preserve">        else                         </w:t>
+      </w:r>
+      <w:proofErr w:type="spellStart"/>
+      <w:r>
+        <w:rPr>
+          <w:rFonts w:ascii="Consolas" w:hAnsi="Consolas"/>
+          <w:color w:val="000000"/>
+          <w:sz w:val="19"/>
+        </w:rPr>
+        <w:t>cout</w:t>
+      </w:r>
+      <w:proofErr w:type="spellEnd"/>
+      <w:r>
+        <w:rPr>
+          <w:rFonts w:ascii="Consolas" w:hAnsi="Consolas"/>
+          <w:color w:val="000000"/>
+          <w:sz w:val="19"/>
+        </w:rPr>
+        <w:t xml:space="preserve"> &lt;&lt; "F (Fail)\n";</w:t>
+      </w:r>
+    </w:p>
+    <w:p>
+      <w:pPr>
+        <w:pStyle w:val="Code0"/>
+        <w:shd w:val="clear" w:color="auto" w:fill="F2F2F2"/>
+        <w:spacing w:after="0" w:line="240" w:lineRule="auto"/>
+        <w:ind w:left="0" w:firstLine="0"/>
+        <w:rPr>
+          <w:rFonts w:ascii="Consolas" w:hAnsi="Consolas"/>
+          <w:color w:val="000000"/>
+          <w:sz w:val="19"/>
+        </w:rPr>
+      </w:pPr>
+      <w:r>
+        <w:rPr>
+          <w:rFonts w:ascii="Consolas" w:hAnsi="Consolas"/>
+          <w:color w:val="000000"/>
+          <w:sz w:val="19"/>
         </w:rPr>
         <w:t xml:space="preserve">    }</w:t>
       </w:r>
@@ -9412,924 +15348,1780 @@
     <w:p>
       <w:pPr>
         <w:pStyle w:val="Code0"/>
-        <w:rPr>
-          <w:sz w:val="20"/>
-          <w:szCs w:val="20"/>
-        </w:rPr>
-      </w:pPr>
-      <w:r>
-        <w:rPr>
-          <w:sz w:val="20"/>
-          <w:szCs w:val="20"/>
+        <w:shd w:val="clear" w:color="auto" w:fill="F2F2F2"/>
+        <w:spacing w:after="0" w:line="240" w:lineRule="auto"/>
+        <w:ind w:left="0" w:firstLine="0"/>
+        <w:rPr>
+          <w:rFonts w:ascii="Consolas" w:hAnsi="Consolas"/>
+          <w:color w:val="000000"/>
+          <w:sz w:val="19"/>
+        </w:rPr>
+      </w:pPr>
+      <w:r>
+        <w:rPr>
+          <w:rFonts w:ascii="Consolas" w:hAnsi="Consolas"/>
+          <w:color w:val="000000"/>
+          <w:sz w:val="19"/>
+        </w:rPr>
+        <w:t>};</w:t>
+      </w:r>
+    </w:p>
+    <w:p>
+      <w:pPr>
+        <w:jc w:val="left"/>
+      </w:pPr>
+    </w:p>
+    <w:p>
+      <w:pPr>
+        <w:spacing w:after="160" w:line="278" w:lineRule="auto"/>
+        <w:ind w:left="0" w:firstLine="0"/>
+        <w:jc w:val="left"/>
+      </w:pPr>
+      <w:r>
+        <w:br w:type="page"/>
+      </w:r>
+    </w:p>
+    <w:p>
+      <w:pPr>
+        <w:spacing w:before="240" w:after="120"/>
+        <w:rPr>
+          <w:b/>
+        </w:rPr>
+      </w:pPr>
+      <w:r>
+        <w:rPr>
+          <w:b/>
+        </w:rPr>
+        <w:lastRenderedPageBreak/>
+        <w:t>2.2.7 MAIN FUNCTION</w:t>
+      </w:r>
+    </w:p>
+    <w:p>
+      <w:pPr>
+        <w:pStyle w:val="Code0"/>
+        <w:shd w:val="clear" w:color="auto" w:fill="F2F2F2"/>
+        <w:spacing w:after="0" w:line="240" w:lineRule="auto"/>
+        <w:ind w:left="0" w:firstLine="0"/>
+        <w:rPr>
+          <w:rFonts w:ascii="Consolas" w:hAnsi="Consolas"/>
+          <w:color w:val="000000"/>
+          <w:sz w:val="19"/>
+        </w:rPr>
+      </w:pPr>
+      <w:r>
+        <w:rPr>
+          <w:rFonts w:ascii="Consolas" w:hAnsi="Consolas"/>
+          <w:color w:val="000000"/>
+          <w:sz w:val="19"/>
+        </w:rPr>
+        <w:t>// Core OOP concept 4: Runtime Polymorphism</w:t>
+      </w:r>
+    </w:p>
+    <w:p>
+      <w:pPr>
+        <w:pStyle w:val="Code0"/>
+        <w:shd w:val="clear" w:color="auto" w:fill="F2F2F2"/>
+        <w:spacing w:after="0" w:line="240" w:lineRule="auto"/>
+        <w:ind w:left="0" w:firstLine="0"/>
+        <w:rPr>
+          <w:rFonts w:ascii="Consolas" w:hAnsi="Consolas"/>
+          <w:color w:val="000000"/>
+          <w:sz w:val="19"/>
+        </w:rPr>
+      </w:pPr>
+      <w:r>
+        <w:rPr>
+          <w:rFonts w:ascii="Consolas" w:hAnsi="Consolas"/>
+          <w:color w:val="000000"/>
+          <w:sz w:val="19"/>
+        </w:rPr>
+        <w:t xml:space="preserve">int </w:t>
+      </w:r>
+      <w:proofErr w:type="gramStart"/>
+      <w:r>
+        <w:rPr>
+          <w:rFonts w:ascii="Consolas" w:hAnsi="Consolas"/>
+          <w:color w:val="000000"/>
+          <w:sz w:val="19"/>
+        </w:rPr>
+        <w:t>main(</w:t>
+      </w:r>
+      <w:proofErr w:type="gramEnd"/>
+      <w:r>
+        <w:rPr>
+          <w:rFonts w:ascii="Consolas" w:hAnsi="Consolas"/>
+          <w:color w:val="000000"/>
+          <w:sz w:val="19"/>
+        </w:rPr>
+        <w:t>) {</w:t>
+      </w:r>
+    </w:p>
+    <w:p>
+      <w:pPr>
+        <w:pStyle w:val="Code0"/>
+        <w:shd w:val="clear" w:color="auto" w:fill="F2F2F2"/>
+        <w:spacing w:after="0" w:line="240" w:lineRule="auto"/>
+        <w:ind w:left="0" w:firstLine="0"/>
+        <w:rPr>
+          <w:rFonts w:ascii="Consolas" w:hAnsi="Consolas"/>
+          <w:color w:val="000000"/>
+          <w:sz w:val="19"/>
+        </w:rPr>
+      </w:pPr>
+      <w:r>
+        <w:rPr>
+          <w:rFonts w:ascii="Consolas" w:hAnsi="Consolas"/>
+          <w:color w:val="000000"/>
+          <w:sz w:val="19"/>
+        </w:rPr>
+        <w:t xml:space="preserve">    // Instantiate concrete derived objects</w:t>
+      </w:r>
+    </w:p>
+    <w:p>
+      <w:pPr>
+        <w:pStyle w:val="Code0"/>
+        <w:shd w:val="clear" w:color="auto" w:fill="F2F2F2"/>
+        <w:spacing w:after="0" w:line="240" w:lineRule="auto"/>
+        <w:ind w:left="0" w:firstLine="0"/>
+        <w:rPr>
+          <w:rFonts w:ascii="Consolas" w:hAnsi="Consolas"/>
+          <w:color w:val="000000"/>
+          <w:sz w:val="19"/>
+        </w:rPr>
+      </w:pPr>
+      <w:r>
+        <w:rPr>
+          <w:rFonts w:ascii="Consolas" w:hAnsi="Consolas"/>
+          <w:color w:val="000000"/>
+          <w:sz w:val="19"/>
         </w:rPr>
         <w:t xml:space="preserve">    </w:t>
       </w:r>
-      <w:r>
-        <w:rPr>
-          <w:sz w:val="20"/>
-          <w:szCs w:val="20"/>
-        </w:rPr>
-        <w:t>virtual void calculate() = 0;</w:t>
-      </w:r>
-    </w:p>
-    <w:p>
-      <w:pPr>
-        <w:pStyle w:val="Code0"/>
-        <w:rPr>
-          <w:sz w:val="20"/>
-          <w:szCs w:val="20"/>
-        </w:rPr>
-      </w:pPr>
-      <w:r>
-        <w:rPr>
-          <w:sz w:val="20"/>
-          <w:szCs w:val="20"/>
+      <w:proofErr w:type="spellStart"/>
+      <w:r>
+        <w:rPr>
+          <w:rFonts w:ascii="Consolas" w:hAnsi="Consolas"/>
+          <w:color w:val="000000"/>
+          <w:sz w:val="19"/>
+        </w:rPr>
+        <w:t>ArithmeticCalculator</w:t>
+      </w:r>
+      <w:proofErr w:type="spellEnd"/>
+      <w:r>
+        <w:rPr>
+          <w:rFonts w:ascii="Consolas" w:hAnsi="Consolas"/>
+          <w:color w:val="000000"/>
+          <w:sz w:val="19"/>
+        </w:rPr>
+        <w:t xml:space="preserve"> arithmetic;</w:t>
+      </w:r>
+    </w:p>
+    <w:p>
+      <w:pPr>
+        <w:pStyle w:val="Code0"/>
+        <w:shd w:val="clear" w:color="auto" w:fill="F2F2F2"/>
+        <w:spacing w:after="0" w:line="240" w:lineRule="auto"/>
+        <w:ind w:left="0" w:firstLine="0"/>
+        <w:rPr>
+          <w:rFonts w:ascii="Consolas" w:hAnsi="Consolas"/>
+          <w:color w:val="000000"/>
+          <w:sz w:val="19"/>
+        </w:rPr>
+      </w:pPr>
+      <w:r>
+        <w:rPr>
+          <w:rFonts w:ascii="Consolas" w:hAnsi="Consolas"/>
+          <w:color w:val="000000"/>
+          <w:sz w:val="19"/>
         </w:rPr>
         <w:t xml:space="preserve">    </w:t>
       </w:r>
-      <w:r>
-        <w:rPr>
-          <w:sz w:val="20"/>
-          <w:szCs w:val="20"/>
-        </w:rPr>
-        <w:t>void showResult(const string&amp; label, double value) {</w:t>
-      </w:r>
-    </w:p>
-    <w:p>
-      <w:pPr>
-        <w:pStyle w:val="Code0"/>
-        <w:rPr>
-          <w:sz w:val="20"/>
-          <w:szCs w:val="20"/>
-        </w:rPr>
-      </w:pPr>
-      <w:r>
-        <w:rPr>
-          <w:sz w:val="20"/>
-          <w:szCs w:val="20"/>
-        </w:rPr>
-        <w:t xml:space="preserve">        cout &lt;&lt; "[Result] " &lt;&lt; label &lt;&lt; ": "</w:t>
-      </w:r>
-    </w:p>
-    <w:p>
-      <w:pPr>
-        <w:pStyle w:val="Code0"/>
-        <w:rPr>
-          <w:sz w:val="20"/>
-          <w:szCs w:val="20"/>
-        </w:rPr>
-      </w:pPr>
-      <w:r>
-        <w:rPr>
-          <w:sz w:val="20"/>
-          <w:szCs w:val="20"/>
-        </w:rPr>
-        <w:t xml:space="preserve">             &lt;&lt; fixed &lt;&lt; setprecision(2)</w:t>
-      </w:r>
-    </w:p>
-    <w:p>
-      <w:pPr>
-        <w:pStyle w:val="Code0"/>
-        <w:rPr>
-          <w:sz w:val="20"/>
-          <w:szCs w:val="20"/>
-        </w:rPr>
-      </w:pPr>
-      <w:r>
-        <w:rPr>
-          <w:sz w:val="20"/>
-          <w:szCs w:val="20"/>
-        </w:rPr>
-        <w:t xml:space="preserve">             &lt;&lt; value &lt;&lt; "\n";</w:t>
-      </w:r>
-    </w:p>
-    <w:p>
-      <w:pPr>
-        <w:pStyle w:val="Code0"/>
-        <w:rPr>
-          <w:sz w:val="20"/>
-          <w:szCs w:val="20"/>
-        </w:rPr>
-      </w:pPr>
-      <w:r>
-        <w:rPr>
-          <w:sz w:val="20"/>
-          <w:szCs w:val="20"/>
-        </w:rPr>
-        <w:t xml:space="preserve">    }</w:t>
-      </w:r>
-    </w:p>
-    <w:p>
-      <w:pPr>
-        <w:pStyle w:val="Code0"/>
-        <w:rPr>
-          <w:sz w:val="20"/>
-          <w:szCs w:val="20"/>
-        </w:rPr>
-      </w:pPr>
-      <w:r>
-        <w:rPr>
-          <w:sz w:val="20"/>
-          <w:szCs w:val="20"/>
+      <w:proofErr w:type="spellStart"/>
+      <w:r>
+        <w:rPr>
+          <w:rFonts w:ascii="Consolas" w:hAnsi="Consolas"/>
+          <w:color w:val="000000"/>
+          <w:sz w:val="19"/>
+        </w:rPr>
+        <w:t>BMICalculator</w:t>
+      </w:r>
+      <w:proofErr w:type="spellEnd"/>
+      <w:r>
+        <w:rPr>
+          <w:rFonts w:ascii="Consolas" w:hAnsi="Consolas"/>
+          <w:color w:val="000000"/>
+          <w:sz w:val="19"/>
+        </w:rPr>
+        <w:t xml:space="preserve"> </w:t>
+      </w:r>
+      <w:proofErr w:type="spellStart"/>
+      <w:r>
+        <w:rPr>
+          <w:rFonts w:ascii="Consolas" w:hAnsi="Consolas"/>
+          <w:color w:val="000000"/>
+          <w:sz w:val="19"/>
+        </w:rPr>
+        <w:t>bmi</w:t>
+      </w:r>
+      <w:proofErr w:type="spellEnd"/>
+      <w:r>
+        <w:rPr>
+          <w:rFonts w:ascii="Consolas" w:hAnsi="Consolas"/>
+          <w:color w:val="000000"/>
+          <w:sz w:val="19"/>
+        </w:rPr>
+        <w:t>;</w:t>
+      </w:r>
+    </w:p>
+    <w:p>
+      <w:pPr>
+        <w:pStyle w:val="Code0"/>
+        <w:shd w:val="clear" w:color="auto" w:fill="F2F2F2"/>
+        <w:spacing w:after="0" w:line="240" w:lineRule="auto"/>
+        <w:ind w:left="0" w:firstLine="0"/>
+        <w:rPr>
+          <w:rFonts w:ascii="Consolas" w:hAnsi="Consolas"/>
+          <w:color w:val="000000"/>
+          <w:sz w:val="19"/>
+        </w:rPr>
+      </w:pPr>
+      <w:r>
+        <w:rPr>
+          <w:rFonts w:ascii="Consolas" w:hAnsi="Consolas"/>
+          <w:color w:val="000000"/>
+          <w:sz w:val="19"/>
         </w:rPr>
         <w:t xml:space="preserve">    </w:t>
       </w:r>
-      <w:r>
-        <w:rPr>
-          <w:sz w:val="20"/>
-          <w:szCs w:val="20"/>
-        </w:rPr>
-        <w:t>void showResult(double value) {</w:t>
-      </w:r>
-    </w:p>
-    <w:p>
-      <w:pPr>
-        <w:pStyle w:val="Code0"/>
-        <w:rPr>
-          <w:sz w:val="20"/>
-          <w:szCs w:val="20"/>
-        </w:rPr>
-      </w:pPr>
-      <w:r>
-        <w:rPr>
-          <w:sz w:val="20"/>
-          <w:szCs w:val="20"/>
-        </w:rPr>
-        <w:t xml:space="preserve">        cout &lt;&lt; "[Result]: "</w:t>
-      </w:r>
-    </w:p>
-    <w:p>
-      <w:pPr>
-        <w:pStyle w:val="Code0"/>
-        <w:rPr>
-          <w:sz w:val="20"/>
-          <w:szCs w:val="20"/>
-        </w:rPr>
-      </w:pPr>
-      <w:r>
-        <w:rPr>
-          <w:sz w:val="20"/>
-          <w:szCs w:val="20"/>
-        </w:rPr>
-        <w:t xml:space="preserve">             &lt;&lt; fixed &lt;&lt; setprecision(2)</w:t>
-      </w:r>
-    </w:p>
-    <w:p>
-      <w:pPr>
-        <w:pStyle w:val="Code0"/>
-        <w:rPr>
-          <w:sz w:val="20"/>
-          <w:szCs w:val="20"/>
-        </w:rPr>
-      </w:pPr>
-      <w:r>
-        <w:rPr>
-          <w:sz w:val="20"/>
-          <w:szCs w:val="20"/>
-        </w:rPr>
-        <w:t xml:space="preserve">             &lt;&lt; value &lt;&lt; "\n";</w:t>
-      </w:r>
-    </w:p>
-    <w:p>
-      <w:pPr>
-        <w:pStyle w:val="Code0"/>
-        <w:rPr>
-          <w:sz w:val="20"/>
-          <w:szCs w:val="20"/>
-        </w:rPr>
-      </w:pPr>
-      <w:r>
-        <w:rPr>
-          <w:sz w:val="20"/>
-          <w:szCs w:val="20"/>
-        </w:rPr>
-        <w:t xml:space="preserve">    }</w:t>
-      </w:r>
-      <w:r>
-        <w:rPr>
-          <w:sz w:val="20"/>
-          <w:szCs w:val="20"/>
-        </w:rPr>
-        <w:t xml:space="preserve">  </w:t>
-      </w:r>
-    </w:p>
-    <w:p>
-      <w:pPr>
-        <w:pStyle w:val="Code0"/>
-        <w:rPr>
-          <w:sz w:val="20"/>
-          <w:szCs w:val="20"/>
-        </w:rPr>
-      </w:pPr>
-      <w:r>
-        <w:rPr>
-          <w:sz w:val="20"/>
-          <w:szCs w:val="20"/>
-        </w:rPr>
-        <w:t xml:space="preserve">  </w:t>
-      </w:r>
-      <w:r>
-        <w:rPr>
-          <w:sz w:val="20"/>
-          <w:szCs w:val="20"/>
-        </w:rPr>
-        <w:t>};</w:t>
-      </w:r>
-    </w:p>
-    <w:p>
-      <w:pPr>
-        <w:spacing w:after="160" w:line="278" w:lineRule="auto"/>
-        <w:ind w:left="0" w:firstLine="0"/>
-        <w:jc w:val="left"/>
-        <w:rPr>
-          <w:b/>
-          <w:bCs/>
-        </w:rPr>
-      </w:pPr>
-      <w:r>
-        <w:rPr>
-          <w:b/>
-          <w:bCs/>
-        </w:rPr>
-        <w:t>Explanation</w:t>
-      </w:r>
-    </w:p>
-    <w:p>
-      <w:pPr>
-        <w:spacing w:after="160" w:line="278" w:lineRule="auto"/>
-        <w:ind w:left="0" w:firstLine="0"/>
-        <w:jc w:val="left"/>
-      </w:pPr>
-      <w:r>
-        <w:t>The Calculator class is the common base class for all calculator modules.</w:t>
-      </w:r>
-      <w:r>
-        <w:t xml:space="preserve"> </w:t>
-      </w:r>
-      <w:r>
-        <w:t>The private member:</w:t>
-      </w:r>
-      <w:r>
-        <w:t xml:space="preserve">     </w:t>
-      </w:r>
-      <w:r>
-        <w:rPr>
-          <w:rStyle w:val="CodeChar"/>
-        </w:rPr>
-        <w:t>string name;</w:t>
-      </w:r>
-      <w:r>
+      <w:proofErr w:type="spellStart"/>
+      <w:r>
+        <w:rPr>
+          <w:rFonts w:ascii="Consolas" w:hAnsi="Consolas"/>
+          <w:color w:val="000000"/>
+          <w:sz w:val="19"/>
+        </w:rPr>
+        <w:t>LoanCalculator</w:t>
+      </w:r>
+      <w:proofErr w:type="spellEnd"/>
+      <w:r>
+        <w:rPr>
+          <w:rFonts w:ascii="Consolas" w:hAnsi="Consolas"/>
+          <w:color w:val="000000"/>
+          <w:sz w:val="19"/>
+        </w:rPr>
+        <w:t xml:space="preserve"> loan;</w:t>
+      </w:r>
+    </w:p>
+    <w:p>
+      <w:pPr>
+        <w:pStyle w:val="Code0"/>
+        <w:shd w:val="clear" w:color="auto" w:fill="F2F2F2"/>
+        <w:spacing w:after="0" w:line="240" w:lineRule="auto"/>
+        <w:ind w:left="0" w:firstLine="0"/>
+        <w:rPr>
+          <w:rFonts w:ascii="Consolas" w:hAnsi="Consolas"/>
+          <w:color w:val="000000"/>
+          <w:sz w:val="19"/>
+        </w:rPr>
+      </w:pPr>
+      <w:r>
+        <w:rPr>
+          <w:rFonts w:ascii="Consolas" w:hAnsi="Consolas"/>
+          <w:color w:val="000000"/>
+          <w:sz w:val="19"/>
+        </w:rPr>
         <w:t xml:space="preserve">    </w:t>
       </w:r>
-      <w:r>
-        <w:t xml:space="preserve">stores the </w:t>
-      </w:r>
+      <w:proofErr w:type="spellStart"/>
+      <w:r>
+        <w:rPr>
+          <w:rFonts w:ascii="Consolas" w:hAnsi="Consolas"/>
+          <w:color w:val="000000"/>
+          <w:sz w:val="19"/>
+        </w:rPr>
+        <w:t>AcademicCalculator</w:t>
+      </w:r>
+      <w:proofErr w:type="spellEnd"/>
+      <w:r>
+        <w:rPr>
+          <w:rFonts w:ascii="Consolas" w:hAnsi="Consolas"/>
+          <w:color w:val="000000"/>
+          <w:sz w:val="19"/>
+        </w:rPr>
+        <w:t xml:space="preserve"> academic;</w:t>
+      </w:r>
+    </w:p>
+    <w:p>
+      <w:pPr>
+        <w:pStyle w:val="Code0"/>
+        <w:shd w:val="clear" w:color="auto" w:fill="F2F2F2"/>
+        <w:spacing w:after="0" w:line="240" w:lineRule="auto"/>
+        <w:ind w:left="0" w:firstLine="0"/>
+        <w:rPr>
+          <w:rFonts w:ascii="Consolas" w:hAnsi="Consolas"/>
+          <w:color w:val="000000"/>
+          <w:sz w:val="19"/>
+        </w:rPr>
+      </w:pPr>
+      <w:r>
+        <w:rPr>
+          <w:rFonts w:ascii="Consolas" w:hAnsi="Consolas"/>
+          <w:color w:val="000000"/>
+          <w:sz w:val="19"/>
+        </w:rPr>
+        <w:t xml:space="preserve">    int choice = -1;</w:t>
+      </w:r>
+    </w:p>
+    <w:p>
+      <w:pPr>
+        <w:pStyle w:val="Code0"/>
+        <w:shd w:val="clear" w:color="auto" w:fill="F2F2F2"/>
+        <w:spacing w:after="0" w:line="240" w:lineRule="auto"/>
+        <w:ind w:left="0" w:firstLine="0"/>
+        <w:rPr>
+          <w:rFonts w:ascii="Consolas" w:hAnsi="Consolas"/>
+          <w:color w:val="000000"/>
+          <w:sz w:val="19"/>
+        </w:rPr>
+      </w:pPr>
+      <w:r>
+        <w:rPr>
+          <w:rFonts w:ascii="Consolas" w:hAnsi="Consolas"/>
+          <w:color w:val="000000"/>
+          <w:sz w:val="19"/>
+        </w:rPr>
+        <w:t xml:space="preserve">    do {</w:t>
+      </w:r>
+    </w:p>
+    <w:p>
+      <w:pPr>
+        <w:pStyle w:val="Code0"/>
+        <w:shd w:val="clear" w:color="auto" w:fill="F2F2F2"/>
+        <w:spacing w:after="0" w:line="240" w:lineRule="auto"/>
+        <w:ind w:left="0" w:firstLine="0"/>
+        <w:rPr>
+          <w:rFonts w:ascii="Consolas" w:hAnsi="Consolas"/>
+          <w:color w:val="000000"/>
+          <w:sz w:val="19"/>
+        </w:rPr>
+      </w:pPr>
+      <w:r>
+        <w:rPr>
+          <w:rFonts w:ascii="Consolas" w:hAnsi="Consolas"/>
+          <w:color w:val="000000"/>
+          <w:sz w:val="19"/>
+        </w:rPr>
+        <w:t xml:space="preserve">        </w:t>
+      </w:r>
+      <w:proofErr w:type="spellStart"/>
+      <w:r>
+        <w:rPr>
+          <w:rFonts w:ascii="Consolas" w:hAnsi="Consolas"/>
+          <w:color w:val="000000"/>
+          <w:sz w:val="19"/>
+        </w:rPr>
+        <w:t>cout</w:t>
+      </w:r>
+      <w:proofErr w:type="spellEnd"/>
+      <w:r>
+        <w:rPr>
+          <w:rFonts w:ascii="Consolas" w:hAnsi="Consolas"/>
+          <w:color w:val="000000"/>
+          <w:sz w:val="19"/>
+        </w:rPr>
+        <w:t xml:space="preserve"> &lt;&lt; "\n========================================\n";</w:t>
+      </w:r>
+    </w:p>
+    <w:p>
+      <w:pPr>
+        <w:pStyle w:val="Code0"/>
+        <w:shd w:val="clear" w:color="auto" w:fill="F2F2F2"/>
+        <w:spacing w:after="0" w:line="240" w:lineRule="auto"/>
+        <w:ind w:left="0" w:firstLine="0"/>
+        <w:rPr>
+          <w:rFonts w:ascii="Consolas" w:hAnsi="Consolas"/>
+          <w:color w:val="000000"/>
+          <w:sz w:val="19"/>
+        </w:rPr>
+      </w:pPr>
+      <w:r>
+        <w:rPr>
+          <w:rFonts w:ascii="Consolas" w:hAnsi="Consolas"/>
+          <w:color w:val="000000"/>
+          <w:sz w:val="19"/>
+        </w:rPr>
+        <w:t xml:space="preserve">        </w:t>
+      </w:r>
+      <w:proofErr w:type="spellStart"/>
+      <w:r>
+        <w:rPr>
+          <w:rFonts w:ascii="Consolas" w:hAnsi="Consolas"/>
+          <w:color w:val="000000"/>
+          <w:sz w:val="19"/>
+        </w:rPr>
+        <w:t>cout</w:t>
+      </w:r>
+      <w:proofErr w:type="spellEnd"/>
+      <w:r>
+        <w:rPr>
+          <w:rFonts w:ascii="Consolas" w:hAnsi="Consolas"/>
+          <w:color w:val="000000"/>
+          <w:sz w:val="19"/>
+        </w:rPr>
+        <w:t xml:space="preserve"> &lt;&lt; "            CAL-GEN CONSOLE             \n";</w:t>
+      </w:r>
+    </w:p>
+    <w:p>
+      <w:pPr>
+        <w:pStyle w:val="Code0"/>
+        <w:shd w:val="clear" w:color="auto" w:fill="F2F2F2"/>
+        <w:spacing w:after="0" w:line="240" w:lineRule="auto"/>
+        <w:ind w:left="0" w:firstLine="0"/>
+        <w:rPr>
+          <w:rFonts w:ascii="Consolas" w:hAnsi="Consolas"/>
+          <w:color w:val="000000"/>
+          <w:sz w:val="19"/>
+        </w:rPr>
+      </w:pPr>
+      <w:r>
+        <w:rPr>
+          <w:rFonts w:ascii="Consolas" w:hAnsi="Consolas"/>
+          <w:color w:val="000000"/>
+          <w:sz w:val="19"/>
+        </w:rPr>
+        <w:t xml:space="preserve">        </w:t>
+      </w:r>
+      <w:proofErr w:type="spellStart"/>
+      <w:r>
+        <w:rPr>
+          <w:rFonts w:ascii="Consolas" w:hAnsi="Consolas"/>
+          <w:color w:val="000000"/>
+          <w:sz w:val="19"/>
+        </w:rPr>
+        <w:t>cout</w:t>
+      </w:r>
+      <w:proofErr w:type="spellEnd"/>
+      <w:r>
+        <w:rPr>
+          <w:rFonts w:ascii="Consolas" w:hAnsi="Consolas"/>
+          <w:color w:val="000000"/>
+          <w:sz w:val="19"/>
+        </w:rPr>
+        <w:t xml:space="preserve"> &lt;&lt; "========================================\n";</w:t>
+      </w:r>
+    </w:p>
+    <w:p>
+      <w:pPr>
+        <w:pStyle w:val="Code0"/>
+        <w:shd w:val="clear" w:color="auto" w:fill="F2F2F2"/>
+        <w:spacing w:after="0" w:line="240" w:lineRule="auto"/>
+        <w:ind w:left="0" w:firstLine="0"/>
+        <w:rPr>
+          <w:rFonts w:ascii="Consolas" w:hAnsi="Consolas"/>
+          <w:color w:val="000000"/>
+          <w:sz w:val="19"/>
+        </w:rPr>
+      </w:pPr>
+      <w:r>
+        <w:rPr>
+          <w:rFonts w:ascii="Consolas" w:hAnsi="Consolas"/>
+          <w:color w:val="000000"/>
+          <w:sz w:val="19"/>
+        </w:rPr>
+        <w:t xml:space="preserve">        </w:t>
+      </w:r>
+      <w:proofErr w:type="spellStart"/>
+      <w:r>
+        <w:rPr>
+          <w:rFonts w:ascii="Consolas" w:hAnsi="Consolas"/>
+          <w:color w:val="000000"/>
+          <w:sz w:val="19"/>
+        </w:rPr>
+        <w:t>cout</w:t>
+      </w:r>
+      <w:proofErr w:type="spellEnd"/>
+      <w:r>
+        <w:rPr>
+          <w:rFonts w:ascii="Consolas" w:hAnsi="Consolas"/>
+          <w:color w:val="000000"/>
+          <w:sz w:val="19"/>
+        </w:rPr>
+        <w:t xml:space="preserve"> &lt;&lt; "1. " &lt;&lt; </w:t>
+      </w:r>
+      <w:proofErr w:type="spellStart"/>
       <w:proofErr w:type="gramStart"/>
       <w:r>
-        <w:t>calculator</w:t>
-      </w:r>
+        <w:rPr>
+          <w:rFonts w:ascii="Consolas" w:hAnsi="Consolas"/>
+          <w:color w:val="000000"/>
+          <w:sz w:val="19"/>
+        </w:rPr>
+        <w:t>arithmetic.getName</w:t>
+      </w:r>
+      <w:proofErr w:type="spellEnd"/>
       <w:proofErr w:type="gramEnd"/>
       <w:r>
-        <w:t xml:space="preserve"> name.</w:t>
-      </w:r>
-    </w:p>
-    <w:p>
-      <w:pPr>
-        <w:spacing w:after="160" w:line="278" w:lineRule="auto"/>
-        <w:ind w:left="0" w:firstLine="0"/>
-        <w:jc w:val="left"/>
-      </w:pPr>
-      <w:r>
-        <w:lastRenderedPageBreak/>
-        <w:t>The constructor:</w:t>
-      </w:r>
-      <w:r>
-        <w:t xml:space="preserve">     </w:t>
-      </w:r>
-      <w:r>
-        <w:rPr>
-          <w:rStyle w:val="CodeChar"/>
-        </w:rPr>
-        <w:t>Calculator(const string&amp; calcName) : name(calcName) {}</w:t>
-      </w:r>
-      <w:r>
-        <w:t xml:space="preserve">    </w:t>
-      </w:r>
-      <w:r>
-        <w:t>initializes the name.</w:t>
-      </w:r>
-      <w:r>
-        <w:t xml:space="preserve"> </w:t>
-      </w:r>
-      <w:r>
-        <w:t>The virtual destructor</w:t>
-      </w:r>
-      <w:r>
-        <w:t xml:space="preserve">:     </w:t>
-      </w:r>
-      <w:r>
-        <w:rPr>
-          <w:rStyle w:val="CodeChar"/>
-        </w:rPr>
-        <w:t>virtual ~Calculator() = default;</w:t>
-      </w:r>
-      <w:r>
-        <w:t xml:space="preserve">    </w:t>
-      </w:r>
-      <w:r>
-        <w:t>allows the class to be safely used as a polymorphic base class.</w:t>
-      </w:r>
-      <w:r>
-        <w:t xml:space="preserve"> </w:t>
-      </w:r>
-      <w:r>
-        <w:t>The getter:</w:t>
-      </w:r>
-      <w:r>
-        <w:t xml:space="preserve">     </w:t>
-      </w:r>
-      <w:r>
-        <w:rPr>
-          <w:rStyle w:val="CodeChar"/>
-        </w:rPr>
-        <w:t>string getName() const</w:t>
-      </w:r>
-      <w:r>
-        <w:t xml:space="preserve">    </w:t>
-      </w:r>
-      <w:r>
-        <w:t>provides controlled access to the private name.</w:t>
-      </w:r>
-      <w:r>
-        <w:t xml:space="preserve"> </w:t>
-      </w:r>
-      <w:r>
-        <w:t>The pure virtual function:</w:t>
-      </w:r>
-      <w:r>
-        <w:t xml:space="preserve">     </w:t>
-      </w:r>
-      <w:r>
-        <w:rPr>
-          <w:rStyle w:val="CodeChar"/>
-        </w:rPr>
-        <w:t>virtual void calculate() = 0;</w:t>
-      </w:r>
-      <w:r>
-        <w:t xml:space="preserve"> </w:t>
-      </w:r>
-      <w:r>
-        <w:t>makes the class abstract.</w:t>
-      </w:r>
-      <w:r>
-        <w:t xml:space="preserve"> </w:t>
-      </w:r>
-      <w:r>
-        <w:t xml:space="preserve">The two </w:t>
-      </w:r>
-      <w:r>
-        <w:t xml:space="preserve">     </w:t>
-      </w:r>
-      <w:r>
-        <w:rPr>
-          <w:rStyle w:val="CodeChar"/>
-        </w:rPr>
-        <w:t>showResult()</w:t>
-      </w:r>
-      <w:r>
-        <w:t xml:space="preserve">     </w:t>
-      </w:r>
-      <w:r>
-        <w:t xml:space="preserve"> functions demonstrate function overloading.</w:t>
-      </w:r>
-    </w:p>
-    <w:p>
-      <w:pPr>
-        <w:spacing w:after="160" w:line="278" w:lineRule="auto"/>
-        <w:ind w:left="0" w:firstLine="0"/>
-        <w:jc w:val="left"/>
-      </w:pPr>
-      <w:r>
-        <w:rPr>
-          <w:b/>
-          <w:bCs/>
-        </w:rPr>
-        <w:t>2.2.3 ARITHMETIC CALCULATOR</w:t>
-      </w:r>
-    </w:p>
-    <w:p>
-      <w:pPr>
-        <w:pStyle w:val="Code0"/>
-      </w:pPr>
-      <w:r>
-        <w:t>class ArithmeticCalculator : public Calculator {</w:t>
-      </w:r>
-    </w:p>
-    <w:p>
-      <w:pPr>
-        <w:pStyle w:val="Code0"/>
-      </w:pPr>
-      <w:r>
-        <w:t>public:</w:t>
-      </w:r>
-    </w:p>
-    <w:p>
-      <w:pPr>
-        <w:pStyle w:val="Code0"/>
-      </w:pPr>
-      <w:r>
-        <w:t xml:space="preserve">    ArithmeticCalculator()</w:t>
-      </w:r>
-    </w:p>
-    <w:p>
-      <w:pPr>
-        <w:pStyle w:val="Code0"/>
-      </w:pPr>
-      <w:r>
-        <w:t xml:space="preserve">        : Calculator("Basic Arithmetic Calculator") {}</w:t>
-      </w:r>
-    </w:p>
-    <w:p>
-      <w:pPr>
-        <w:pStyle w:val="Code0"/>
-        <w:ind w:left="0" w:firstLine="0"/>
-      </w:pPr>
-      <w:r>
-        <w:t xml:space="preserve">              </w:t>
-      </w:r>
-      <w:r>
-        <w:t xml:space="preserve"> void calculate() override {</w:t>
-      </w:r>
-    </w:p>
-    <w:p>
-      <w:pPr>
-        <w:pStyle w:val="Code0"/>
-      </w:pPr>
-      <w:r>
-        <w:t xml:space="preserve">        double a, b;</w:t>
-      </w:r>
-    </w:p>
-    <w:p>
-      <w:pPr>
-        <w:pStyle w:val="Code0"/>
-      </w:pPr>
-      <w:r>
-        <w:t xml:space="preserve">        char op;</w:t>
-      </w:r>
-    </w:p>
-    <w:p>
-      <w:pPr>
-        <w:pStyle w:val="Code0"/>
-      </w:pPr>
-      <w:r>
+        <w:rPr>
+          <w:rFonts w:ascii="Consolas" w:hAnsi="Consolas"/>
+          <w:color w:val="000000"/>
+          <w:sz w:val="19"/>
+        </w:rPr>
+        <w:t>() &lt;&lt; "\n";</w:t>
+      </w:r>
+    </w:p>
+    <w:p>
+      <w:pPr>
+        <w:pStyle w:val="Code0"/>
+        <w:shd w:val="clear" w:color="auto" w:fill="F2F2F2"/>
+        <w:spacing w:after="0" w:line="240" w:lineRule="auto"/>
+        <w:ind w:left="0" w:firstLine="0"/>
+        <w:rPr>
+          <w:rFonts w:ascii="Consolas" w:hAnsi="Consolas"/>
+          <w:color w:val="000000"/>
+          <w:sz w:val="19"/>
+        </w:rPr>
+      </w:pPr>
+      <w:r>
+        <w:rPr>
+          <w:rFonts w:ascii="Consolas" w:hAnsi="Consolas"/>
+          <w:color w:val="000000"/>
+          <w:sz w:val="19"/>
+        </w:rPr>
         <w:t xml:space="preserve">        </w:t>
       </w:r>
-      <w:r>
-        <w:t>cout &lt;&lt; "\n--- " &lt;&lt; getName() &lt;&lt; " ---\n";</w:t>
-      </w:r>
-    </w:p>
-    <w:p>
-      <w:pPr>
-        <w:pStyle w:val="Code0"/>
-      </w:pPr>
-      <w:r>
-        <w:t xml:space="preserve">        cout &lt;&lt; "Enter first number: ";</w:t>
-      </w:r>
-    </w:p>
-    <w:p>
-      <w:pPr>
-        <w:pStyle w:val="Code0"/>
-      </w:pPr>
-      <w:r>
+      <w:proofErr w:type="spellStart"/>
+      <w:r>
+        <w:rPr>
+          <w:rFonts w:ascii="Consolas" w:hAnsi="Consolas"/>
+          <w:color w:val="000000"/>
+          <w:sz w:val="19"/>
+        </w:rPr>
+        <w:t>cout</w:t>
+      </w:r>
+      <w:proofErr w:type="spellEnd"/>
+      <w:r>
+        <w:rPr>
+          <w:rFonts w:ascii="Consolas" w:hAnsi="Consolas"/>
+          <w:color w:val="000000"/>
+          <w:sz w:val="19"/>
+        </w:rPr>
+        <w:t xml:space="preserve"> &lt;&lt; "2. " &lt;&lt; </w:t>
+      </w:r>
+      <w:proofErr w:type="spellStart"/>
+      <w:proofErr w:type="gramStart"/>
+      <w:r>
+        <w:rPr>
+          <w:rFonts w:ascii="Consolas" w:hAnsi="Consolas"/>
+          <w:color w:val="000000"/>
+          <w:sz w:val="19"/>
+        </w:rPr>
+        <w:t>bmi.getName</w:t>
+      </w:r>
+      <w:proofErr w:type="spellEnd"/>
+      <w:proofErr w:type="gramEnd"/>
+      <w:r>
+        <w:rPr>
+          <w:rFonts w:ascii="Consolas" w:hAnsi="Consolas"/>
+          <w:color w:val="000000"/>
+          <w:sz w:val="19"/>
+        </w:rPr>
+        <w:t>() &lt;&lt; "\n";</w:t>
+      </w:r>
+    </w:p>
+    <w:p>
+      <w:pPr>
+        <w:pStyle w:val="Code0"/>
+        <w:shd w:val="clear" w:color="auto" w:fill="F2F2F2"/>
+        <w:spacing w:after="0" w:line="240" w:lineRule="auto"/>
+        <w:ind w:left="0" w:firstLine="0"/>
+        <w:rPr>
+          <w:rFonts w:ascii="Consolas" w:hAnsi="Consolas"/>
+          <w:color w:val="000000"/>
+          <w:sz w:val="19"/>
+        </w:rPr>
+      </w:pPr>
+      <w:r>
+        <w:rPr>
+          <w:rFonts w:ascii="Consolas" w:hAnsi="Consolas"/>
+          <w:color w:val="000000"/>
+          <w:sz w:val="19"/>
+        </w:rPr>
         <w:t xml:space="preserve">        </w:t>
       </w:r>
       <w:proofErr w:type="spellStart"/>
       <w:r>
+        <w:rPr>
+          <w:rFonts w:ascii="Consolas" w:hAnsi="Consolas"/>
+          <w:color w:val="000000"/>
+          <w:sz w:val="19"/>
+        </w:rPr>
+        <w:t>cout</w:t>
+      </w:r>
+      <w:proofErr w:type="spellEnd"/>
+      <w:r>
+        <w:rPr>
+          <w:rFonts w:ascii="Consolas" w:hAnsi="Consolas"/>
+          <w:color w:val="000000"/>
+          <w:sz w:val="19"/>
+        </w:rPr>
+        <w:t xml:space="preserve"> &lt;&lt; "3. " &lt;&lt; </w:t>
+      </w:r>
+      <w:proofErr w:type="spellStart"/>
+      <w:proofErr w:type="gramStart"/>
+      <w:r>
+        <w:rPr>
+          <w:rFonts w:ascii="Consolas" w:hAnsi="Consolas"/>
+          <w:color w:val="000000"/>
+          <w:sz w:val="19"/>
+        </w:rPr>
+        <w:t>loan.getName</w:t>
+      </w:r>
+      <w:proofErr w:type="spellEnd"/>
+      <w:proofErr w:type="gramEnd"/>
+      <w:r>
+        <w:rPr>
+          <w:rFonts w:ascii="Consolas" w:hAnsi="Consolas"/>
+          <w:color w:val="000000"/>
+          <w:sz w:val="19"/>
+        </w:rPr>
+        <w:t>() &lt;&lt; "\n";</w:t>
+      </w:r>
+    </w:p>
+    <w:p>
+      <w:pPr>
+        <w:pStyle w:val="Code0"/>
+        <w:shd w:val="clear" w:color="auto" w:fill="F2F2F2"/>
+        <w:spacing w:after="0" w:line="240" w:lineRule="auto"/>
+        <w:ind w:left="0" w:firstLine="0"/>
+        <w:rPr>
+          <w:rFonts w:ascii="Consolas" w:hAnsi="Consolas"/>
+          <w:color w:val="000000"/>
+          <w:sz w:val="19"/>
+        </w:rPr>
+      </w:pPr>
+      <w:r>
+        <w:rPr>
+          <w:rFonts w:ascii="Consolas" w:hAnsi="Consolas"/>
+          <w:color w:val="000000"/>
+          <w:sz w:val="19"/>
+        </w:rPr>
+        <w:t xml:space="preserve">        </w:t>
+      </w:r>
+      <w:proofErr w:type="spellStart"/>
+      <w:r>
+        <w:rPr>
+          <w:rFonts w:ascii="Consolas" w:hAnsi="Consolas"/>
+          <w:color w:val="000000"/>
+          <w:sz w:val="19"/>
+        </w:rPr>
+        <w:t>cout</w:t>
+      </w:r>
+      <w:proofErr w:type="spellEnd"/>
+      <w:r>
+        <w:rPr>
+          <w:rFonts w:ascii="Consolas" w:hAnsi="Consolas"/>
+          <w:color w:val="000000"/>
+          <w:sz w:val="19"/>
+        </w:rPr>
+        <w:t xml:space="preserve"> &lt;&lt; "4. " &lt;&lt; </w:t>
+      </w:r>
+      <w:proofErr w:type="spellStart"/>
+      <w:proofErr w:type="gramStart"/>
+      <w:r>
+        <w:rPr>
+          <w:rFonts w:ascii="Consolas" w:hAnsi="Consolas"/>
+          <w:color w:val="000000"/>
+          <w:sz w:val="19"/>
+        </w:rPr>
+        <w:t>academic.getName</w:t>
+      </w:r>
+      <w:proofErr w:type="spellEnd"/>
+      <w:proofErr w:type="gramEnd"/>
+      <w:r>
+        <w:rPr>
+          <w:rFonts w:ascii="Consolas" w:hAnsi="Consolas"/>
+          <w:color w:val="000000"/>
+          <w:sz w:val="19"/>
+        </w:rPr>
+        <w:t>() &lt;&lt; "\n";</w:t>
+      </w:r>
+    </w:p>
+    <w:p>
+      <w:pPr>
+        <w:pStyle w:val="Code0"/>
+        <w:shd w:val="clear" w:color="auto" w:fill="F2F2F2"/>
+        <w:spacing w:after="0" w:line="240" w:lineRule="auto"/>
+        <w:ind w:left="0" w:firstLine="0"/>
+        <w:rPr>
+          <w:rFonts w:ascii="Consolas" w:hAnsi="Consolas"/>
+          <w:color w:val="000000"/>
+          <w:sz w:val="19"/>
+        </w:rPr>
+      </w:pPr>
+      <w:r>
+        <w:rPr>
+          <w:rFonts w:ascii="Consolas" w:hAnsi="Consolas"/>
+          <w:color w:val="000000"/>
+          <w:sz w:val="19"/>
+        </w:rPr>
+        <w:t xml:space="preserve">        </w:t>
+      </w:r>
+      <w:proofErr w:type="spellStart"/>
+      <w:r>
+        <w:rPr>
+          <w:rFonts w:ascii="Consolas" w:hAnsi="Consolas"/>
+          <w:color w:val="000000"/>
+          <w:sz w:val="19"/>
+        </w:rPr>
+        <w:t>cout</w:t>
+      </w:r>
+      <w:proofErr w:type="spellEnd"/>
+      <w:r>
+        <w:rPr>
+          <w:rFonts w:ascii="Consolas" w:hAnsi="Consolas"/>
+          <w:color w:val="000000"/>
+          <w:sz w:val="19"/>
+        </w:rPr>
+        <w:t xml:space="preserve"> &lt;&lt; "0. Exit\n";</w:t>
+      </w:r>
+    </w:p>
+    <w:p>
+      <w:pPr>
+        <w:pStyle w:val="Code0"/>
+        <w:shd w:val="clear" w:color="auto" w:fill="F2F2F2"/>
+        <w:spacing w:after="0" w:line="240" w:lineRule="auto"/>
+        <w:ind w:left="0" w:firstLine="0"/>
+        <w:rPr>
+          <w:rFonts w:ascii="Consolas" w:hAnsi="Consolas"/>
+          <w:color w:val="000000"/>
+          <w:sz w:val="19"/>
+        </w:rPr>
+      </w:pPr>
+      <w:r>
+        <w:rPr>
+          <w:rFonts w:ascii="Consolas" w:hAnsi="Consolas"/>
+          <w:color w:val="000000"/>
+          <w:sz w:val="19"/>
+        </w:rPr>
+        <w:t xml:space="preserve">        </w:t>
+      </w:r>
+      <w:proofErr w:type="spellStart"/>
+      <w:r>
+        <w:rPr>
+          <w:rFonts w:ascii="Consolas" w:hAnsi="Consolas"/>
+          <w:color w:val="000000"/>
+          <w:sz w:val="19"/>
+        </w:rPr>
+        <w:t>cout</w:t>
+      </w:r>
+      <w:proofErr w:type="spellEnd"/>
+      <w:r>
+        <w:rPr>
+          <w:rFonts w:ascii="Consolas" w:hAnsi="Consolas"/>
+          <w:color w:val="000000"/>
+          <w:sz w:val="19"/>
+        </w:rPr>
+        <w:t xml:space="preserve"> &lt;&lt; "----------------------------------------\n";</w:t>
+      </w:r>
+    </w:p>
+    <w:p>
+      <w:pPr>
+        <w:pStyle w:val="Code0"/>
+        <w:shd w:val="clear" w:color="auto" w:fill="F2F2F2"/>
+        <w:spacing w:after="0" w:line="240" w:lineRule="auto"/>
+        <w:ind w:left="0" w:firstLine="0"/>
+        <w:rPr>
+          <w:rFonts w:ascii="Consolas" w:hAnsi="Consolas"/>
+          <w:color w:val="000000"/>
+          <w:sz w:val="19"/>
+        </w:rPr>
+      </w:pPr>
+      <w:r>
+        <w:rPr>
+          <w:rFonts w:ascii="Consolas" w:hAnsi="Consolas"/>
+          <w:color w:val="000000"/>
+          <w:sz w:val="19"/>
+        </w:rPr>
+        <w:t xml:space="preserve">        </w:t>
+      </w:r>
+      <w:proofErr w:type="spellStart"/>
+      <w:r>
+        <w:rPr>
+          <w:rFonts w:ascii="Consolas" w:hAnsi="Consolas"/>
+          <w:color w:val="000000"/>
+          <w:sz w:val="19"/>
+        </w:rPr>
+        <w:t>cout</w:t>
+      </w:r>
+      <w:proofErr w:type="spellEnd"/>
+      <w:r>
+        <w:rPr>
+          <w:rFonts w:ascii="Consolas" w:hAnsi="Consolas"/>
+          <w:color w:val="000000"/>
+          <w:sz w:val="19"/>
+        </w:rPr>
+        <w:t xml:space="preserve"> &lt;&lt; "Choose an option: ";</w:t>
+      </w:r>
+    </w:p>
+    <w:p>
+      <w:pPr>
+        <w:pStyle w:val="Code0"/>
+        <w:shd w:val="clear" w:color="auto" w:fill="F2F2F2"/>
+        <w:spacing w:after="0" w:line="240" w:lineRule="auto"/>
+        <w:ind w:left="0" w:firstLine="0"/>
+        <w:rPr>
+          <w:rFonts w:ascii="Consolas" w:hAnsi="Consolas"/>
+          <w:color w:val="000000"/>
+          <w:sz w:val="19"/>
+        </w:rPr>
+      </w:pPr>
+      <w:r>
+        <w:rPr>
+          <w:rFonts w:ascii="Consolas" w:hAnsi="Consolas"/>
+          <w:color w:val="000000"/>
+          <w:sz w:val="19"/>
+        </w:rPr>
+        <w:t xml:space="preserve">        </w:t>
+      </w:r>
+      <w:proofErr w:type="spellStart"/>
+      <w:r>
+        <w:rPr>
+          <w:rFonts w:ascii="Consolas" w:hAnsi="Consolas"/>
+          <w:color w:val="000000"/>
+          <w:sz w:val="19"/>
+        </w:rPr>
         <w:t>cin</w:t>
       </w:r>
       <w:proofErr w:type="spellEnd"/>
       <w:r>
-        <w:t xml:space="preserve"> &gt;&gt; a;</w:t>
-      </w:r>
-    </w:p>
-    <w:p>
-      <w:pPr>
-        <w:pStyle w:val="Code0"/>
-      </w:pPr>
-      <w:r>
-        <w:t xml:space="preserve">        </w:t>
-      </w:r>
-      <w:r>
-        <w:t>cout &lt;&lt; "Enter operator (+, -, *, /): ";</w:t>
-      </w:r>
-    </w:p>
-    <w:p>
-      <w:pPr>
-        <w:pStyle w:val="Code0"/>
-      </w:pPr>
-      <w:r>
-        <w:t xml:space="preserve">        </w:t>
+        <w:rPr>
+          <w:rFonts w:ascii="Consolas" w:hAnsi="Consolas"/>
+          <w:color w:val="000000"/>
+          <w:sz w:val="19"/>
+        </w:rPr>
+        <w:t xml:space="preserve"> &gt;&gt; choice;</w:t>
+      </w:r>
+    </w:p>
+    <w:p>
+      <w:pPr>
+        <w:pStyle w:val="Code0"/>
+        <w:shd w:val="clear" w:color="auto" w:fill="F2F2F2"/>
+        <w:spacing w:after="0" w:line="240" w:lineRule="auto"/>
+        <w:ind w:left="0" w:firstLine="0"/>
+        <w:rPr>
+          <w:rFonts w:ascii="Consolas" w:hAnsi="Consolas"/>
+          <w:color w:val="000000"/>
+          <w:sz w:val="19"/>
+        </w:rPr>
+      </w:pPr>
+      <w:r>
+        <w:rPr>
+          <w:rFonts w:ascii="Consolas" w:hAnsi="Consolas"/>
+          <w:color w:val="000000"/>
+          <w:sz w:val="19"/>
+        </w:rPr>
+        <w:t xml:space="preserve">        if (</w:t>
       </w:r>
       <w:proofErr w:type="spellStart"/>
-      <w:r>
-        <w:t>cin</w:t>
+      <w:proofErr w:type="gramStart"/>
+      <w:r>
+        <w:rPr>
+          <w:rFonts w:ascii="Consolas" w:hAnsi="Consolas"/>
+          <w:color w:val="000000"/>
+          <w:sz w:val="19"/>
+        </w:rPr>
+        <w:t>cin.fail</w:t>
       </w:r>
       <w:proofErr w:type="spellEnd"/>
-      <w:r>
-        <w:t xml:space="preserve"> &gt;&gt; op;</w:t>
-      </w:r>
-    </w:p>
-    <w:p>
-      <w:pPr>
-        <w:pStyle w:val="Code0"/>
-      </w:pPr>
-      <w:r>
-        <w:t xml:space="preserve">       </w:t>
-      </w:r>
-      <w:r>
-        <w:t>cout &lt;&lt; "Enter second number: ";</w:t>
-      </w:r>
-    </w:p>
-    <w:p>
-      <w:pPr>
-        <w:pStyle w:val="Code0"/>
-      </w:pPr>
-      <w:r>
-        <w:t xml:space="preserve">        </w:t>
+      <w:proofErr w:type="gramEnd"/>
+      <w:r>
+        <w:rPr>
+          <w:rFonts w:ascii="Consolas" w:hAnsi="Consolas"/>
+          <w:color w:val="000000"/>
+          <w:sz w:val="19"/>
+        </w:rPr>
+        <w:t>()) {</w:t>
+      </w:r>
+    </w:p>
+    <w:p>
+      <w:pPr>
+        <w:pStyle w:val="Code0"/>
+        <w:shd w:val="clear" w:color="auto" w:fill="F2F2F2"/>
+        <w:spacing w:after="0" w:line="240" w:lineRule="auto"/>
+        <w:ind w:left="0" w:firstLine="0"/>
+        <w:rPr>
+          <w:rFonts w:ascii="Consolas" w:hAnsi="Consolas"/>
+          <w:color w:val="000000"/>
+          <w:sz w:val="19"/>
+        </w:rPr>
+      </w:pPr>
+      <w:r>
+        <w:rPr>
+          <w:rFonts w:ascii="Consolas" w:hAnsi="Consolas"/>
+          <w:color w:val="000000"/>
+          <w:sz w:val="19"/>
+        </w:rPr>
+        <w:t xml:space="preserve">            </w:t>
       </w:r>
       <w:proofErr w:type="spellStart"/>
-      <w:r>
-        <w:t>cin</w:t>
+      <w:proofErr w:type="gramStart"/>
+      <w:r>
+        <w:rPr>
+          <w:rFonts w:ascii="Consolas" w:hAnsi="Consolas"/>
+          <w:color w:val="000000"/>
+          <w:sz w:val="19"/>
+        </w:rPr>
+        <w:t>cin.clear</w:t>
       </w:r>
       <w:proofErr w:type="spellEnd"/>
-      <w:r>
-        <w:t xml:space="preserve"> &gt;&gt; b;</w:t>
-      </w:r>
-    </w:p>
-    <w:p>
-      <w:pPr>
-        <w:pStyle w:val="Code0"/>
-      </w:pPr>
-      <w:r>
-        <w:t xml:space="preserve">       </w:t>
-      </w:r>
-      <w:r>
-        <w:t>if (</w:t>
+      <w:proofErr w:type="gramEnd"/>
+      <w:r>
+        <w:rPr>
+          <w:rFonts w:ascii="Consolas" w:hAnsi="Consolas"/>
+          <w:color w:val="000000"/>
+          <w:sz w:val="19"/>
+        </w:rPr>
+        <w:t>();</w:t>
+      </w:r>
+    </w:p>
+    <w:p>
+      <w:pPr>
+        <w:pStyle w:val="Code0"/>
+        <w:shd w:val="clear" w:color="auto" w:fill="F2F2F2"/>
+        <w:spacing w:after="0" w:line="240" w:lineRule="auto"/>
+        <w:ind w:left="0" w:firstLine="0"/>
+        <w:rPr>
+          <w:rFonts w:ascii="Consolas" w:hAnsi="Consolas"/>
+          <w:color w:val="000000"/>
+          <w:sz w:val="19"/>
+        </w:rPr>
+      </w:pPr>
+      <w:r>
+        <w:rPr>
+          <w:rFonts w:ascii="Consolas" w:hAnsi="Consolas"/>
+          <w:color w:val="000000"/>
+          <w:sz w:val="19"/>
+        </w:rPr>
+        <w:t xml:space="preserve">            </w:t>
       </w:r>
       <w:proofErr w:type="spellStart"/>
-      <w:r>
-        <w:t>cin.fail</w:t>
+      <w:proofErr w:type="gramStart"/>
+      <w:r>
+        <w:rPr>
+          <w:rFonts w:ascii="Consolas" w:hAnsi="Consolas"/>
+          <w:color w:val="000000"/>
+          <w:sz w:val="19"/>
+        </w:rPr>
+        <w:t>cin.ignore</w:t>
       </w:r>
       <w:proofErr w:type="spellEnd"/>
-      <w:r>
-        <w:t>()) {</w:t>
-      </w:r>
-    </w:p>
-    <w:p>
-      <w:pPr>
-        <w:pStyle w:val="Code0"/>
-      </w:pPr>
-      <w:r>
+      <w:proofErr w:type="gramEnd"/>
+      <w:r>
+        <w:rPr>
+          <w:rFonts w:ascii="Consolas" w:hAnsi="Consolas"/>
+          <w:color w:val="000000"/>
+          <w:sz w:val="19"/>
+        </w:rPr>
+        <w:t>(10000, '\n');</w:t>
+      </w:r>
+    </w:p>
+    <w:p>
+      <w:pPr>
+        <w:pStyle w:val="Code0"/>
+        <w:shd w:val="clear" w:color="auto" w:fill="F2F2F2"/>
+        <w:spacing w:after="0" w:line="240" w:lineRule="auto"/>
+        <w:ind w:left="0" w:firstLine="0"/>
+        <w:rPr>
+          <w:rFonts w:ascii="Consolas" w:hAnsi="Consolas"/>
+          <w:color w:val="000000"/>
+          <w:sz w:val="19"/>
+        </w:rPr>
+      </w:pPr>
+      <w:r>
+        <w:rPr>
+          <w:rFonts w:ascii="Consolas" w:hAnsi="Consolas"/>
+          <w:color w:val="000000"/>
+          <w:sz w:val="19"/>
+        </w:rPr>
         <w:t xml:space="preserve">            </w:t>
       </w:r>
       <w:proofErr w:type="spellStart"/>
       <w:r>
-        <w:t>cin.clear</w:t>
+        <w:rPr>
+          <w:rFonts w:ascii="Consolas" w:hAnsi="Consolas"/>
+          <w:color w:val="000000"/>
+          <w:sz w:val="19"/>
+        </w:rPr>
+        <w:t>cout</w:t>
       </w:r>
       <w:proofErr w:type="spellEnd"/>
       <w:r>
-        <w:t>();</w:t>
-      </w:r>
-    </w:p>
-    <w:p>
-      <w:pPr>
-        <w:pStyle w:val="Code0"/>
-      </w:pPr>
-      <w:r>
+        <w:rPr>
+          <w:rFonts w:ascii="Consolas" w:hAnsi="Consolas"/>
+          <w:color w:val="000000"/>
+          <w:sz w:val="19"/>
+        </w:rPr>
+        <w:t xml:space="preserve"> &lt;&lt; "Invalid choice. Please enter a valid number.\n";</w:t>
+      </w:r>
+    </w:p>
+    <w:p>
+      <w:pPr>
+        <w:pStyle w:val="Code0"/>
+        <w:shd w:val="clear" w:color="auto" w:fill="F2F2F2"/>
+        <w:spacing w:after="0" w:line="240" w:lineRule="auto"/>
+        <w:ind w:left="0" w:firstLine="0"/>
+        <w:rPr>
+          <w:rFonts w:ascii="Consolas" w:hAnsi="Consolas"/>
+          <w:color w:val="000000"/>
+          <w:sz w:val="19"/>
+        </w:rPr>
+      </w:pPr>
+      <w:r>
+        <w:rPr>
+          <w:rFonts w:ascii="Consolas" w:hAnsi="Consolas"/>
+          <w:color w:val="000000"/>
+          <w:sz w:val="19"/>
+        </w:rPr>
+        <w:t xml:space="preserve">            continue;</w:t>
+      </w:r>
+    </w:p>
+    <w:p>
+      <w:pPr>
+        <w:pStyle w:val="Code0"/>
+        <w:shd w:val="clear" w:color="auto" w:fill="F2F2F2"/>
+        <w:spacing w:after="0" w:line="240" w:lineRule="auto"/>
+        <w:ind w:left="0" w:firstLine="0"/>
+        <w:rPr>
+          <w:rFonts w:ascii="Consolas" w:hAnsi="Consolas"/>
+          <w:color w:val="000000"/>
+          <w:sz w:val="19"/>
+        </w:rPr>
+      </w:pPr>
+      <w:r>
+        <w:rPr>
+          <w:rFonts w:ascii="Consolas" w:hAnsi="Consolas"/>
+          <w:color w:val="000000"/>
+          <w:sz w:val="19"/>
+        </w:rPr>
+        <w:t xml:space="preserve">        }</w:t>
+      </w:r>
+    </w:p>
+    <w:p>
+      <w:pPr>
+        <w:pStyle w:val="Code0"/>
+        <w:shd w:val="clear" w:color="auto" w:fill="F2F2F2"/>
+        <w:spacing w:after="0" w:line="240" w:lineRule="auto"/>
+        <w:ind w:left="0" w:firstLine="0"/>
+        <w:rPr>
+          <w:rFonts w:ascii="Consolas" w:hAnsi="Consolas"/>
+          <w:color w:val="000000"/>
+          <w:sz w:val="19"/>
+        </w:rPr>
+      </w:pPr>
+      <w:r>
+        <w:rPr>
+          <w:rFonts w:ascii="Consolas" w:hAnsi="Consolas"/>
+          <w:color w:val="000000"/>
+          <w:sz w:val="19"/>
+        </w:rPr>
+        <w:t xml:space="preserve">        // Base-class pointer selects different child objects at runtime</w:t>
+      </w:r>
+    </w:p>
+    <w:p>
+      <w:pPr>
+        <w:pStyle w:val="Code0"/>
+        <w:shd w:val="clear" w:color="auto" w:fill="F2F2F2"/>
+        <w:spacing w:after="0" w:line="240" w:lineRule="auto"/>
+        <w:ind w:left="0" w:firstLine="0"/>
+        <w:rPr>
+          <w:rFonts w:ascii="Consolas" w:hAnsi="Consolas"/>
+          <w:color w:val="000000"/>
+          <w:sz w:val="19"/>
+        </w:rPr>
+      </w:pPr>
+      <w:r>
+        <w:rPr>
+          <w:rFonts w:ascii="Consolas" w:hAnsi="Consolas"/>
+          <w:color w:val="000000"/>
+          <w:sz w:val="19"/>
+        </w:rPr>
+        <w:t xml:space="preserve">        Calculator* </w:t>
+      </w:r>
+      <w:proofErr w:type="spellStart"/>
+      <w:r>
+        <w:rPr>
+          <w:rFonts w:ascii="Consolas" w:hAnsi="Consolas"/>
+          <w:color w:val="000000"/>
+          <w:sz w:val="19"/>
+        </w:rPr>
+        <w:t>selectedCalculator</w:t>
+      </w:r>
+      <w:proofErr w:type="spellEnd"/>
+      <w:r>
+        <w:rPr>
+          <w:rFonts w:ascii="Consolas" w:hAnsi="Consolas"/>
+          <w:color w:val="000000"/>
+          <w:sz w:val="19"/>
+        </w:rPr>
+        <w:t xml:space="preserve"> = </w:t>
+      </w:r>
+      <w:proofErr w:type="spellStart"/>
+      <w:r>
+        <w:rPr>
+          <w:rFonts w:ascii="Consolas" w:hAnsi="Consolas"/>
+          <w:color w:val="000000"/>
+          <w:sz w:val="19"/>
+        </w:rPr>
+        <w:t>nullptr</w:t>
+      </w:r>
+      <w:proofErr w:type="spellEnd"/>
+      <w:r>
+        <w:rPr>
+          <w:rFonts w:ascii="Consolas" w:hAnsi="Consolas"/>
+          <w:color w:val="000000"/>
+          <w:sz w:val="19"/>
+        </w:rPr>
+        <w:t>;</w:t>
+      </w:r>
+    </w:p>
+    <w:p>
+      <w:pPr>
+        <w:pStyle w:val="Code0"/>
+        <w:shd w:val="clear" w:color="auto" w:fill="F2F2F2"/>
+        <w:spacing w:after="0" w:line="240" w:lineRule="auto"/>
+        <w:ind w:left="0" w:firstLine="0"/>
+        <w:rPr>
+          <w:rFonts w:ascii="Consolas" w:hAnsi="Consolas"/>
+          <w:color w:val="000000"/>
+          <w:sz w:val="19"/>
+        </w:rPr>
+      </w:pPr>
+      <w:r>
+        <w:rPr>
+          <w:rFonts w:ascii="Consolas" w:hAnsi="Consolas"/>
+          <w:color w:val="000000"/>
+          <w:sz w:val="19"/>
+        </w:rPr>
+        <w:t xml:space="preserve">        switch (choice) {</w:t>
+      </w:r>
+    </w:p>
+    <w:p>
+      <w:pPr>
+        <w:pStyle w:val="Code0"/>
+        <w:shd w:val="clear" w:color="auto" w:fill="F2F2F2"/>
+        <w:spacing w:after="0" w:line="240" w:lineRule="auto"/>
+        <w:ind w:left="0" w:firstLine="0"/>
+        <w:rPr>
+          <w:rFonts w:ascii="Consolas" w:hAnsi="Consolas"/>
+          <w:color w:val="000000"/>
+          <w:sz w:val="19"/>
+        </w:rPr>
+      </w:pPr>
+      <w:r>
+        <w:rPr>
+          <w:rFonts w:ascii="Consolas" w:hAnsi="Consolas"/>
+          <w:color w:val="000000"/>
+          <w:sz w:val="19"/>
+        </w:rPr>
+        <w:t xml:space="preserve">            case 1: </w:t>
+      </w:r>
+      <w:proofErr w:type="spellStart"/>
+      <w:r>
+        <w:rPr>
+          <w:rFonts w:ascii="Consolas" w:hAnsi="Consolas"/>
+          <w:color w:val="000000"/>
+          <w:sz w:val="19"/>
+        </w:rPr>
+        <w:t>selectedCalculator</w:t>
+      </w:r>
+      <w:proofErr w:type="spellEnd"/>
+      <w:r>
+        <w:rPr>
+          <w:rFonts w:ascii="Consolas" w:hAnsi="Consolas"/>
+          <w:color w:val="000000"/>
+          <w:sz w:val="19"/>
+        </w:rPr>
+        <w:t xml:space="preserve"> = &amp;arithmetic; break;</w:t>
+      </w:r>
+    </w:p>
+    <w:p>
+      <w:pPr>
+        <w:pStyle w:val="Code0"/>
+        <w:shd w:val="clear" w:color="auto" w:fill="F2F2F2"/>
+        <w:spacing w:after="0" w:line="240" w:lineRule="auto"/>
+        <w:ind w:left="0" w:firstLine="0"/>
+        <w:rPr>
+          <w:rFonts w:ascii="Consolas" w:hAnsi="Consolas"/>
+          <w:color w:val="000000"/>
+          <w:sz w:val="19"/>
+        </w:rPr>
+      </w:pPr>
+      <w:r>
+        <w:rPr>
+          <w:rFonts w:ascii="Consolas" w:hAnsi="Consolas"/>
+          <w:color w:val="000000"/>
+          <w:sz w:val="19"/>
+        </w:rPr>
+        <w:t xml:space="preserve">            case 2: </w:t>
+      </w:r>
+      <w:proofErr w:type="spellStart"/>
+      <w:r>
+        <w:rPr>
+          <w:rFonts w:ascii="Consolas" w:hAnsi="Consolas"/>
+          <w:color w:val="000000"/>
+          <w:sz w:val="19"/>
+        </w:rPr>
+        <w:t>selectedCalculator</w:t>
+      </w:r>
+      <w:proofErr w:type="spellEnd"/>
+      <w:r>
+        <w:rPr>
+          <w:rFonts w:ascii="Consolas" w:hAnsi="Consolas"/>
+          <w:color w:val="000000"/>
+          <w:sz w:val="19"/>
+        </w:rPr>
+        <w:t xml:space="preserve"> = &amp;</w:t>
+      </w:r>
+      <w:proofErr w:type="spellStart"/>
+      <w:r>
+        <w:rPr>
+          <w:rFonts w:ascii="Consolas" w:hAnsi="Consolas"/>
+          <w:color w:val="000000"/>
+          <w:sz w:val="19"/>
+        </w:rPr>
+        <w:t>bmi</w:t>
+      </w:r>
+      <w:proofErr w:type="spellEnd"/>
+      <w:r>
+        <w:rPr>
+          <w:rFonts w:ascii="Consolas" w:hAnsi="Consolas"/>
+          <w:color w:val="000000"/>
+          <w:sz w:val="19"/>
+        </w:rPr>
+        <w:t>; break;</w:t>
+      </w:r>
+    </w:p>
+    <w:p>
+      <w:pPr>
+        <w:pStyle w:val="Code0"/>
+        <w:shd w:val="clear" w:color="auto" w:fill="F2F2F2"/>
+        <w:spacing w:after="0" w:line="240" w:lineRule="auto"/>
+        <w:ind w:left="0" w:firstLine="0"/>
+        <w:rPr>
+          <w:rFonts w:ascii="Consolas" w:hAnsi="Consolas"/>
+          <w:color w:val="000000"/>
+          <w:sz w:val="19"/>
+        </w:rPr>
+      </w:pPr>
+      <w:r>
+        <w:rPr>
+          <w:rFonts w:ascii="Consolas" w:hAnsi="Consolas"/>
+          <w:color w:val="000000"/>
+          <w:sz w:val="19"/>
+        </w:rPr>
+        <w:t xml:space="preserve">            case 3: </w:t>
+      </w:r>
+      <w:proofErr w:type="spellStart"/>
+      <w:r>
+        <w:rPr>
+          <w:rFonts w:ascii="Consolas" w:hAnsi="Consolas"/>
+          <w:color w:val="000000"/>
+          <w:sz w:val="19"/>
+        </w:rPr>
+        <w:t>selectedCalculator</w:t>
+      </w:r>
+      <w:proofErr w:type="spellEnd"/>
+      <w:r>
+        <w:rPr>
+          <w:rFonts w:ascii="Consolas" w:hAnsi="Consolas"/>
+          <w:color w:val="000000"/>
+          <w:sz w:val="19"/>
+        </w:rPr>
+        <w:t xml:space="preserve"> = &amp;loan; break;</w:t>
+      </w:r>
+    </w:p>
+    <w:p>
+      <w:pPr>
+        <w:pStyle w:val="Code0"/>
+        <w:shd w:val="clear" w:color="auto" w:fill="F2F2F2"/>
+        <w:spacing w:after="0" w:line="240" w:lineRule="auto"/>
+        <w:ind w:left="0" w:firstLine="0"/>
+        <w:rPr>
+          <w:rFonts w:ascii="Consolas" w:hAnsi="Consolas"/>
+          <w:color w:val="000000"/>
+          <w:sz w:val="19"/>
+        </w:rPr>
+      </w:pPr>
+      <w:r>
+        <w:rPr>
+          <w:rFonts w:ascii="Consolas" w:hAnsi="Consolas"/>
+          <w:color w:val="000000"/>
+          <w:sz w:val="19"/>
+        </w:rPr>
+        <w:t xml:space="preserve">            case 4: </w:t>
+      </w:r>
+      <w:proofErr w:type="spellStart"/>
+      <w:r>
+        <w:rPr>
+          <w:rFonts w:ascii="Consolas" w:hAnsi="Consolas"/>
+          <w:color w:val="000000"/>
+          <w:sz w:val="19"/>
+        </w:rPr>
+        <w:t>selectedCalculator</w:t>
+      </w:r>
+      <w:proofErr w:type="spellEnd"/>
+      <w:r>
+        <w:rPr>
+          <w:rFonts w:ascii="Consolas" w:hAnsi="Consolas"/>
+          <w:color w:val="000000"/>
+          <w:sz w:val="19"/>
+        </w:rPr>
+        <w:t xml:space="preserve"> = &amp;academic; break;</w:t>
+      </w:r>
+    </w:p>
+    <w:p>
+      <w:pPr>
+        <w:pStyle w:val="Code0"/>
+        <w:shd w:val="clear" w:color="auto" w:fill="F2F2F2"/>
+        <w:spacing w:after="0" w:line="240" w:lineRule="auto"/>
+        <w:ind w:left="0" w:firstLine="0"/>
+        <w:rPr>
+          <w:rFonts w:ascii="Consolas" w:hAnsi="Consolas"/>
+          <w:color w:val="000000"/>
+          <w:sz w:val="19"/>
+        </w:rPr>
+      </w:pPr>
+      <w:r>
+        <w:rPr>
+          <w:rFonts w:ascii="Consolas" w:hAnsi="Consolas"/>
+          <w:color w:val="000000"/>
+          <w:sz w:val="19"/>
+        </w:rPr>
+        <w:t xml:space="preserve">            case 0:</w:t>
+      </w:r>
+    </w:p>
+    <w:p>
+      <w:pPr>
+        <w:pStyle w:val="Code0"/>
+        <w:shd w:val="clear" w:color="auto" w:fill="F2F2F2"/>
+        <w:spacing w:after="0" w:line="240" w:lineRule="auto"/>
+        <w:ind w:left="0" w:firstLine="0"/>
+        <w:rPr>
+          <w:rFonts w:ascii="Consolas" w:hAnsi="Consolas"/>
+          <w:color w:val="000000"/>
+          <w:sz w:val="19"/>
+        </w:rPr>
+      </w:pPr>
+      <w:r>
+        <w:rPr>
+          <w:rFonts w:ascii="Consolas" w:hAnsi="Consolas"/>
+          <w:color w:val="000000"/>
+          <w:sz w:val="19"/>
+        </w:rPr>
+        <w:t xml:space="preserve">                </w:t>
+      </w:r>
+      <w:proofErr w:type="spellStart"/>
+      <w:r>
+        <w:rPr>
+          <w:rFonts w:ascii="Consolas" w:hAnsi="Consolas"/>
+          <w:color w:val="000000"/>
+          <w:sz w:val="19"/>
+        </w:rPr>
+        <w:t>cout</w:t>
+      </w:r>
+      <w:proofErr w:type="spellEnd"/>
+      <w:r>
+        <w:rPr>
+          <w:rFonts w:ascii="Consolas" w:hAnsi="Consolas"/>
+          <w:color w:val="000000"/>
+          <w:sz w:val="19"/>
+        </w:rPr>
+        <w:t xml:space="preserve"> &lt;&lt; "Thank you for using </w:t>
+      </w:r>
+      <w:proofErr w:type="spellStart"/>
+      <w:r>
+        <w:rPr>
+          <w:rFonts w:ascii="Consolas" w:hAnsi="Consolas"/>
+          <w:color w:val="000000"/>
+          <w:sz w:val="19"/>
+        </w:rPr>
+        <w:t>CalGen</w:t>
+      </w:r>
+      <w:proofErr w:type="spellEnd"/>
+      <w:r>
+        <w:rPr>
+          <w:rFonts w:ascii="Consolas" w:hAnsi="Consolas"/>
+          <w:color w:val="000000"/>
+          <w:sz w:val="19"/>
+        </w:rPr>
+        <w:t xml:space="preserve">. </w:t>
+      </w:r>
+      <w:proofErr w:type="gramStart"/>
+      <w:r>
+        <w:rPr>
+          <w:rFonts w:ascii="Consolas" w:hAnsi="Consolas"/>
+          <w:color w:val="000000"/>
+          <w:sz w:val="19"/>
+        </w:rPr>
+        <w:t>Goodbye!\</w:t>
+      </w:r>
+      <w:proofErr w:type="gramEnd"/>
+      <w:r>
+        <w:rPr>
+          <w:rFonts w:ascii="Consolas" w:hAnsi="Consolas"/>
+          <w:color w:val="000000"/>
+          <w:sz w:val="19"/>
+        </w:rPr>
+        <w:t>n";</w:t>
+      </w:r>
+    </w:p>
+    <w:p>
+      <w:pPr>
+        <w:pStyle w:val="Code0"/>
+        <w:shd w:val="clear" w:color="auto" w:fill="F2F2F2"/>
+        <w:spacing w:after="0" w:line="240" w:lineRule="auto"/>
+        <w:ind w:left="0" w:firstLine="0"/>
+        <w:rPr>
+          <w:rFonts w:ascii="Consolas" w:hAnsi="Consolas"/>
+          <w:color w:val="000000"/>
+          <w:sz w:val="19"/>
+        </w:rPr>
+      </w:pPr>
+      <w:r>
+        <w:rPr>
+          <w:rFonts w:ascii="Consolas" w:hAnsi="Consolas"/>
+          <w:color w:val="000000"/>
+          <w:sz w:val="19"/>
+        </w:rPr>
+        <w:t xml:space="preserve">                break;</w:t>
+      </w:r>
+    </w:p>
+    <w:p>
+      <w:pPr>
+        <w:pStyle w:val="Code0"/>
+        <w:shd w:val="clear" w:color="auto" w:fill="F2F2F2"/>
+        <w:spacing w:after="0" w:line="240" w:lineRule="auto"/>
+        <w:ind w:left="0" w:firstLine="0"/>
+        <w:rPr>
+          <w:rFonts w:ascii="Consolas" w:hAnsi="Consolas"/>
+          <w:color w:val="000000"/>
+          <w:sz w:val="19"/>
+        </w:rPr>
+      </w:pPr>
+      <w:r>
+        <w:rPr>
+          <w:rFonts w:ascii="Consolas" w:hAnsi="Consolas"/>
+          <w:color w:val="000000"/>
+          <w:sz w:val="19"/>
+        </w:rPr>
+        <w:t xml:space="preserve">            default:</w:t>
+      </w:r>
+    </w:p>
+    <w:p>
+      <w:pPr>
+        <w:pStyle w:val="Code0"/>
+        <w:shd w:val="clear" w:color="auto" w:fill="F2F2F2"/>
+        <w:spacing w:after="0" w:line="240" w:lineRule="auto"/>
+        <w:ind w:left="0" w:firstLine="0"/>
+        <w:rPr>
+          <w:rFonts w:ascii="Consolas" w:hAnsi="Consolas"/>
+          <w:color w:val="000000"/>
+          <w:sz w:val="19"/>
+        </w:rPr>
+      </w:pPr>
+      <w:r>
+        <w:rPr>
+          <w:rFonts w:ascii="Consolas" w:hAnsi="Consolas"/>
+          <w:color w:val="000000"/>
+          <w:sz w:val="19"/>
+        </w:rPr>
+        <w:t xml:space="preserve">                </w:t>
+      </w:r>
+      <w:proofErr w:type="spellStart"/>
+      <w:r>
+        <w:rPr>
+          <w:rFonts w:ascii="Consolas" w:hAnsi="Consolas"/>
+          <w:color w:val="000000"/>
+          <w:sz w:val="19"/>
+        </w:rPr>
+        <w:t>cout</w:t>
+      </w:r>
+      <w:proofErr w:type="spellEnd"/>
+      <w:r>
+        <w:rPr>
+          <w:rFonts w:ascii="Consolas" w:hAnsi="Consolas"/>
+          <w:color w:val="000000"/>
+          <w:sz w:val="19"/>
+        </w:rPr>
+        <w:t xml:space="preserve"> &lt;&lt; "Invalid choice. Please select 0, 1, 2, 3, or 4.\n";</w:t>
+      </w:r>
+    </w:p>
+    <w:p>
+      <w:pPr>
+        <w:pStyle w:val="Code0"/>
+        <w:shd w:val="clear" w:color="auto" w:fill="F2F2F2"/>
+        <w:spacing w:after="0" w:line="240" w:lineRule="auto"/>
+        <w:ind w:left="0" w:firstLine="0"/>
+        <w:rPr>
+          <w:rFonts w:ascii="Consolas" w:hAnsi="Consolas"/>
+          <w:color w:val="000000"/>
+          <w:sz w:val="19"/>
+        </w:rPr>
+      </w:pPr>
+      <w:r>
+        <w:rPr>
+          <w:rFonts w:ascii="Consolas" w:hAnsi="Consolas"/>
+          <w:color w:val="000000"/>
+          <w:sz w:val="19"/>
+        </w:rPr>
+        <w:t xml:space="preserve">        }</w:t>
+      </w:r>
+    </w:p>
+    <w:p>
+      <w:pPr>
+        <w:pStyle w:val="Code0"/>
+        <w:shd w:val="clear" w:color="auto" w:fill="F2F2F2"/>
+        <w:spacing w:after="0" w:line="240" w:lineRule="auto"/>
+        <w:ind w:left="0" w:firstLine="0"/>
+        <w:rPr>
+          <w:rFonts w:ascii="Consolas" w:hAnsi="Consolas"/>
+          <w:color w:val="000000"/>
+          <w:sz w:val="19"/>
+        </w:rPr>
+      </w:pPr>
+      <w:r>
+        <w:rPr>
+          <w:rFonts w:ascii="Consolas" w:hAnsi="Consolas"/>
+          <w:color w:val="000000"/>
+          <w:sz w:val="19"/>
+        </w:rPr>
+        <w:t xml:space="preserve">        // Runtime polymorphism: dispatch to selected calculator</w:t>
+      </w:r>
+    </w:p>
+    <w:p>
+      <w:pPr>
+        <w:pStyle w:val="Code0"/>
+        <w:shd w:val="clear" w:color="auto" w:fill="F2F2F2"/>
+        <w:spacing w:after="0" w:line="240" w:lineRule="auto"/>
+        <w:ind w:left="0" w:firstLine="0"/>
+        <w:rPr>
+          <w:rFonts w:ascii="Consolas" w:hAnsi="Consolas"/>
+          <w:color w:val="000000"/>
+          <w:sz w:val="19"/>
+        </w:rPr>
+      </w:pPr>
+      <w:r>
+        <w:rPr>
+          <w:rFonts w:ascii="Consolas" w:hAnsi="Consolas"/>
+          <w:color w:val="000000"/>
+          <w:sz w:val="19"/>
+        </w:rPr>
+        <w:t xml:space="preserve">        if (</w:t>
+      </w:r>
+      <w:proofErr w:type="spellStart"/>
+      <w:proofErr w:type="gramStart"/>
+      <w:r>
+        <w:rPr>
+          <w:rFonts w:ascii="Consolas" w:hAnsi="Consolas"/>
+          <w:color w:val="000000"/>
+          <w:sz w:val="19"/>
+        </w:rPr>
+        <w:t>selectedCalculator</w:t>
+      </w:r>
+      <w:proofErr w:type="spellEnd"/>
+      <w:r>
+        <w:rPr>
+          <w:rFonts w:ascii="Consolas" w:hAnsi="Consolas"/>
+          <w:color w:val="000000"/>
+          <w:sz w:val="19"/>
+        </w:rPr>
+        <w:t xml:space="preserve"> !</w:t>
+      </w:r>
+      <w:proofErr w:type="gramEnd"/>
+      <w:r>
+        <w:rPr>
+          <w:rFonts w:ascii="Consolas" w:hAnsi="Consolas"/>
+          <w:color w:val="000000"/>
+          <w:sz w:val="19"/>
+        </w:rPr>
+        <w:t xml:space="preserve">= </w:t>
+      </w:r>
+      <w:proofErr w:type="spellStart"/>
+      <w:r>
+        <w:rPr>
+          <w:rFonts w:ascii="Consolas" w:hAnsi="Consolas"/>
+          <w:color w:val="000000"/>
+          <w:sz w:val="19"/>
+        </w:rPr>
+        <w:t>nullptr</w:t>
+      </w:r>
+      <w:proofErr w:type="spellEnd"/>
+      <w:r>
+        <w:rPr>
+          <w:rFonts w:ascii="Consolas" w:hAnsi="Consolas"/>
+          <w:color w:val="000000"/>
+          <w:sz w:val="19"/>
+        </w:rPr>
+        <w:t>) {</w:t>
+      </w:r>
+    </w:p>
+    <w:p>
+      <w:pPr>
+        <w:pStyle w:val="Code0"/>
+        <w:shd w:val="clear" w:color="auto" w:fill="F2F2F2"/>
+        <w:spacing w:after="0" w:line="240" w:lineRule="auto"/>
+        <w:ind w:left="0" w:firstLine="0"/>
+        <w:rPr>
+          <w:rFonts w:ascii="Consolas" w:hAnsi="Consolas"/>
+          <w:color w:val="000000"/>
+          <w:sz w:val="19"/>
+        </w:rPr>
+      </w:pPr>
+      <w:r>
+        <w:rPr>
+          <w:rFonts w:ascii="Consolas" w:hAnsi="Consolas"/>
+          <w:color w:val="000000"/>
+          <w:sz w:val="19"/>
+        </w:rPr>
         <w:t xml:space="preserve">            </w:t>
       </w:r>
       <w:proofErr w:type="spellStart"/>
       <w:r>
-        <w:t>cin.ignore</w:t>
+        <w:rPr>
+          <w:rFonts w:ascii="Consolas" w:hAnsi="Consolas"/>
+          <w:color w:val="000000"/>
+          <w:sz w:val="19"/>
+        </w:rPr>
+        <w:t>selectedCalculator</w:t>
       </w:r>
       <w:proofErr w:type="spellEnd"/>
       <w:r>
-        <w:t>(10000, '\n');</w:t>
-      </w:r>
-    </w:p>
-    <w:p>
-      <w:pPr>
-        <w:pStyle w:val="Code0"/>
-      </w:pPr>
-      <w:r>
-        <w:t xml:space="preserve">            cout &lt;&lt; "Error: Invalid numeric input.\n";</w:t>
-      </w:r>
-    </w:p>
-    <w:p>
-      <w:pPr>
-        <w:pStyle w:val="Code0"/>
-      </w:pPr>
-      <w:r>
-        <w:t xml:space="preserve">            return;</w:t>
-      </w:r>
-    </w:p>
-    <w:p>
-      <w:pPr>
-        <w:pStyle w:val="Code0"/>
-      </w:pPr>
-      <w:r>
+        <w:rPr>
+          <w:rFonts w:ascii="Consolas" w:hAnsi="Consolas"/>
+          <w:color w:val="000000"/>
+          <w:sz w:val="19"/>
+        </w:rPr>
+        <w:t>-&gt;</w:t>
+      </w:r>
+      <w:proofErr w:type="gramStart"/>
+      <w:r>
+        <w:rPr>
+          <w:rFonts w:ascii="Consolas" w:hAnsi="Consolas"/>
+          <w:color w:val="000000"/>
+          <w:sz w:val="19"/>
+        </w:rPr>
+        <w:t>calculate(</w:t>
+      </w:r>
+      <w:proofErr w:type="gramEnd"/>
+      <w:r>
+        <w:rPr>
+          <w:rFonts w:ascii="Consolas" w:hAnsi="Consolas"/>
+          <w:color w:val="000000"/>
+          <w:sz w:val="19"/>
+        </w:rPr>
+        <w:t>);</w:t>
+      </w:r>
+    </w:p>
+    <w:p>
+      <w:pPr>
+        <w:pStyle w:val="Code0"/>
+        <w:shd w:val="clear" w:color="auto" w:fill="F2F2F2"/>
+        <w:spacing w:after="0" w:line="240" w:lineRule="auto"/>
+        <w:ind w:left="0" w:firstLine="0"/>
+        <w:rPr>
+          <w:rFonts w:ascii="Consolas" w:hAnsi="Consolas"/>
+          <w:color w:val="000000"/>
+          <w:sz w:val="19"/>
+        </w:rPr>
+      </w:pPr>
+      <w:r>
+        <w:rPr>
+          <w:rFonts w:ascii="Consolas" w:hAnsi="Consolas"/>
+          <w:color w:val="000000"/>
+          <w:sz w:val="19"/>
+        </w:rPr>
         <w:t xml:space="preserve">        }</w:t>
       </w:r>
     </w:p>
     <w:p>
       <w:pPr>
         <w:pStyle w:val="Code0"/>
-      </w:pPr>
-      <w:r>
-        <w:t xml:space="preserve">       </w:t>
-      </w:r>
-      <w:r>
-        <w:t>switch (op) {</w:t>
-      </w:r>
-    </w:p>
-    <w:p>
-      <w:pPr>
-        <w:pStyle w:val="Code0"/>
-      </w:pPr>
-      <w:r>
-        <w:t xml:space="preserve">            case '+':</w:t>
-      </w:r>
-      <w:r>
-        <w:t xml:space="preserve">    </w:t>
-      </w:r>
-      <w:r>
-        <w:t>showResult("Sum", a + b);</w:t>
-      </w:r>
-      <w:r>
-        <w:t xml:space="preserve">    </w:t>
-      </w:r>
-      <w:r>
-        <w:t>break;</w:t>
-      </w:r>
-    </w:p>
-    <w:p>
-      <w:pPr>
-        <w:pStyle w:val="Code0"/>
-      </w:pPr>
-      <w:r>
-        <w:t xml:space="preserve">            </w:t>
-      </w:r>
-      <w:r>
-        <w:t>case '-':</w:t>
-      </w:r>
-      <w:r>
-        <w:t xml:space="preserve">     </w:t>
-      </w:r>
-      <w:r>
-        <w:t>showResult("Difference", a - b);</w:t>
-      </w:r>
-      <w:r>
-        <w:t xml:space="preserve">    </w:t>
-      </w:r>
-      <w:r>
-        <w:t>break;</w:t>
-      </w:r>
-    </w:p>
-    <w:p>
-      <w:pPr>
-        <w:pStyle w:val="Code0"/>
-      </w:pPr>
-    </w:p>
-    <w:p>
-      <w:pPr>
-        <w:pStyle w:val="Code0"/>
-      </w:pPr>
-      <w:r>
-        <w:lastRenderedPageBreak/>
-        <w:t xml:space="preserve">            case '*':</w:t>
-      </w:r>
-      <w:r>
-        <w:t xml:space="preserve">    </w:t>
-      </w:r>
-      <w:r>
-        <w:t>showResult("Product", a * b);</w:t>
-      </w:r>
-      <w:r>
-        <w:t xml:space="preserve">    </w:t>
-      </w:r>
-      <w:r>
-        <w:t>break;</w:t>
-      </w:r>
-    </w:p>
-    <w:p>
-      <w:pPr>
-        <w:pStyle w:val="Code0"/>
-      </w:pPr>
-      <w:r>
-        <w:t xml:space="preserve">            </w:t>
-      </w:r>
-      <w:r>
-        <w:t>case '/':</w:t>
-      </w:r>
-    </w:p>
-    <w:p>
-      <w:pPr>
-        <w:pStyle w:val="Code0"/>
-      </w:pPr>
-      <w:r>
-        <w:t xml:space="preserve">                if (b == 0) {</w:t>
-      </w:r>
-    </w:p>
-    <w:p>
-      <w:pPr>
-        <w:pStyle w:val="Code0"/>
-      </w:pPr>
-      <w:r>
-        <w:t xml:space="preserve">                    cout &lt;&lt; "Error: Cannot divide by zero.\n";</w:t>
-      </w:r>
-    </w:p>
-    <w:p>
-      <w:pPr>
-        <w:pStyle w:val="Code0"/>
-      </w:pPr>
-      <w:r>
-        <w:t xml:space="preserve">                } else {</w:t>
-      </w:r>
-    </w:p>
-    <w:p>
-      <w:pPr>
-        <w:pStyle w:val="Code0"/>
-      </w:pPr>
-      <w:r>
-        <w:t xml:space="preserve">                    showResult("Quotient", a / b);</w:t>
-      </w:r>
-    </w:p>
-    <w:p>
-      <w:pPr>
-        <w:pStyle w:val="Code0"/>
-      </w:pPr>
-      <w:r>
-        <w:t xml:space="preserve">                }</w:t>
-      </w:r>
-    </w:p>
-    <w:p>
-      <w:pPr>
-        <w:pStyle w:val="Code0"/>
-      </w:pPr>
-      <w:r>
-        <w:t xml:space="preserve">                break;</w:t>
-      </w:r>
-    </w:p>
-    <w:p>
-      <w:pPr>
-        <w:pStyle w:val="Code0"/>
-        <w:ind w:left="0" w:firstLine="0"/>
-      </w:pPr>
-      <w:r>
-        <w:t xml:space="preserve">                     </w:t>
-      </w:r>
-      <w:r>
-        <w:t>default:</w:t>
-      </w:r>
-    </w:p>
-    <w:p>
-      <w:pPr>
-        <w:pStyle w:val="Code0"/>
-      </w:pPr>
-      <w:r>
-        <w:t xml:space="preserve">                cout &lt;&lt; "Error: Unsupported operator </w:t>
-      </w:r>
-      <w:r>
-        <w:t>“</w:t>
-      </w:r>
-      <w:r>
-        <w:t>&lt;&lt; op &lt;&lt; "'.\n";</w:t>
-      </w:r>
-    </w:p>
-    <w:p>
-      <w:pPr>
-        <w:pStyle w:val="Code0"/>
-      </w:pPr>
-      <w:r>
-        <w:t xml:space="preserve">        }</w:t>
-      </w:r>
-    </w:p>
-    <w:p>
-      <w:pPr>
-        <w:pStyle w:val="Code0"/>
-      </w:pPr>
-      <w:r>
-        <w:t xml:space="preserve">    }</w:t>
-      </w:r>
-    </w:p>
-    <w:p>
-      <w:pPr>
-        <w:pStyle w:val="Code0"/>
-      </w:pPr>
-      <w:r>
-        <w:t>};</w:t>
-      </w:r>
-    </w:p>
-    <w:p>
-      <w:pPr>
-        <w:jc w:val="left"/>
-        <w:rPr>
-          <w:b/>
-          <w:bCs/>
-        </w:rPr>
-      </w:pPr>
-      <w:r>
-        <w:rPr>
-          <w:b/>
-          <w:bCs/>
-        </w:rPr>
-        <w:t>Working</w:t>
-      </w:r>
-    </w:p>
-    <w:p>
-      <w:pPr>
-        <w:jc w:val="left"/>
-      </w:pPr>
-      <w:r>
-        <w:t>The user enters two numbers and an operator.</w:t>
-      </w:r>
-      <w:r>
-        <w:t xml:space="preserve"> </w:t>
-      </w:r>
-      <w:r>
-        <w:t>The switch statement determines the requested operation.</w:t>
-      </w:r>
-      <w:r>
-        <w:t xml:space="preserve"> </w:t>
-      </w:r>
-      <w:r>
-        <w:t>For division, the program checks:</w:t>
-      </w:r>
-      <w:r>
-        <w:t xml:space="preserve">     </w:t>
-      </w:r>
-      <w:r>
-        <w:rPr>
-          <w:rStyle w:val="CodeChar"/>
-        </w:rPr>
-        <w:t>if (b == 0)</w:t>
-      </w:r>
-      <w:r>
-        <w:t xml:space="preserve">      </w:t>
-      </w:r>
-      <w:r>
-        <w:t>before performing the calculation.</w:t>
-      </w:r>
-      <w:r>
-        <w:t xml:space="preserve"> </w:t>
-      </w:r>
-      <w:r>
-        <w:t>This prevents division by zero.</w:t>
-      </w:r>
-    </w:p>
-    <w:p>
-      <w:pPr>
-        <w:jc w:val="left"/>
-      </w:pPr>
-    </w:p>
-    <w:p>
-      <w:pPr>
-        <w:spacing w:after="160" w:line="278" w:lineRule="auto"/>
-        <w:ind w:left="0" w:firstLine="0"/>
-        <w:jc w:val="left"/>
-      </w:pPr>
-      <w:r>
-        <w:br w:type="page"/>
-      </w:r>
-    </w:p>
-    <w:p>
-      <w:pPr>
-        <w:jc w:val="left"/>
-      </w:pPr>
-    </w:p>
-    <w:p>
-      <w:pPr>
-        <w:spacing w:after="160" w:line="278" w:lineRule="auto"/>
-        <w:ind w:left="0" w:firstLine="0"/>
-        <w:jc w:val="left"/>
-      </w:pPr>
-      <w:r>
-        <w:br w:type="page"/>
-      </w:r>
-    </w:p>
-    <w:p>
-      <w:pPr>
-        <w:jc w:val="left"/>
-      </w:pPr>
-    </w:p>
-    <w:p>
-      <w:pPr>
-        <w:spacing w:after="160" w:line="278" w:lineRule="auto"/>
-        <w:ind w:left="0" w:firstLine="0"/>
-        <w:jc w:val="left"/>
-      </w:pPr>
-      <w:r>
-        <w:br w:type="page"/>
+        <w:shd w:val="clear" w:color="auto" w:fill="F2F2F2"/>
+        <w:spacing w:after="0" w:line="240" w:lineRule="auto"/>
+        <w:ind w:left="0" w:firstLine="0"/>
+        <w:rPr>
+          <w:rFonts w:ascii="Consolas" w:hAnsi="Consolas"/>
+          <w:color w:val="000000"/>
+          <w:sz w:val="19"/>
+        </w:rPr>
+      </w:pPr>
+      <w:r>
+        <w:rPr>
+          <w:rFonts w:ascii="Consolas" w:hAnsi="Consolas"/>
+          <w:color w:val="000000"/>
+          <w:sz w:val="19"/>
+        </w:rPr>
+        <w:t xml:space="preserve">    } while (</w:t>
+      </w:r>
+      <w:proofErr w:type="gramStart"/>
+      <w:r>
+        <w:rPr>
+          <w:rFonts w:ascii="Consolas" w:hAnsi="Consolas"/>
+          <w:color w:val="000000"/>
+          <w:sz w:val="19"/>
+        </w:rPr>
+        <w:t>choice !</w:t>
+      </w:r>
+      <w:proofErr w:type="gramEnd"/>
+      <w:r>
+        <w:rPr>
+          <w:rFonts w:ascii="Consolas" w:hAnsi="Consolas"/>
+          <w:color w:val="000000"/>
+          <w:sz w:val="19"/>
+        </w:rPr>
+        <w:t>= 0);</w:t>
+      </w:r>
+    </w:p>
+    <w:p>
+      <w:pPr>
+        <w:pStyle w:val="Code0"/>
+        <w:shd w:val="clear" w:color="auto" w:fill="F2F2F2"/>
+        <w:spacing w:after="0" w:line="240" w:lineRule="auto"/>
+        <w:ind w:left="0" w:firstLine="0"/>
+        <w:rPr>
+          <w:rFonts w:ascii="Consolas" w:hAnsi="Consolas"/>
+          <w:color w:val="000000"/>
+          <w:sz w:val="19"/>
+        </w:rPr>
+      </w:pPr>
+      <w:r>
+        <w:rPr>
+          <w:rFonts w:ascii="Consolas" w:hAnsi="Consolas"/>
+          <w:color w:val="000000"/>
+          <w:sz w:val="19"/>
+        </w:rPr>
+        <w:t xml:space="preserve">    return 0;</w:t>
+      </w:r>
+    </w:p>
+    <w:p>
+      <w:pPr>
+        <w:pStyle w:val="Code0"/>
+        <w:shd w:val="clear" w:color="auto" w:fill="F2F2F2"/>
+        <w:spacing w:after="0" w:line="240" w:lineRule="auto"/>
+        <w:ind w:left="0" w:firstLine="0"/>
+        <w:rPr>
+          <w:rFonts w:ascii="Consolas" w:hAnsi="Consolas"/>
+          <w:color w:val="000000"/>
+          <w:sz w:val="19"/>
+        </w:rPr>
+      </w:pPr>
+      <w:r>
+        <w:rPr>
+          <w:rFonts w:ascii="Consolas" w:hAnsi="Consolas"/>
+          <w:color w:val="000000"/>
+          <w:sz w:val="19"/>
+        </w:rPr>
+        <w:t>}</w:t>
       </w:r>
     </w:p>
     <w:p>
@@ -10538,7 +17330,7 @@
           <w:szCs w:val="20"/>
         </w:rPr>
         <w:pict w14:anchorId="43FF7DA4">
-          <v:rect id="_x0000_i1059" style="width:0;height:1.5pt" o:hralign="center" o:hrstd="t" o:hr="t" fillcolor="#a0a0a0" stroked="f"/>
+          <v:rect id="_x0000_i1034" style="width:0;height:1.5pt" o:hralign="center" o:hrstd="t" o:hr="t" fillcolor="#a0a0a0" stroked="f"/>
         </w:pict>
       </w:r>
     </w:p>
@@ -10776,7 +17568,7 @@
       </w:pPr>
     </w:p>
     <w:sectPr>
-      <w:footerReference w:type="default" r:id="rId10"/>
+      <w:footerReference w:type="default" r:id="rId12"/>
       <w:pgSz w:w="12240" w:h="15840"/>
       <w:pgMar w:top="1440" w:right="1440" w:bottom="1440" w:left="1440" w:header="720" w:footer="720" w:gutter="0"/>
       <w:cols w:space="720"/>
@@ -14847,4 +21639,26 @@
     </a:ext>
   </a:extLst>
 </a:theme>
+</file>
+
+<file path=word/webextensions/taskpanes.xml><?xml version="1.0" encoding="utf-8"?>
+<wetp:taskpanes xmlns:wetp="http://schemas.microsoft.com/office/webextensions/taskpanes/2010/11">
+  <wetp:taskpane dockstate="right" visibility="0" width="438" row="0">
+    <wetp:webextensionref xmlns:r="http://schemas.openxmlformats.org/officeDocument/2006/relationships" r:id="rId1"/>
+  </wetp:taskpane>
+</wetp:taskpanes>
+</file>
+
+<file path=word/webextensions/webextension1.xml><?xml version="1.0" encoding="utf-8"?>
+<we:webextension xmlns:we="http://schemas.microsoft.com/office/webextensions/webextension/2010/11" id="{62CEAB9A-9EC2-41DA-BBBE-EACCD674FA95}">
+  <we:reference id="wa200010215" version="2.0.0.1" store="en-GB" storeType="OMEX"/>
+  <we:alternateReferences>
+    <we:reference id="wa200010215" version="2.0.0.1" store="wa200010215" storeType="OMEX"/>
+  </we:alternateReferences>
+  <we:properties>
+    <we:property name="bps.codex_control.document_id" value="&quot;0f26f022-4dc8-4780-87ea-fef6145b1ddc&quot;"/>
+  </we:properties>
+  <we:bindings/>
+  <we:snapshot xmlns:r="http://schemas.openxmlformats.org/officeDocument/2006/relationships"/>
+</we:webextension>
 </file>